--- a/reports/ПР_4_Требования_к_ИС.docx
+++ b/reports/ПР_4_Требования_к_ИС.docx
@@ -1866,7 +1866,7 @@
                 <w:i w:val="0"/>
                 <w:sz w:val="24"/>
               </w:rPr>
-              <w:t>– Обучение модели прогноза</w:t>
+              <w:t>– Настройка модели прогноза</w:t>
             </w:r>
           </w:p>
           <w:p>
@@ -4697,7 +4697,7 @@
                 <w:i w:val="0"/>
                 <w:sz w:val="24"/>
               </w:rPr>
-              <w:t>Версия модели машинного обучения</w:t>
+              <w:t>Версия статистической модели прогнозирования</w:t>
             </w:r>
           </w:p>
         </w:tc>
@@ -6417,7 +6417,7 @@
                 <w:i w:val="0"/>
                 <w:sz w:val="24"/>
               </w:rPr>
-              <w:t>Аналитик должен иметь возможность переобучить модель прогноза и сравнить её точность с действующей</w:t>
+              <w:t>Аналитик должен иметь возможность пересчитать параметры модели прогноза и сравнить её точность с действующей</w:t>
             </w:r>
           </w:p>
         </w:tc>
@@ -9750,7 +9750,7 @@
           <w:i w:val="0"/>
           <w:sz w:val="28"/>
         </w:rPr>
-        <w:t>Назначение: планирование процессов закупки и продажи цветочной продукции на основе партионного учёта и прогнозирования спроса методами машинного обучения.</w:t>
+        <w:t>Назначение: планирование процессов закупки и продажи цветочной продукции на основе партионного учёта и статистического прогнозирования спроса.</w:t>
       </w:r>
     </w:p>
     <w:p>
@@ -9844,7 +9844,7 @@
           <w:i w:val="0"/>
           <w:sz w:val="28"/>
         </w:rPr>
-        <w:t>– математическое обеспечение — модели прогнозирования временных рядов (сезонная наивная модель, Хольт–Уинтерс, метод Кростона, градиентный бустинг), квантильная регрессия, модель «продавца газет» для расчёта заказа, метрики WAPE и bias;</w:t>
+        <w:t>– математическое обеспечение — модели прогнозирования временных рядов (сезонная наивная модель, Хольт–Уинтерс, метод Кростона), оценка квантилей по распределению ошибок прогноза, модель «продавца газет» для расчёта заказа, метрики WAPE и bias;</w:t>
       </w:r>
     </w:p>
     <w:p>
@@ -10061,160 +10061,6 @@
           <w:sz w:val="28"/>
         </w:rPr>
         <w:t>Разработана информационная модель системы, на её основе сформулированы 14 пользовательских и 17 функциональных системных требований, а также требования к архитектуре, оборудованию, параметрам, программному интерфейсу, структуре (масштабируемость, распределённость, модульность, открытость) и интеграции. Проведена аттестация требований, по её результатам требования скорректированы. Составлено техническое задание на создание системы в соответствии с ГОСТ 34.602-89.</w:t>
-      </w:r>
-    </w:p>
-    <w:p>
-      <w:pPr>
-        <w:pStyle w:val="Heading1"/>
-      </w:pPr>
-      <w:r>
-        <w:rPr>
-          <w:rFonts w:ascii="Times New Roman" w:hAnsi="Times New Roman" w:cs="Times New Roman" w:eastAsia="Times New Roman"/>
-          <w:b/>
-          <w:i w:val="0"/>
-          <w:sz w:val="28"/>
-        </w:rPr>
-        <w:t>6 Список используемой литературы</w:t>
-      </w:r>
-    </w:p>
-    <w:p>
-      <w:pPr>
-        <w:jc w:val="left"/>
-      </w:pPr>
-      <w:r>
-        <w:rPr>
-          <w:rFonts w:ascii="Times New Roman" w:hAnsi="Times New Roman" w:cs="Times New Roman" w:eastAsia="Times New Roman"/>
-          <w:b w:val="0"/>
-          <w:i w:val="0"/>
-          <w:sz w:val="28"/>
-        </w:rPr>
-        <w:t>1. ГОСТ 34.601-90. Информационная технология. Комплекс стандартов на автоматизированные системы. Автоматизированные системы. Стадии создания. — М.: Стандартинформ, 2009.</w:t>
-      </w:r>
-    </w:p>
-    <w:p>
-      <w:pPr>
-        <w:jc w:val="left"/>
-      </w:pPr>
-      <w:r>
-        <w:rPr>
-          <w:rFonts w:ascii="Times New Roman" w:hAnsi="Times New Roman" w:cs="Times New Roman" w:eastAsia="Times New Roman"/>
-          <w:b w:val="0"/>
-          <w:i w:val="0"/>
-          <w:sz w:val="28"/>
-        </w:rPr>
-        <w:t>2. ГОСТ 34.602-89. Информационная технология. Комплекс стандартов на автоматизированные системы. Техническое задание на создание автоматизированной системы. — М.: Стандартинформ, 2009.</w:t>
-      </w:r>
-    </w:p>
-    <w:p>
-      <w:pPr>
-        <w:jc w:val="left"/>
-      </w:pPr>
-      <w:r>
-        <w:rPr>
-          <w:rFonts w:ascii="Times New Roman" w:hAnsi="Times New Roman" w:cs="Times New Roman" w:eastAsia="Times New Roman"/>
-          <w:b w:val="0"/>
-          <w:i w:val="0"/>
-          <w:sz w:val="28"/>
-        </w:rPr>
-        <w:t>3. ГОСТ Р ИСО/МЭК 12207-2010. Информационная технология. Системная и программная инженерия. Процессы жизненного цикла программных средств. — М.: Стандартинформ, 2011.</w:t>
-      </w:r>
-    </w:p>
-    <w:p>
-      <w:pPr>
-        <w:jc w:val="left"/>
-      </w:pPr>
-      <w:r>
-        <w:rPr>
-          <w:rFonts w:ascii="Times New Roman" w:hAnsi="Times New Roman" w:cs="Times New Roman" w:eastAsia="Times New Roman"/>
-          <w:b w:val="0"/>
-          <w:i w:val="0"/>
-          <w:sz w:val="28"/>
-        </w:rPr>
-        <w:t>4. Соммервилл И. Инженерия программного обеспечения. — 6-е изд. — М.: Вильямс, 2002. — 624 с.</w:t>
-      </w:r>
-    </w:p>
-    <w:p>
-      <w:pPr>
-        <w:jc w:val="left"/>
-      </w:pPr>
-      <w:r>
-        <w:rPr>
-          <w:rFonts w:ascii="Times New Roman" w:hAnsi="Times New Roman" w:cs="Times New Roman" w:eastAsia="Times New Roman"/>
-          <w:b w:val="0"/>
-          <w:i w:val="0"/>
-          <w:sz w:val="28"/>
-        </w:rPr>
-        <w:t>5. Вигерс К., Битти Д. Разработка требований к программному обеспечению. — 3-е изд. — М.: Русская редакция; СПб.: БХВ-Петербург, 2014. — 736 с.</w:t>
-      </w:r>
-    </w:p>
-    <w:p>
-      <w:pPr>
-        <w:jc w:val="left"/>
-      </w:pPr>
-      <w:r>
-        <w:rPr>
-          <w:rFonts w:ascii="Times New Roman" w:hAnsi="Times New Roman" w:cs="Times New Roman" w:eastAsia="Times New Roman"/>
-          <w:b w:val="0"/>
-          <w:i w:val="0"/>
-          <w:sz w:val="28"/>
-        </w:rPr>
-        <w:t>6. Стерлигова А. Н. Управление запасами в цепях поставок. — М.: ИНФРА-М, 2009. — 430 с.</w:t>
-      </w:r>
-    </w:p>
-    <w:p>
-      <w:pPr>
-        <w:jc w:val="left"/>
-      </w:pPr>
-      <w:r>
-        <w:rPr>
-          <w:rFonts w:ascii="Times New Roman" w:hAnsi="Times New Roman" w:cs="Times New Roman" w:eastAsia="Times New Roman"/>
-          <w:b w:val="0"/>
-          <w:i w:val="0"/>
-          <w:sz w:val="28"/>
-        </w:rPr>
-        <w:t>7. Hyndman R. J., Athanasopoulos G. Forecasting: Principles and Practice. — 3rd ed. — Melbourne: OTexts, 2021. — URL: https://otexts.com/fpp3/</w:t>
-      </w:r>
-    </w:p>
-    <w:p>
-      <w:pPr>
-        <w:jc w:val="left"/>
-      </w:pPr>
-      <w:r>
-        <w:rPr>
-          <w:rFonts w:ascii="Times New Roman" w:hAnsi="Times New Roman" w:cs="Times New Roman" w:eastAsia="Times New Roman"/>
-          <w:b w:val="0"/>
-          <w:i w:val="0"/>
-          <w:sz w:val="28"/>
-        </w:rPr>
-        <w:t>8. Федеральный закон от 28.12.2009 № 381-ФЗ «Об основах государственного регулирования торговой деятельности в Российской Федерации».</w:t>
-      </w:r>
-    </w:p>
-    <w:p>
-      <w:pPr>
-        <w:jc w:val="left"/>
-      </w:pPr>
-      <w:r>
-        <w:rPr>
-          <w:rFonts w:ascii="Times New Roman" w:hAnsi="Times New Roman" w:cs="Times New Roman" w:eastAsia="Times New Roman"/>
-          <w:b w:val="0"/>
-          <w:i w:val="0"/>
-          <w:sz w:val="28"/>
-        </w:rPr>
-        <w:t>9. Федеральный закон от 22.05.2003 № 54-ФЗ «О применении контрольно-кассовой техники при осуществлении расчётов в Российской Федерации».</w:t>
-      </w:r>
-    </w:p>
-    <w:p>
-      <w:pPr>
-        <w:jc w:val="left"/>
-      </w:pPr>
-      <w:r>
-        <w:rPr>
-          <w:rFonts w:ascii="Times New Roman" w:hAnsi="Times New Roman" w:cs="Times New Roman" w:eastAsia="Times New Roman"/>
-          <w:b w:val="0"/>
-          <w:i w:val="0"/>
-          <w:sz w:val="28"/>
-        </w:rPr>
-        <w:t>10. Методические указания по выполнению практических работ по дисциплине «Программная инженерия». Части 1, 2. — Тула: ТулГУ.</w:t>
       </w:r>
     </w:p>
     <w:sectPr>

--- a/reports/ПР_4_Требования_к_ИС.docx
+++ b/reports/ПР_4_Требования_к_ИС.docx
@@ -3630,7 +3630,7 @@
       <w:r>
         <w:drawing>
           <wp:inline xmlns:a="http://schemas.openxmlformats.org/drawingml/2006/main" xmlns:pic="http://schemas.openxmlformats.org/drawingml/2006/picture">
-            <wp:extent cx="5940000" cy="4866269"/>
+            <wp:extent cx="5940000" cy="4744158"/>
             <wp:docPr id="3" name="Picture 3"/>
             <wp:cNvGraphicFramePr>
               <a:graphicFrameLocks noChangeAspect="1"/>
@@ -3651,7 +3651,7 @@
                   <pic:spPr>
                     <a:xfrm>
                       <a:off x="0" y="0"/>
-                      <a:ext cx="5940000" cy="4866269"/>
+                      <a:ext cx="5940000" cy="4744158"/>
                     </a:xfrm>
                     <a:prstGeom prst="rect"/>
                   </pic:spPr>
@@ -4245,116 +4245,6 @@
           </w:p>
         </w:tc>
       </w:tr>
-    </w:tbl>
-    <w:p>
-      <w:pPr>
-        <w:keepNext/>
-        <w:ind w:firstLine="0"/>
-        <w:jc w:val="right"/>
-      </w:pPr>
-      <w:r>
-        <w:rPr>
-          <w:rFonts w:ascii="Times New Roman" w:hAnsi="Times New Roman" w:cs="Times New Roman" w:eastAsia="Times New Roman"/>
-          <w:b w:val="0"/>
-          <w:i w:val="0"/>
-          <w:sz w:val="28"/>
-        </w:rPr>
-        <w:t>Продолжение таблицы 4.4</w:t>
-      </w:r>
-    </w:p>
-    <w:tbl>
-      <w:tblPr>
-        <w:tblStyle w:val="TableGrid"/>
-        <w:tblW w:type="auto" w:w="0"/>
-        <w:jc w:val="center"/>
-        <w:tblLayout w:type="fixed"/>
-        <w:tblLook w:firstColumn="1" w:firstRow="1" w:lastColumn="0" w:lastRow="0" w:noHBand="0" w:noVBand="1" w:val="04A0"/>
-        <w:tblLayout w:type="fixed"/>
-        <w:tblCaption w:val="4.4|6"/>
-      </w:tblPr>
-      <w:tblGrid>
-        <w:gridCol w:w="2041"/>
-        <w:gridCol w:w="3628"/>
-        <w:gridCol w:w="3685"/>
-      </w:tblGrid>
-      <w:tr>
-        <w:trPr>
-          <w:cantSplit/>
-          <w:tblHeader/>
-        </w:trPr>
-        <w:tc>
-          <w:tcPr>
-            <w:tcW w:type="dxa" w:w="2041"/>
-          </w:tcPr>
-          <w:p>
-            <w:pPr>
-              <w:keepNext/>
-              <w:widowControl w:val="0"/>
-              <w:spacing w:line="240" w:lineRule="auto" w:after="0"/>
-              <w:ind w:firstLine="0"/>
-              <w:jc w:val="center"/>
-            </w:pPr>
-            <w:r/>
-            <w:r>
-              <w:rPr>
-                <w:rFonts w:ascii="Times New Roman" w:hAnsi="Times New Roman" w:cs="Times New Roman" w:eastAsia="Times New Roman"/>
-                <w:b w:val="0"/>
-                <w:i w:val="0"/>
-                <w:sz w:val="24"/>
-              </w:rPr>
-              <w:t>Объект</w:t>
-            </w:r>
-          </w:p>
-        </w:tc>
-        <w:tc>
-          <w:tcPr>
-            <w:tcW w:type="dxa" w:w="3628"/>
-          </w:tcPr>
-          <w:p>
-            <w:pPr>
-              <w:keepNext/>
-              <w:widowControl w:val="0"/>
-              <w:spacing w:line="240" w:lineRule="auto" w:after="0"/>
-              <w:ind w:firstLine="0"/>
-              <w:jc w:val="center"/>
-            </w:pPr>
-            <w:r/>
-            <w:r>
-              <w:rPr>
-                <w:rFonts w:ascii="Times New Roman" w:hAnsi="Times New Roman" w:cs="Times New Roman" w:eastAsia="Times New Roman"/>
-                <w:b w:val="0"/>
-                <w:i w:val="0"/>
-                <w:sz w:val="24"/>
-              </w:rPr>
-              <w:t>Описание</w:t>
-            </w:r>
-          </w:p>
-        </w:tc>
-        <w:tc>
-          <w:tcPr>
-            <w:tcW w:type="dxa" w:w="3685"/>
-          </w:tcPr>
-          <w:p>
-            <w:pPr>
-              <w:keepNext/>
-              <w:widowControl w:val="0"/>
-              <w:spacing w:line="240" w:lineRule="auto" w:after="0"/>
-              <w:ind w:firstLine="0"/>
-              <w:jc w:val="center"/>
-            </w:pPr>
-            <w:r/>
-            <w:r>
-              <w:rPr>
-                <w:rFonts w:ascii="Times New Roman" w:hAnsi="Times New Roman" w:cs="Times New Roman" w:eastAsia="Times New Roman"/>
-                <w:b w:val="0"/>
-                <w:i w:val="0"/>
-                <w:sz w:val="24"/>
-              </w:rPr>
-              <w:t>Основные атрибуты</w:t>
-            </w:r>
-          </w:p>
-        </w:tc>
-      </w:tr>
       <w:tr>
         <w:trPr>
           <w:cantSplit/>
@@ -4799,6 +4689,228 @@
           </w:p>
         </w:tc>
       </w:tr>
+      <w:tr>
+        <w:trPr>
+          <w:cantSplit/>
+        </w:trPr>
+        <w:tc>
+          <w:tcPr>
+            <w:tcW w:type="dxa" w:w="2041"/>
+          </w:tcPr>
+          <w:p>
+            <w:pPr>
+              <w:widowControl w:val="0"/>
+              <w:spacing w:line="240" w:lineRule="auto" w:after="0"/>
+              <w:ind w:firstLine="0"/>
+              <w:jc w:val="left"/>
+            </w:pPr>
+            <w:r/>
+            <w:r>
+              <w:rPr>
+                <w:rFonts w:ascii="Times New Roman" w:hAnsi="Times New Roman" w:cs="Times New Roman" w:eastAsia="Times New Roman"/>
+                <w:b w:val="0"/>
+                <w:i w:val="0"/>
+                <w:sz w:val="24"/>
+              </w:rPr>
+              <w:t>Канал продаж</w:t>
+            </w:r>
+          </w:p>
+        </w:tc>
+        <w:tc>
+          <w:tcPr>
+            <w:tcW w:type="dxa" w:w="3628"/>
+          </w:tcPr>
+          <w:p>
+            <w:pPr>
+              <w:widowControl w:val="0"/>
+              <w:spacing w:line="240" w:lineRule="auto" w:after="0"/>
+              <w:ind w:firstLine="0"/>
+              <w:jc w:val="left"/>
+            </w:pPr>
+            <w:r/>
+            <w:r>
+              <w:rPr>
+                <w:rFonts w:ascii="Times New Roman" w:hAnsi="Times New Roman" w:cs="Times New Roman" w:eastAsia="Times New Roman"/>
+                <w:b w:val="0"/>
+                <w:i w:val="0"/>
+                <w:sz w:val="24"/>
+              </w:rPr>
+              <w:t>Интернет-магазин или маркетплейс, подключённый к системе</w:t>
+            </w:r>
+          </w:p>
+        </w:tc>
+        <w:tc>
+          <w:tcPr>
+            <w:tcW w:type="dxa" w:w="3685"/>
+          </w:tcPr>
+          <w:p>
+            <w:pPr>
+              <w:widowControl w:val="0"/>
+              <w:spacing w:line="240" w:lineRule="auto" w:after="0"/>
+              <w:ind w:firstLine="0"/>
+              <w:jc w:val="left"/>
+            </w:pPr>
+            <w:r/>
+            <w:r>
+              <w:rPr>
+                <w:rFonts w:ascii="Times New Roman" w:hAnsi="Times New Roman" w:cs="Times New Roman" w:eastAsia="Times New Roman"/>
+                <w:b w:val="0"/>
+                <w:i w:val="0"/>
+                <w:sz w:val="24"/>
+              </w:rPr>
+              <w:t>Код, наименование, место хранения, коэффициент цены, хеш ключа доступа</w:t>
+            </w:r>
+          </w:p>
+        </w:tc>
+      </w:tr>
+      <w:tr>
+        <w:trPr>
+          <w:cantSplit/>
+        </w:trPr>
+        <w:tc>
+          <w:tcPr>
+            <w:tcW w:type="dxa" w:w="2041"/>
+          </w:tcPr>
+          <w:p>
+            <w:pPr>
+              <w:widowControl w:val="0"/>
+              <w:spacing w:line="240" w:lineRule="auto" w:after="0"/>
+              <w:ind w:firstLine="0"/>
+              <w:jc w:val="left"/>
+            </w:pPr>
+            <w:r/>
+            <w:r>
+              <w:rPr>
+                <w:rFonts w:ascii="Times New Roman" w:hAnsi="Times New Roman" w:cs="Times New Roman" w:eastAsia="Times New Roman"/>
+                <w:b w:val="0"/>
+                <w:i w:val="0"/>
+                <w:sz w:val="24"/>
+              </w:rPr>
+              <w:t>Онлайн-заказ</w:t>
+            </w:r>
+          </w:p>
+        </w:tc>
+        <w:tc>
+          <w:tcPr>
+            <w:tcW w:type="dxa" w:w="3628"/>
+          </w:tcPr>
+          <w:p>
+            <w:pPr>
+              <w:widowControl w:val="0"/>
+              <w:spacing w:line="240" w:lineRule="auto" w:after="0"/>
+              <w:ind w:firstLine="0"/>
+              <w:jc w:val="left"/>
+            </w:pPr>
+            <w:r/>
+            <w:r>
+              <w:rPr>
+                <w:rFonts w:ascii="Times New Roman" w:hAnsi="Times New Roman" w:cs="Times New Roman" w:eastAsia="Times New Roman"/>
+                <w:b w:val="0"/>
+                <w:i w:val="0"/>
+                <w:sz w:val="24"/>
+              </w:rPr>
+              <w:t>Заказ или предзаказ покупателя, поступивший из канала продаж</w:t>
+            </w:r>
+          </w:p>
+        </w:tc>
+        <w:tc>
+          <w:tcPr>
+            <w:tcW w:type="dxa" w:w="3685"/>
+          </w:tcPr>
+          <w:p>
+            <w:pPr>
+              <w:widowControl w:val="0"/>
+              <w:spacing w:line="240" w:lineRule="auto" w:after="0"/>
+              <w:ind w:firstLine="0"/>
+              <w:jc w:val="left"/>
+            </w:pPr>
+            <w:r/>
+            <w:r>
+              <w:rPr>
+                <w:rFonts w:ascii="Times New Roman" w:hAnsi="Times New Roman" w:cs="Times New Roman" w:eastAsia="Times New Roman"/>
+                <w:b w:val="0"/>
+                <w:i w:val="0"/>
+                <w:sz w:val="24"/>
+              </w:rPr>
+              <w:t>Канал, номер, дата доставки, статус, покупатель</w:t>
+            </w:r>
+          </w:p>
+        </w:tc>
+      </w:tr>
+      <w:tr>
+        <w:trPr>
+          <w:cantSplit/>
+        </w:trPr>
+        <w:tc>
+          <w:tcPr>
+            <w:tcW w:type="dxa" w:w="2041"/>
+          </w:tcPr>
+          <w:p>
+            <w:pPr>
+              <w:widowControl w:val="0"/>
+              <w:spacing w:line="240" w:lineRule="auto" w:after="0"/>
+              <w:ind w:firstLine="0"/>
+              <w:jc w:val="left"/>
+            </w:pPr>
+            <w:r/>
+            <w:r>
+              <w:rPr>
+                <w:rFonts w:ascii="Times New Roman" w:hAnsi="Times New Roman" w:cs="Times New Roman" w:eastAsia="Times New Roman"/>
+                <w:b w:val="0"/>
+                <w:i w:val="0"/>
+                <w:sz w:val="24"/>
+              </w:rPr>
+              <w:t>Резерв</w:t>
+            </w:r>
+          </w:p>
+        </w:tc>
+        <w:tc>
+          <w:tcPr>
+            <w:tcW w:type="dxa" w:w="3628"/>
+          </w:tcPr>
+          <w:p>
+            <w:pPr>
+              <w:widowControl w:val="0"/>
+              <w:spacing w:line="240" w:lineRule="auto" w:after="0"/>
+              <w:ind w:firstLine="0"/>
+              <w:jc w:val="left"/>
+            </w:pPr>
+            <w:r/>
+            <w:r>
+              <w:rPr>
+                <w:rFonts w:ascii="Times New Roman" w:hAnsi="Times New Roman" w:cs="Times New Roman" w:eastAsia="Times New Roman"/>
+                <w:b w:val="0"/>
+                <w:i w:val="0"/>
+                <w:sz w:val="24"/>
+              </w:rPr>
+              <w:t>Количество товара партии, закреплённое за онлайн-заказом</w:t>
+            </w:r>
+          </w:p>
+        </w:tc>
+        <w:tc>
+          <w:tcPr>
+            <w:tcW w:type="dxa" w:w="3685"/>
+          </w:tcPr>
+          <w:p>
+            <w:pPr>
+              <w:widowControl w:val="0"/>
+              <w:spacing w:line="240" w:lineRule="auto" w:after="0"/>
+              <w:ind w:firstLine="0"/>
+              <w:jc w:val="left"/>
+            </w:pPr>
+            <w:r/>
+            <w:r>
+              <w:rPr>
+                <w:rFonts w:ascii="Times New Roman" w:hAnsi="Times New Roman" w:cs="Times New Roman" w:eastAsia="Times New Roman"/>
+                <w:b w:val="0"/>
+                <w:i w:val="0"/>
+                <w:sz w:val="24"/>
+              </w:rPr>
+              <w:t>Заказ, партия, количество</w:t>
+            </w:r>
+          </w:p>
+        </w:tc>
+      </w:tr>
     </w:tbl>
     <w:p>
       <w:pPr>
@@ -4813,7 +4925,7 @@
           <w:i w:val="0"/>
           <w:sz w:val="28"/>
         </w:rPr>
-        <w:t>Взаимодействие объектов модели: поставщик поставляет товары на определённых условиях; по заказу поставщику поступает одна или несколько партий, каждая из которых размещается в месте хранения; продажи и списания уменьшают остаток конкретных партий, что обеспечивает контроль сроков реализации. Прогноз рассчитывается для пары «товар — место хранения» версией модели прогноза с учётом событий календаря и используется при расчёте рекомендуемого количества в строках заказа.</w:t>
+        <w:t>Взаимодействие объектов модели: поставщик поставляет товары на определённых условиях; по заказу поставщику поступает одна или несколько партий, каждая из которых размещается в месте хранения; продажи и списания уменьшают остаток конкретных партий, что обеспечивает контроль сроков реализации. Прогноз рассчитывается для пары «товар — место хранения» версией модели прогноза с учётом событий календаря и используется при расчёте рекомендуемого количества в строках заказа. Онлайн-заказ поступает из канала продаж и резервирует остатки конкретных партий, годных на дату доставки; предзаказ без доступного товара резервируется при поступлении продукции.</w:t>
       </w:r>
     </w:p>
     <w:p>
@@ -5165,141 +5277,6 @@
                 <w:sz w:val="24"/>
               </w:rPr>
               <w:t>Высокий</w:t>
-            </w:r>
-          </w:p>
-        </w:tc>
-      </w:tr>
-    </w:tbl>
-    <w:p>
-      <w:pPr>
-        <w:keepNext/>
-        <w:ind w:firstLine="0"/>
-        <w:jc w:val="right"/>
-      </w:pPr>
-      <w:r>
-        <w:rPr>
-          <w:rFonts w:ascii="Times New Roman" w:hAnsi="Times New Roman" w:cs="Times New Roman" w:eastAsia="Times New Roman"/>
-          <w:b w:val="0"/>
-          <w:i w:val="0"/>
-          <w:sz w:val="28"/>
-        </w:rPr>
-        <w:t>Продолжение таблицы 4.5</w:t>
-      </w:r>
-    </w:p>
-    <w:tbl>
-      <w:tblPr>
-        <w:tblStyle w:val="TableGrid"/>
-        <w:tblW w:type="auto" w:w="0"/>
-        <w:jc w:val="center"/>
-        <w:tblLayout w:type="fixed"/>
-        <w:tblLook w:firstColumn="1" w:firstRow="1" w:lastColumn="0" w:lastRow="0" w:noHBand="0" w:noVBand="1" w:val="04A0"/>
-        <w:tblLayout w:type="fixed"/>
-        <w:tblCaption w:val="4.5|2"/>
-      </w:tblPr>
-      <w:tblGrid>
-        <w:gridCol w:w="794"/>
-        <w:gridCol w:w="5443"/>
-        <w:gridCol w:w="1928"/>
-        <w:gridCol w:w="1191"/>
-      </w:tblGrid>
-      <w:tr>
-        <w:trPr>
-          <w:cantSplit/>
-          <w:tblHeader/>
-        </w:trPr>
-        <w:tc>
-          <w:tcPr>
-            <w:tcW w:type="dxa" w:w="794"/>
-          </w:tcPr>
-          <w:p>
-            <w:pPr>
-              <w:keepNext/>
-              <w:widowControl w:val="0"/>
-              <w:spacing w:line="240" w:lineRule="auto" w:after="0"/>
-              <w:ind w:firstLine="0"/>
-              <w:jc w:val="center"/>
-            </w:pPr>
-            <w:r/>
-            <w:r>
-              <w:rPr>
-                <w:rFonts w:ascii="Times New Roman" w:hAnsi="Times New Roman" w:cs="Times New Roman" w:eastAsia="Times New Roman"/>
-                <w:b w:val="0"/>
-                <w:i w:val="0"/>
-                <w:sz w:val="24"/>
-              </w:rPr>
-              <w:t>Код</w:t>
-            </w:r>
-          </w:p>
-        </w:tc>
-        <w:tc>
-          <w:tcPr>
-            <w:tcW w:type="dxa" w:w="5443"/>
-          </w:tcPr>
-          <w:p>
-            <w:pPr>
-              <w:keepNext/>
-              <w:widowControl w:val="0"/>
-              <w:spacing w:line="240" w:lineRule="auto" w:after="0"/>
-              <w:ind w:firstLine="0"/>
-              <w:jc w:val="center"/>
-            </w:pPr>
-            <w:r/>
-            <w:r>
-              <w:rPr>
-                <w:rFonts w:ascii="Times New Roman" w:hAnsi="Times New Roman" w:cs="Times New Roman" w:eastAsia="Times New Roman"/>
-                <w:b w:val="0"/>
-                <w:i w:val="0"/>
-                <w:sz w:val="24"/>
-              </w:rPr>
-              <w:t>Требование</w:t>
-            </w:r>
-          </w:p>
-        </w:tc>
-        <w:tc>
-          <w:tcPr>
-            <w:tcW w:type="dxa" w:w="1928"/>
-          </w:tcPr>
-          <w:p>
-            <w:pPr>
-              <w:keepNext/>
-              <w:widowControl w:val="0"/>
-              <w:spacing w:line="240" w:lineRule="auto" w:after="0"/>
-              <w:ind w:firstLine="0"/>
-              <w:jc w:val="center"/>
-            </w:pPr>
-            <w:r/>
-            <w:r>
-              <w:rPr>
-                <w:rFonts w:ascii="Times New Roman" w:hAnsi="Times New Roman" w:cs="Times New Roman" w:eastAsia="Times New Roman"/>
-                <w:b w:val="0"/>
-                <w:i w:val="0"/>
-                <w:sz w:val="24"/>
-              </w:rPr>
-              <w:t>Точка зрения</w:t>
-            </w:r>
-          </w:p>
-        </w:tc>
-        <w:tc>
-          <w:tcPr>
-            <w:tcW w:type="dxa" w:w="1191"/>
-          </w:tcPr>
-          <w:p>
-            <w:pPr>
-              <w:keepNext/>
-              <w:widowControl w:val="0"/>
-              <w:spacing w:line="240" w:lineRule="auto" w:after="0"/>
-              <w:ind w:firstLine="0"/>
-              <w:jc w:val="center"/>
-            </w:pPr>
-            <w:r/>
-            <w:r>
-              <w:rPr>
-                <w:rFonts w:ascii="Times New Roman" w:hAnsi="Times New Roman" w:cs="Times New Roman" w:eastAsia="Times New Roman"/>
-                <w:b w:val="0"/>
-                <w:i w:val="0"/>
-                <w:sz w:val="24"/>
-              </w:rPr>
-              <w:t>Приоритет</w:t>
             </w:r>
           </w:p>
         </w:tc>
@@ -6173,6 +6150,141 @@
                 <w:sz w:val="24"/>
               </w:rPr>
               <w:t>Высокий</w:t>
+            </w:r>
+          </w:p>
+        </w:tc>
+      </w:tr>
+    </w:tbl>
+    <w:p>
+      <w:pPr>
+        <w:keepNext/>
+        <w:ind w:firstLine="0"/>
+        <w:jc w:val="right"/>
+      </w:pPr>
+      <w:r>
+        <w:rPr>
+          <w:rFonts w:ascii="Times New Roman" w:hAnsi="Times New Roman" w:cs="Times New Roman" w:eastAsia="Times New Roman"/>
+          <w:b w:val="0"/>
+          <w:i w:val="0"/>
+          <w:sz w:val="28"/>
+        </w:rPr>
+        <w:t>Продолжение таблицы 4.5</w:t>
+      </w:r>
+    </w:p>
+    <w:tbl>
+      <w:tblPr>
+        <w:tblStyle w:val="TableGrid"/>
+        <w:tblW w:type="auto" w:w="0"/>
+        <w:jc w:val="center"/>
+        <w:tblLayout w:type="fixed"/>
+        <w:tblLook w:firstColumn="1" w:firstRow="1" w:lastColumn="0" w:lastRow="0" w:noHBand="0" w:noVBand="1" w:val="04A0"/>
+        <w:tblLayout w:type="fixed"/>
+        <w:tblCaption w:val="4.5|11"/>
+      </w:tblPr>
+      <w:tblGrid>
+        <w:gridCol w:w="794"/>
+        <w:gridCol w:w="5443"/>
+        <w:gridCol w:w="1928"/>
+        <w:gridCol w:w="1191"/>
+      </w:tblGrid>
+      <w:tr>
+        <w:trPr>
+          <w:cantSplit/>
+          <w:tblHeader/>
+        </w:trPr>
+        <w:tc>
+          <w:tcPr>
+            <w:tcW w:type="dxa" w:w="794"/>
+          </w:tcPr>
+          <w:p>
+            <w:pPr>
+              <w:keepNext/>
+              <w:widowControl w:val="0"/>
+              <w:spacing w:line="240" w:lineRule="auto" w:after="0"/>
+              <w:ind w:firstLine="0"/>
+              <w:jc w:val="center"/>
+            </w:pPr>
+            <w:r/>
+            <w:r>
+              <w:rPr>
+                <w:rFonts w:ascii="Times New Roman" w:hAnsi="Times New Roman" w:cs="Times New Roman" w:eastAsia="Times New Roman"/>
+                <w:b w:val="0"/>
+                <w:i w:val="0"/>
+                <w:sz w:val="24"/>
+              </w:rPr>
+              <w:t>Код</w:t>
+            </w:r>
+          </w:p>
+        </w:tc>
+        <w:tc>
+          <w:tcPr>
+            <w:tcW w:type="dxa" w:w="5443"/>
+          </w:tcPr>
+          <w:p>
+            <w:pPr>
+              <w:keepNext/>
+              <w:widowControl w:val="0"/>
+              <w:spacing w:line="240" w:lineRule="auto" w:after="0"/>
+              <w:ind w:firstLine="0"/>
+              <w:jc w:val="center"/>
+            </w:pPr>
+            <w:r/>
+            <w:r>
+              <w:rPr>
+                <w:rFonts w:ascii="Times New Roman" w:hAnsi="Times New Roman" w:cs="Times New Roman" w:eastAsia="Times New Roman"/>
+                <w:b w:val="0"/>
+                <w:i w:val="0"/>
+                <w:sz w:val="24"/>
+              </w:rPr>
+              <w:t>Требование</w:t>
+            </w:r>
+          </w:p>
+        </w:tc>
+        <w:tc>
+          <w:tcPr>
+            <w:tcW w:type="dxa" w:w="1928"/>
+          </w:tcPr>
+          <w:p>
+            <w:pPr>
+              <w:keepNext/>
+              <w:widowControl w:val="0"/>
+              <w:spacing w:line="240" w:lineRule="auto" w:after="0"/>
+              <w:ind w:firstLine="0"/>
+              <w:jc w:val="center"/>
+            </w:pPr>
+            <w:r/>
+            <w:r>
+              <w:rPr>
+                <w:rFonts w:ascii="Times New Roman" w:hAnsi="Times New Roman" w:cs="Times New Roman" w:eastAsia="Times New Roman"/>
+                <w:b w:val="0"/>
+                <w:i w:val="0"/>
+                <w:sz w:val="24"/>
+              </w:rPr>
+              <w:t>Точка зрения</w:t>
+            </w:r>
+          </w:p>
+        </w:tc>
+        <w:tc>
+          <w:tcPr>
+            <w:tcW w:type="dxa" w:w="1191"/>
+          </w:tcPr>
+          <w:p>
+            <w:pPr>
+              <w:keepNext/>
+              <w:widowControl w:val="0"/>
+              <w:spacing w:line="240" w:lineRule="auto" w:after="0"/>
+              <w:ind w:firstLine="0"/>
+              <w:jc w:val="center"/>
+            </w:pPr>
+            <w:r/>
+            <w:r>
+              <w:rPr>
+                <w:rFonts w:ascii="Times New Roman" w:hAnsi="Times New Roman" w:cs="Times New Roman" w:eastAsia="Times New Roman"/>
+                <w:b w:val="0"/>
+                <w:i w:val="0"/>
+                <w:sz w:val="24"/>
+              </w:rPr>
+              <w:t>Приоритет</w:t>
             </w:r>
           </w:p>
         </w:tc>
@@ -7200,6 +7312,116 @@
           </w:p>
         </w:tc>
       </w:tr>
+    </w:tbl>
+    <w:p>
+      <w:pPr>
+        <w:keepNext/>
+        <w:ind w:firstLine="0"/>
+        <w:jc w:val="right"/>
+      </w:pPr>
+      <w:r>
+        <w:rPr>
+          <w:rFonts w:ascii="Times New Roman" w:hAnsi="Times New Roman" w:cs="Times New Roman" w:eastAsia="Times New Roman"/>
+          <w:b w:val="0"/>
+          <w:i w:val="0"/>
+          <w:sz w:val="28"/>
+        </w:rPr>
+        <w:t>Продолжение таблицы 4.6</w:t>
+      </w:r>
+    </w:p>
+    <w:tbl>
+      <w:tblPr>
+        <w:tblStyle w:val="TableGrid"/>
+        <w:tblW w:type="auto" w:w="0"/>
+        <w:jc w:val="center"/>
+        <w:tblLayout w:type="fixed"/>
+        <w:tblLook w:firstColumn="1" w:firstRow="1" w:lastColumn="0" w:lastRow="0" w:noHBand="0" w:noVBand="1" w:val="04A0"/>
+        <w:tblLayout w:type="fixed"/>
+        <w:tblCaption w:val="4.6|8"/>
+      </w:tblPr>
+      <w:tblGrid>
+        <w:gridCol w:w="907"/>
+        <w:gridCol w:w="7030"/>
+        <w:gridCol w:w="1417"/>
+      </w:tblGrid>
+      <w:tr>
+        <w:trPr>
+          <w:cantSplit/>
+          <w:tblHeader/>
+        </w:trPr>
+        <w:tc>
+          <w:tcPr>
+            <w:tcW w:type="dxa" w:w="907"/>
+          </w:tcPr>
+          <w:p>
+            <w:pPr>
+              <w:keepNext/>
+              <w:widowControl w:val="0"/>
+              <w:spacing w:line="240" w:lineRule="auto" w:after="0"/>
+              <w:ind w:firstLine="0"/>
+              <w:jc w:val="center"/>
+            </w:pPr>
+            <w:r/>
+            <w:r>
+              <w:rPr>
+                <w:rFonts w:ascii="Times New Roman" w:hAnsi="Times New Roman" w:cs="Times New Roman" w:eastAsia="Times New Roman"/>
+                <w:b w:val="0"/>
+                <w:i w:val="0"/>
+                <w:sz w:val="24"/>
+              </w:rPr>
+              <w:t>Код</w:t>
+            </w:r>
+          </w:p>
+        </w:tc>
+        <w:tc>
+          <w:tcPr>
+            <w:tcW w:type="dxa" w:w="7030"/>
+          </w:tcPr>
+          <w:p>
+            <w:pPr>
+              <w:keepNext/>
+              <w:widowControl w:val="0"/>
+              <w:spacing w:line="240" w:lineRule="auto" w:after="0"/>
+              <w:ind w:firstLine="0"/>
+              <w:jc w:val="center"/>
+            </w:pPr>
+            <w:r/>
+            <w:r>
+              <w:rPr>
+                <w:rFonts w:ascii="Times New Roman" w:hAnsi="Times New Roman" w:cs="Times New Roman" w:eastAsia="Times New Roman"/>
+                <w:b w:val="0"/>
+                <w:i w:val="0"/>
+                <w:sz w:val="24"/>
+              </w:rPr>
+              <w:t>Системное требование</w:t>
+            </w:r>
+          </w:p>
+        </w:tc>
+        <w:tc>
+          <w:tcPr>
+            <w:tcW w:type="dxa" w:w="1417"/>
+          </w:tcPr>
+          <w:p>
+            <w:pPr>
+              <w:keepNext/>
+              <w:widowControl w:val="0"/>
+              <w:spacing w:line="240" w:lineRule="auto" w:after="0"/>
+              <w:ind w:firstLine="0"/>
+              <w:jc w:val="center"/>
+            </w:pPr>
+            <w:r/>
+            <w:r>
+              <w:rPr>
+                <w:rFonts w:ascii="Times New Roman" w:hAnsi="Times New Roman" w:cs="Times New Roman" w:eastAsia="Times New Roman"/>
+                <w:b w:val="0"/>
+                <w:i w:val="0"/>
+                <w:sz w:val="24"/>
+              </w:rPr>
+              <w:t>Связь</w:t>
+            </w:r>
+          </w:p>
+        </w:tc>
+      </w:tr>
       <w:tr>
         <w:trPr>
           <w:cantSplit/>
@@ -7394,7 +7616,7 @@
                 <w:i w:val="0"/>
                 <w:sz w:val="24"/>
               </w:rPr>
-              <w:t>Заказ отправляется поставщику по e-mail в формате XLSX; статусы заказа: черновик, на согласовании, утверждён, отправлен, подтверждён, в пути, принят, закрыт, отменён</w:t>
+              <w:t>Заказ отправляется поставщику по e-mail в формате XLSX или через API поставщика (JSON) — способ задаётся в карточке поставщика; при ошибке отправки заказ остаётся утверждённым и отправку можно повторить; статусы заказа: черновик, на согласовании, утверждён, отправлен, подтверждён, в пути, принят, закрыт, отменён</w:t>
             </w:r>
           </w:p>
         </w:tc>
@@ -8083,7 +8305,7 @@
                 <w:i w:val="0"/>
                 <w:sz w:val="24"/>
               </w:rPr>
-              <w:t>Сервер системы размещается в офисе Компании (или у хостинг-провайдера в РФ); салоны подключаются через интернет по защищённому каналу</w:t>
+              <w:t>Сервер системы размещается в офисе Компании (или у хостинг-провайдера в РФ); салоны подключаются через интернет по защищённому каналу. Дополнительно поставляется версия для одного компьютера под Windows без установки (встроенная СУБД SQLite)</w:t>
             </w:r>
           </w:p>
         </w:tc>
@@ -8352,6 +8574,91 @@
           </w:p>
         </w:tc>
       </w:tr>
+    </w:tbl>
+    <w:p>
+      <w:pPr>
+        <w:keepNext/>
+        <w:ind w:firstLine="0"/>
+        <w:jc w:val="right"/>
+      </w:pPr>
+      <w:r>
+        <w:rPr>
+          <w:rFonts w:ascii="Times New Roman" w:hAnsi="Times New Roman" w:cs="Times New Roman" w:eastAsia="Times New Roman"/>
+          <w:b w:val="0"/>
+          <w:i w:val="0"/>
+          <w:sz w:val="28"/>
+        </w:rPr>
+        <w:t>Продолжение таблицы 4.7</w:t>
+      </w:r>
+    </w:p>
+    <w:tbl>
+      <w:tblPr>
+        <w:tblStyle w:val="TableGrid"/>
+        <w:tblW w:type="auto" w:w="0"/>
+        <w:jc w:val="center"/>
+        <w:tblLayout w:type="fixed"/>
+        <w:tblLook w:firstColumn="1" w:firstRow="1" w:lastColumn="0" w:lastRow="0" w:noHBand="0" w:noVBand="1" w:val="04A0"/>
+        <w:tblLayout w:type="fixed"/>
+        <w:tblCaption w:val="4.7|9"/>
+      </w:tblPr>
+      <w:tblGrid>
+        <w:gridCol w:w="1020"/>
+        <w:gridCol w:w="8334"/>
+      </w:tblGrid>
+      <w:tr>
+        <w:trPr>
+          <w:cantSplit/>
+          <w:tblHeader/>
+        </w:trPr>
+        <w:tc>
+          <w:tcPr>
+            <w:tcW w:type="dxa" w:w="1020"/>
+          </w:tcPr>
+          <w:p>
+            <w:pPr>
+              <w:keepNext/>
+              <w:widowControl w:val="0"/>
+              <w:spacing w:line="240" w:lineRule="auto" w:after="0"/>
+              <w:ind w:firstLine="0"/>
+              <w:jc w:val="center"/>
+            </w:pPr>
+            <w:r/>
+            <w:r>
+              <w:rPr>
+                <w:rFonts w:ascii="Times New Roman" w:hAnsi="Times New Roman" w:cs="Times New Roman" w:eastAsia="Times New Roman"/>
+                <w:b w:val="0"/>
+                <w:i w:val="0"/>
+                <w:sz w:val="24"/>
+              </w:rPr>
+              <w:t>Код</w:t>
+            </w:r>
+          </w:p>
+        </w:tc>
+        <w:tc>
+          <w:tcPr>
+            <w:tcW w:type="dxa" w:w="8334"/>
+          </w:tcPr>
+          <w:p>
+            <w:pPr>
+              <w:keepNext/>
+              <w:widowControl w:val="0"/>
+              <w:spacing w:line="240" w:lineRule="auto" w:after="0"/>
+              <w:ind w:firstLine="0"/>
+              <w:jc w:val="center"/>
+            </w:pPr>
+            <w:r/>
+            <w:r>
+              <w:rPr>
+                <w:rFonts w:ascii="Times New Roman" w:hAnsi="Times New Roman" w:cs="Times New Roman" w:eastAsia="Times New Roman"/>
+                <w:b w:val="0"/>
+                <w:i w:val="0"/>
+                <w:sz w:val="24"/>
+              </w:rPr>
+              <w:t>Требование</w:t>
+            </w:r>
+          </w:p>
+        </w:tc>
+      </w:tr>
       <w:tr>
         <w:trPr>
           <w:cantSplit/>
@@ -8428,7 +8735,7 @@
                 <w:i w:val="0"/>
                 <w:sz w:val="24"/>
               </w:rPr>
-              <w:t>REST API в формате JSON с описанием в спецификации OpenAPI 3; методы для интернет-магазина: GET /stock, GET /prices, POST /orders</w:t>
+              <w:t>REST API в формате JSON с описанием в спецификации OpenAPI 3; методы для интернет-магазина: GET /api/shop/stock, GET /api/shop/prices, POST /api/shop/orders, GET /api/shop/orders/{номер}; для «1С:Розница»: POST /api/onec/receipts, GET /api/onec/prices; доступ внешних систем — по ключу в заголовке X-API-Key</w:t>
             </w:r>
           </w:p>
         </w:tc>
@@ -8743,7 +9050,7 @@
                 <w:i w:val="0"/>
                 <w:sz w:val="24"/>
               </w:rPr>
-              <w:t>Обмен с «1С:Розница» — через HTTP-сервисы / OData; с интернет-магазином — через REST API; с погодным сервисом — через открытый API</w:t>
+              <w:t>Обмен с «1С:Розница» — через HTTP-сервис (JSON) или папку обмена файлами (JSON, CSV); с интернет-магазином и маркетплейсами — через REST API; с поставщиками — по e-mail (SMTP) или через API поставщика; с погодным сервисом Open-Meteo — через открытый API</w:t>
             </w:r>
           </w:p>
         </w:tc>
@@ -9355,116 +9662,6 @@
                 <w:sz w:val="24"/>
               </w:rPr>
               <w:t>Для сервиса «Фитосанитарные документы» не было требования — добавлена проверка наличия документов при приёмке импортной продукции</w:t>
-            </w:r>
-          </w:p>
-        </w:tc>
-      </w:tr>
-    </w:tbl>
-    <w:p>
-      <w:pPr>
-        <w:keepNext/>
-        <w:ind w:firstLine="0"/>
-        <w:jc w:val="right"/>
-      </w:pPr>
-      <w:r>
-        <w:rPr>
-          <w:rFonts w:ascii="Times New Roman" w:hAnsi="Times New Roman" w:cs="Times New Roman" w:eastAsia="Times New Roman"/>
-          <w:b w:val="0"/>
-          <w:i w:val="0"/>
-          <w:sz w:val="28"/>
-        </w:rPr>
-        <w:t>Продолжение таблицы 4.8</w:t>
-      </w:r>
-    </w:p>
-    <w:tbl>
-      <w:tblPr>
-        <w:tblStyle w:val="TableGrid"/>
-        <w:tblW w:type="auto" w:w="0"/>
-        <w:jc w:val="center"/>
-        <w:tblLayout w:type="fixed"/>
-        <w:tblLook w:firstColumn="1" w:firstRow="1" w:lastColumn="0" w:lastRow="0" w:noHBand="0" w:noVBand="1" w:val="04A0"/>
-        <w:tblLayout w:type="fixed"/>
-        <w:tblCaption w:val="4.8|3"/>
-      </w:tblPr>
-      <w:tblGrid>
-        <w:gridCol w:w="2041"/>
-        <w:gridCol w:w="1928"/>
-        <w:gridCol w:w="5386"/>
-      </w:tblGrid>
-      <w:tr>
-        <w:trPr>
-          <w:cantSplit/>
-          <w:tblHeader/>
-        </w:trPr>
-        <w:tc>
-          <w:tcPr>
-            <w:tcW w:type="dxa" w:w="2041"/>
-          </w:tcPr>
-          <w:p>
-            <w:pPr>
-              <w:keepNext/>
-              <w:widowControl w:val="0"/>
-              <w:spacing w:line="240" w:lineRule="auto" w:after="0"/>
-              <w:ind w:firstLine="0"/>
-              <w:jc w:val="center"/>
-            </w:pPr>
-            <w:r/>
-            <w:r>
-              <w:rPr>
-                <w:rFonts w:ascii="Times New Roman" w:hAnsi="Times New Roman" w:cs="Times New Roman" w:eastAsia="Times New Roman"/>
-                <w:b w:val="0"/>
-                <w:i w:val="0"/>
-                <w:sz w:val="24"/>
-              </w:rPr>
-              <w:t>Тип проверки</w:t>
-            </w:r>
-          </w:p>
-        </w:tc>
-        <w:tc>
-          <w:tcPr>
-            <w:tcW w:type="dxa" w:w="1928"/>
-          </w:tcPr>
-          <w:p>
-            <w:pPr>
-              <w:keepNext/>
-              <w:widowControl w:val="0"/>
-              <w:spacing w:line="240" w:lineRule="auto" w:after="0"/>
-              <w:ind w:firstLine="0"/>
-              <w:jc w:val="center"/>
-            </w:pPr>
-            <w:r/>
-            <w:r>
-              <w:rPr>
-                <w:rFonts w:ascii="Times New Roman" w:hAnsi="Times New Roman" w:cs="Times New Roman" w:eastAsia="Times New Roman"/>
-                <w:b w:val="0"/>
-                <w:i w:val="0"/>
-                <w:sz w:val="24"/>
-              </w:rPr>
-              <w:t>Метод</w:t>
-            </w:r>
-          </w:p>
-        </w:tc>
-        <w:tc>
-          <w:tcPr>
-            <w:tcW w:type="dxa" w:w="5386"/>
-          </w:tcPr>
-          <w:p>
-            <w:pPr>
-              <w:keepNext/>
-              <w:widowControl w:val="0"/>
-              <w:spacing w:line="240" w:lineRule="auto" w:after="0"/>
-              <w:ind w:firstLine="0"/>
-              <w:jc w:val="center"/>
-            </w:pPr>
-            <w:r/>
-            <w:r>
-              <w:rPr>
-                <w:rFonts w:ascii="Times New Roman" w:hAnsi="Times New Roman" w:cs="Times New Roman" w:eastAsia="Times New Roman"/>
-                <w:b w:val="0"/>
-                <w:i w:val="0"/>
-                <w:sz w:val="24"/>
-              </w:rPr>
-              <w:t>Выявленные замечания и принятые решения</w:t>
             </w:r>
           </w:p>
         </w:tc>

--- a/reports/ПР_4_Требования_к_ИС.docx
+++ b/reports/ПР_4_Требования_к_ИС.docx
@@ -1866,7 +1866,7 @@
                 <w:i w:val="0"/>
                 <w:sz w:val="24"/>
               </w:rPr>
-              <w:t>– Обучение модели прогноза</w:t>
+              <w:t>– Настройка модели прогноза</w:t>
             </w:r>
           </w:p>
           <w:p>
@@ -3630,7 +3630,7 @@
       <w:r>
         <w:drawing>
           <wp:inline xmlns:a="http://schemas.openxmlformats.org/drawingml/2006/main" xmlns:pic="http://schemas.openxmlformats.org/drawingml/2006/picture">
-            <wp:extent cx="5940000" cy="4866269"/>
+            <wp:extent cx="5940000" cy="4744158"/>
             <wp:docPr id="3" name="Picture 3"/>
             <wp:cNvGraphicFramePr>
               <a:graphicFrameLocks noChangeAspect="1"/>
@@ -3651,7 +3651,7 @@
                   <pic:spPr>
                     <a:xfrm>
                       <a:off x="0" y="0"/>
-                      <a:ext cx="5940000" cy="4866269"/>
+                      <a:ext cx="5940000" cy="4744158"/>
                     </a:xfrm>
                     <a:prstGeom prst="rect"/>
                   </pic:spPr>
@@ -4245,116 +4245,6 @@
           </w:p>
         </w:tc>
       </w:tr>
-    </w:tbl>
-    <w:p>
-      <w:pPr>
-        <w:keepNext/>
-        <w:ind w:firstLine="0"/>
-        <w:jc w:val="right"/>
-      </w:pPr>
-      <w:r>
-        <w:rPr>
-          <w:rFonts w:ascii="Times New Roman" w:hAnsi="Times New Roman" w:cs="Times New Roman" w:eastAsia="Times New Roman"/>
-          <w:b w:val="0"/>
-          <w:i w:val="0"/>
-          <w:sz w:val="28"/>
-        </w:rPr>
-        <w:t>Продолжение таблицы 4.4</w:t>
-      </w:r>
-    </w:p>
-    <w:tbl>
-      <w:tblPr>
-        <w:tblStyle w:val="TableGrid"/>
-        <w:tblW w:type="auto" w:w="0"/>
-        <w:jc w:val="center"/>
-        <w:tblLayout w:type="fixed"/>
-        <w:tblLook w:firstColumn="1" w:firstRow="1" w:lastColumn="0" w:lastRow="0" w:noHBand="0" w:noVBand="1" w:val="04A0"/>
-        <w:tblLayout w:type="fixed"/>
-        <w:tblCaption w:val="4.4|6"/>
-      </w:tblPr>
-      <w:tblGrid>
-        <w:gridCol w:w="2041"/>
-        <w:gridCol w:w="3628"/>
-        <w:gridCol w:w="3685"/>
-      </w:tblGrid>
-      <w:tr>
-        <w:trPr>
-          <w:cantSplit/>
-          <w:tblHeader/>
-        </w:trPr>
-        <w:tc>
-          <w:tcPr>
-            <w:tcW w:type="dxa" w:w="2041"/>
-          </w:tcPr>
-          <w:p>
-            <w:pPr>
-              <w:keepNext/>
-              <w:widowControl w:val="0"/>
-              <w:spacing w:line="240" w:lineRule="auto" w:after="0"/>
-              <w:ind w:firstLine="0"/>
-              <w:jc w:val="center"/>
-            </w:pPr>
-            <w:r/>
-            <w:r>
-              <w:rPr>
-                <w:rFonts w:ascii="Times New Roman" w:hAnsi="Times New Roman" w:cs="Times New Roman" w:eastAsia="Times New Roman"/>
-                <w:b w:val="0"/>
-                <w:i w:val="0"/>
-                <w:sz w:val="24"/>
-              </w:rPr>
-              <w:t>Объект</w:t>
-            </w:r>
-          </w:p>
-        </w:tc>
-        <w:tc>
-          <w:tcPr>
-            <w:tcW w:type="dxa" w:w="3628"/>
-          </w:tcPr>
-          <w:p>
-            <w:pPr>
-              <w:keepNext/>
-              <w:widowControl w:val="0"/>
-              <w:spacing w:line="240" w:lineRule="auto" w:after="0"/>
-              <w:ind w:firstLine="0"/>
-              <w:jc w:val="center"/>
-            </w:pPr>
-            <w:r/>
-            <w:r>
-              <w:rPr>
-                <w:rFonts w:ascii="Times New Roman" w:hAnsi="Times New Roman" w:cs="Times New Roman" w:eastAsia="Times New Roman"/>
-                <w:b w:val="0"/>
-                <w:i w:val="0"/>
-                <w:sz w:val="24"/>
-              </w:rPr>
-              <w:t>Описание</w:t>
-            </w:r>
-          </w:p>
-        </w:tc>
-        <w:tc>
-          <w:tcPr>
-            <w:tcW w:type="dxa" w:w="3685"/>
-          </w:tcPr>
-          <w:p>
-            <w:pPr>
-              <w:keepNext/>
-              <w:widowControl w:val="0"/>
-              <w:spacing w:line="240" w:lineRule="auto" w:after="0"/>
-              <w:ind w:firstLine="0"/>
-              <w:jc w:val="center"/>
-            </w:pPr>
-            <w:r/>
-            <w:r>
-              <w:rPr>
-                <w:rFonts w:ascii="Times New Roman" w:hAnsi="Times New Roman" w:cs="Times New Roman" w:eastAsia="Times New Roman"/>
-                <w:b w:val="0"/>
-                <w:i w:val="0"/>
-                <w:sz w:val="24"/>
-              </w:rPr>
-              <w:t>Основные атрибуты</w:t>
-            </w:r>
-          </w:p>
-        </w:tc>
-      </w:tr>
       <w:tr>
         <w:trPr>
           <w:cantSplit/>
@@ -4697,7 +4587,7 @@
                 <w:i w:val="0"/>
                 <w:sz w:val="24"/>
               </w:rPr>
-              <w:t>Версия модели машинного обучения</w:t>
+              <w:t>Версия статистической модели прогнозирования</w:t>
             </w:r>
           </w:p>
         </w:tc>
@@ -4799,6 +4689,228 @@
           </w:p>
         </w:tc>
       </w:tr>
+      <w:tr>
+        <w:trPr>
+          <w:cantSplit/>
+        </w:trPr>
+        <w:tc>
+          <w:tcPr>
+            <w:tcW w:type="dxa" w:w="2041"/>
+          </w:tcPr>
+          <w:p>
+            <w:pPr>
+              <w:widowControl w:val="0"/>
+              <w:spacing w:line="240" w:lineRule="auto" w:after="0"/>
+              <w:ind w:firstLine="0"/>
+              <w:jc w:val="left"/>
+            </w:pPr>
+            <w:r/>
+            <w:r>
+              <w:rPr>
+                <w:rFonts w:ascii="Times New Roman" w:hAnsi="Times New Roman" w:cs="Times New Roman" w:eastAsia="Times New Roman"/>
+                <w:b w:val="0"/>
+                <w:i w:val="0"/>
+                <w:sz w:val="24"/>
+              </w:rPr>
+              <w:t>Канал продаж</w:t>
+            </w:r>
+          </w:p>
+        </w:tc>
+        <w:tc>
+          <w:tcPr>
+            <w:tcW w:type="dxa" w:w="3628"/>
+          </w:tcPr>
+          <w:p>
+            <w:pPr>
+              <w:widowControl w:val="0"/>
+              <w:spacing w:line="240" w:lineRule="auto" w:after="0"/>
+              <w:ind w:firstLine="0"/>
+              <w:jc w:val="left"/>
+            </w:pPr>
+            <w:r/>
+            <w:r>
+              <w:rPr>
+                <w:rFonts w:ascii="Times New Roman" w:hAnsi="Times New Roman" w:cs="Times New Roman" w:eastAsia="Times New Roman"/>
+                <w:b w:val="0"/>
+                <w:i w:val="0"/>
+                <w:sz w:val="24"/>
+              </w:rPr>
+              <w:t>Интернет-магазин или маркетплейс, подключённый к системе</w:t>
+            </w:r>
+          </w:p>
+        </w:tc>
+        <w:tc>
+          <w:tcPr>
+            <w:tcW w:type="dxa" w:w="3685"/>
+          </w:tcPr>
+          <w:p>
+            <w:pPr>
+              <w:widowControl w:val="0"/>
+              <w:spacing w:line="240" w:lineRule="auto" w:after="0"/>
+              <w:ind w:firstLine="0"/>
+              <w:jc w:val="left"/>
+            </w:pPr>
+            <w:r/>
+            <w:r>
+              <w:rPr>
+                <w:rFonts w:ascii="Times New Roman" w:hAnsi="Times New Roman" w:cs="Times New Roman" w:eastAsia="Times New Roman"/>
+                <w:b w:val="0"/>
+                <w:i w:val="0"/>
+                <w:sz w:val="24"/>
+              </w:rPr>
+              <w:t>Код, наименование, место хранения, коэффициент цены, хеш ключа доступа</w:t>
+            </w:r>
+          </w:p>
+        </w:tc>
+      </w:tr>
+      <w:tr>
+        <w:trPr>
+          <w:cantSplit/>
+        </w:trPr>
+        <w:tc>
+          <w:tcPr>
+            <w:tcW w:type="dxa" w:w="2041"/>
+          </w:tcPr>
+          <w:p>
+            <w:pPr>
+              <w:widowControl w:val="0"/>
+              <w:spacing w:line="240" w:lineRule="auto" w:after="0"/>
+              <w:ind w:firstLine="0"/>
+              <w:jc w:val="left"/>
+            </w:pPr>
+            <w:r/>
+            <w:r>
+              <w:rPr>
+                <w:rFonts w:ascii="Times New Roman" w:hAnsi="Times New Roman" w:cs="Times New Roman" w:eastAsia="Times New Roman"/>
+                <w:b w:val="0"/>
+                <w:i w:val="0"/>
+                <w:sz w:val="24"/>
+              </w:rPr>
+              <w:t>Онлайн-заказ</w:t>
+            </w:r>
+          </w:p>
+        </w:tc>
+        <w:tc>
+          <w:tcPr>
+            <w:tcW w:type="dxa" w:w="3628"/>
+          </w:tcPr>
+          <w:p>
+            <w:pPr>
+              <w:widowControl w:val="0"/>
+              <w:spacing w:line="240" w:lineRule="auto" w:after="0"/>
+              <w:ind w:firstLine="0"/>
+              <w:jc w:val="left"/>
+            </w:pPr>
+            <w:r/>
+            <w:r>
+              <w:rPr>
+                <w:rFonts w:ascii="Times New Roman" w:hAnsi="Times New Roman" w:cs="Times New Roman" w:eastAsia="Times New Roman"/>
+                <w:b w:val="0"/>
+                <w:i w:val="0"/>
+                <w:sz w:val="24"/>
+              </w:rPr>
+              <w:t>Заказ или предзаказ покупателя, поступивший из канала продаж</w:t>
+            </w:r>
+          </w:p>
+        </w:tc>
+        <w:tc>
+          <w:tcPr>
+            <w:tcW w:type="dxa" w:w="3685"/>
+          </w:tcPr>
+          <w:p>
+            <w:pPr>
+              <w:widowControl w:val="0"/>
+              <w:spacing w:line="240" w:lineRule="auto" w:after="0"/>
+              <w:ind w:firstLine="0"/>
+              <w:jc w:val="left"/>
+            </w:pPr>
+            <w:r/>
+            <w:r>
+              <w:rPr>
+                <w:rFonts w:ascii="Times New Roman" w:hAnsi="Times New Roman" w:cs="Times New Roman" w:eastAsia="Times New Roman"/>
+                <w:b w:val="0"/>
+                <w:i w:val="0"/>
+                <w:sz w:val="24"/>
+              </w:rPr>
+              <w:t>Канал, номер, дата доставки, статус, покупатель</w:t>
+            </w:r>
+          </w:p>
+        </w:tc>
+      </w:tr>
+      <w:tr>
+        <w:trPr>
+          <w:cantSplit/>
+        </w:trPr>
+        <w:tc>
+          <w:tcPr>
+            <w:tcW w:type="dxa" w:w="2041"/>
+          </w:tcPr>
+          <w:p>
+            <w:pPr>
+              <w:widowControl w:val="0"/>
+              <w:spacing w:line="240" w:lineRule="auto" w:after="0"/>
+              <w:ind w:firstLine="0"/>
+              <w:jc w:val="left"/>
+            </w:pPr>
+            <w:r/>
+            <w:r>
+              <w:rPr>
+                <w:rFonts w:ascii="Times New Roman" w:hAnsi="Times New Roman" w:cs="Times New Roman" w:eastAsia="Times New Roman"/>
+                <w:b w:val="0"/>
+                <w:i w:val="0"/>
+                <w:sz w:val="24"/>
+              </w:rPr>
+              <w:t>Резерв</w:t>
+            </w:r>
+          </w:p>
+        </w:tc>
+        <w:tc>
+          <w:tcPr>
+            <w:tcW w:type="dxa" w:w="3628"/>
+          </w:tcPr>
+          <w:p>
+            <w:pPr>
+              <w:widowControl w:val="0"/>
+              <w:spacing w:line="240" w:lineRule="auto" w:after="0"/>
+              <w:ind w:firstLine="0"/>
+              <w:jc w:val="left"/>
+            </w:pPr>
+            <w:r/>
+            <w:r>
+              <w:rPr>
+                <w:rFonts w:ascii="Times New Roman" w:hAnsi="Times New Roman" w:cs="Times New Roman" w:eastAsia="Times New Roman"/>
+                <w:b w:val="0"/>
+                <w:i w:val="0"/>
+                <w:sz w:val="24"/>
+              </w:rPr>
+              <w:t>Количество товара партии, закреплённое за онлайн-заказом</w:t>
+            </w:r>
+          </w:p>
+        </w:tc>
+        <w:tc>
+          <w:tcPr>
+            <w:tcW w:type="dxa" w:w="3685"/>
+          </w:tcPr>
+          <w:p>
+            <w:pPr>
+              <w:widowControl w:val="0"/>
+              <w:spacing w:line="240" w:lineRule="auto" w:after="0"/>
+              <w:ind w:firstLine="0"/>
+              <w:jc w:val="left"/>
+            </w:pPr>
+            <w:r/>
+            <w:r>
+              <w:rPr>
+                <w:rFonts w:ascii="Times New Roman" w:hAnsi="Times New Roman" w:cs="Times New Roman" w:eastAsia="Times New Roman"/>
+                <w:b w:val="0"/>
+                <w:i w:val="0"/>
+                <w:sz w:val="24"/>
+              </w:rPr>
+              <w:t>Заказ, партия, количество</w:t>
+            </w:r>
+          </w:p>
+        </w:tc>
+      </w:tr>
     </w:tbl>
     <w:p>
       <w:pPr>
@@ -4813,7 +4925,7 @@
           <w:i w:val="0"/>
           <w:sz w:val="28"/>
         </w:rPr>
-        <w:t>Взаимодействие объектов модели: поставщик поставляет товары на определённых условиях; по заказу поставщику поступает одна или несколько партий, каждая из которых размещается в месте хранения; продажи и списания уменьшают остаток конкретных партий, что обеспечивает контроль сроков реализации. Прогноз рассчитывается для пары «товар — место хранения» версией модели прогноза с учётом событий календаря и используется при расчёте рекомендуемого количества в строках заказа.</w:t>
+        <w:t>Взаимодействие объектов модели: поставщик поставляет товары на определённых условиях; по заказу поставщику поступает одна или несколько партий, каждая из которых размещается в месте хранения; продажи и списания уменьшают остаток конкретных партий, что обеспечивает контроль сроков реализации. Прогноз рассчитывается для пары «товар — место хранения» версией модели прогноза с учётом событий календаря и используется при расчёте рекомендуемого количества в строках заказа. Онлайн-заказ поступает из канала продаж и резервирует остатки конкретных партий, годных на дату доставки; предзаказ без доступного товара резервируется при поступлении продукции.</w:t>
       </w:r>
     </w:p>
     <w:p>
@@ -5165,141 +5277,6 @@
                 <w:sz w:val="24"/>
               </w:rPr>
               <w:t>Высокий</w:t>
-            </w:r>
-          </w:p>
-        </w:tc>
-      </w:tr>
-    </w:tbl>
-    <w:p>
-      <w:pPr>
-        <w:keepNext/>
-        <w:ind w:firstLine="0"/>
-        <w:jc w:val="right"/>
-      </w:pPr>
-      <w:r>
-        <w:rPr>
-          <w:rFonts w:ascii="Times New Roman" w:hAnsi="Times New Roman" w:cs="Times New Roman" w:eastAsia="Times New Roman"/>
-          <w:b w:val="0"/>
-          <w:i w:val="0"/>
-          <w:sz w:val="28"/>
-        </w:rPr>
-        <w:t>Продолжение таблицы 4.5</w:t>
-      </w:r>
-    </w:p>
-    <w:tbl>
-      <w:tblPr>
-        <w:tblStyle w:val="TableGrid"/>
-        <w:tblW w:type="auto" w:w="0"/>
-        <w:jc w:val="center"/>
-        <w:tblLayout w:type="fixed"/>
-        <w:tblLook w:firstColumn="1" w:firstRow="1" w:lastColumn="0" w:lastRow="0" w:noHBand="0" w:noVBand="1" w:val="04A0"/>
-        <w:tblLayout w:type="fixed"/>
-        <w:tblCaption w:val="4.5|2"/>
-      </w:tblPr>
-      <w:tblGrid>
-        <w:gridCol w:w="794"/>
-        <w:gridCol w:w="5443"/>
-        <w:gridCol w:w="1928"/>
-        <w:gridCol w:w="1191"/>
-      </w:tblGrid>
-      <w:tr>
-        <w:trPr>
-          <w:cantSplit/>
-          <w:tblHeader/>
-        </w:trPr>
-        <w:tc>
-          <w:tcPr>
-            <w:tcW w:type="dxa" w:w="794"/>
-          </w:tcPr>
-          <w:p>
-            <w:pPr>
-              <w:keepNext/>
-              <w:widowControl w:val="0"/>
-              <w:spacing w:line="240" w:lineRule="auto" w:after="0"/>
-              <w:ind w:firstLine="0"/>
-              <w:jc w:val="center"/>
-            </w:pPr>
-            <w:r/>
-            <w:r>
-              <w:rPr>
-                <w:rFonts w:ascii="Times New Roman" w:hAnsi="Times New Roman" w:cs="Times New Roman" w:eastAsia="Times New Roman"/>
-                <w:b w:val="0"/>
-                <w:i w:val="0"/>
-                <w:sz w:val="24"/>
-              </w:rPr>
-              <w:t>Код</w:t>
-            </w:r>
-          </w:p>
-        </w:tc>
-        <w:tc>
-          <w:tcPr>
-            <w:tcW w:type="dxa" w:w="5443"/>
-          </w:tcPr>
-          <w:p>
-            <w:pPr>
-              <w:keepNext/>
-              <w:widowControl w:val="0"/>
-              <w:spacing w:line="240" w:lineRule="auto" w:after="0"/>
-              <w:ind w:firstLine="0"/>
-              <w:jc w:val="center"/>
-            </w:pPr>
-            <w:r/>
-            <w:r>
-              <w:rPr>
-                <w:rFonts w:ascii="Times New Roman" w:hAnsi="Times New Roman" w:cs="Times New Roman" w:eastAsia="Times New Roman"/>
-                <w:b w:val="0"/>
-                <w:i w:val="0"/>
-                <w:sz w:val="24"/>
-              </w:rPr>
-              <w:t>Требование</w:t>
-            </w:r>
-          </w:p>
-        </w:tc>
-        <w:tc>
-          <w:tcPr>
-            <w:tcW w:type="dxa" w:w="1928"/>
-          </w:tcPr>
-          <w:p>
-            <w:pPr>
-              <w:keepNext/>
-              <w:widowControl w:val="0"/>
-              <w:spacing w:line="240" w:lineRule="auto" w:after="0"/>
-              <w:ind w:firstLine="0"/>
-              <w:jc w:val="center"/>
-            </w:pPr>
-            <w:r/>
-            <w:r>
-              <w:rPr>
-                <w:rFonts w:ascii="Times New Roman" w:hAnsi="Times New Roman" w:cs="Times New Roman" w:eastAsia="Times New Roman"/>
-                <w:b w:val="0"/>
-                <w:i w:val="0"/>
-                <w:sz w:val="24"/>
-              </w:rPr>
-              <w:t>Точка зрения</w:t>
-            </w:r>
-          </w:p>
-        </w:tc>
-        <w:tc>
-          <w:tcPr>
-            <w:tcW w:type="dxa" w:w="1191"/>
-          </w:tcPr>
-          <w:p>
-            <w:pPr>
-              <w:keepNext/>
-              <w:widowControl w:val="0"/>
-              <w:spacing w:line="240" w:lineRule="auto" w:after="0"/>
-              <w:ind w:firstLine="0"/>
-              <w:jc w:val="center"/>
-            </w:pPr>
-            <w:r/>
-            <w:r>
-              <w:rPr>
-                <w:rFonts w:ascii="Times New Roman" w:hAnsi="Times New Roman" w:cs="Times New Roman" w:eastAsia="Times New Roman"/>
-                <w:b w:val="0"/>
-                <w:i w:val="0"/>
-                <w:sz w:val="24"/>
-              </w:rPr>
-              <w:t>Приоритет</w:t>
             </w:r>
           </w:p>
         </w:tc>
@@ -6177,6 +6154,141 @@
           </w:p>
         </w:tc>
       </w:tr>
+    </w:tbl>
+    <w:p>
+      <w:pPr>
+        <w:keepNext/>
+        <w:ind w:firstLine="0"/>
+        <w:jc w:val="right"/>
+      </w:pPr>
+      <w:r>
+        <w:rPr>
+          <w:rFonts w:ascii="Times New Roman" w:hAnsi="Times New Roman" w:cs="Times New Roman" w:eastAsia="Times New Roman"/>
+          <w:b w:val="0"/>
+          <w:i w:val="0"/>
+          <w:sz w:val="28"/>
+        </w:rPr>
+        <w:t>Продолжение таблицы 4.5</w:t>
+      </w:r>
+    </w:p>
+    <w:tbl>
+      <w:tblPr>
+        <w:tblStyle w:val="TableGrid"/>
+        <w:tblW w:type="auto" w:w="0"/>
+        <w:jc w:val="center"/>
+        <w:tblLayout w:type="fixed"/>
+        <w:tblLook w:firstColumn="1" w:firstRow="1" w:lastColumn="0" w:lastRow="0" w:noHBand="0" w:noVBand="1" w:val="04A0"/>
+        <w:tblLayout w:type="fixed"/>
+        <w:tblCaption w:val="4.5|11"/>
+      </w:tblPr>
+      <w:tblGrid>
+        <w:gridCol w:w="794"/>
+        <w:gridCol w:w="5443"/>
+        <w:gridCol w:w="1928"/>
+        <w:gridCol w:w="1191"/>
+      </w:tblGrid>
+      <w:tr>
+        <w:trPr>
+          <w:cantSplit/>
+          <w:tblHeader/>
+        </w:trPr>
+        <w:tc>
+          <w:tcPr>
+            <w:tcW w:type="dxa" w:w="794"/>
+          </w:tcPr>
+          <w:p>
+            <w:pPr>
+              <w:keepNext/>
+              <w:widowControl w:val="0"/>
+              <w:spacing w:line="240" w:lineRule="auto" w:after="0"/>
+              <w:ind w:firstLine="0"/>
+              <w:jc w:val="center"/>
+            </w:pPr>
+            <w:r/>
+            <w:r>
+              <w:rPr>
+                <w:rFonts w:ascii="Times New Roman" w:hAnsi="Times New Roman" w:cs="Times New Roman" w:eastAsia="Times New Roman"/>
+                <w:b w:val="0"/>
+                <w:i w:val="0"/>
+                <w:sz w:val="24"/>
+              </w:rPr>
+              <w:t>Код</w:t>
+            </w:r>
+          </w:p>
+        </w:tc>
+        <w:tc>
+          <w:tcPr>
+            <w:tcW w:type="dxa" w:w="5443"/>
+          </w:tcPr>
+          <w:p>
+            <w:pPr>
+              <w:keepNext/>
+              <w:widowControl w:val="0"/>
+              <w:spacing w:line="240" w:lineRule="auto" w:after="0"/>
+              <w:ind w:firstLine="0"/>
+              <w:jc w:val="center"/>
+            </w:pPr>
+            <w:r/>
+            <w:r>
+              <w:rPr>
+                <w:rFonts w:ascii="Times New Roman" w:hAnsi="Times New Roman" w:cs="Times New Roman" w:eastAsia="Times New Roman"/>
+                <w:b w:val="0"/>
+                <w:i w:val="0"/>
+                <w:sz w:val="24"/>
+              </w:rPr>
+              <w:t>Требование</w:t>
+            </w:r>
+          </w:p>
+        </w:tc>
+        <w:tc>
+          <w:tcPr>
+            <w:tcW w:type="dxa" w:w="1928"/>
+          </w:tcPr>
+          <w:p>
+            <w:pPr>
+              <w:keepNext/>
+              <w:widowControl w:val="0"/>
+              <w:spacing w:line="240" w:lineRule="auto" w:after="0"/>
+              <w:ind w:firstLine="0"/>
+              <w:jc w:val="center"/>
+            </w:pPr>
+            <w:r/>
+            <w:r>
+              <w:rPr>
+                <w:rFonts w:ascii="Times New Roman" w:hAnsi="Times New Roman" w:cs="Times New Roman" w:eastAsia="Times New Roman"/>
+                <w:b w:val="0"/>
+                <w:i w:val="0"/>
+                <w:sz w:val="24"/>
+              </w:rPr>
+              <w:t>Точка зрения</w:t>
+            </w:r>
+          </w:p>
+        </w:tc>
+        <w:tc>
+          <w:tcPr>
+            <w:tcW w:type="dxa" w:w="1191"/>
+          </w:tcPr>
+          <w:p>
+            <w:pPr>
+              <w:keepNext/>
+              <w:widowControl w:val="0"/>
+              <w:spacing w:line="240" w:lineRule="auto" w:after="0"/>
+              <w:ind w:firstLine="0"/>
+              <w:jc w:val="center"/>
+            </w:pPr>
+            <w:r/>
+            <w:r>
+              <w:rPr>
+                <w:rFonts w:ascii="Times New Roman" w:hAnsi="Times New Roman" w:cs="Times New Roman" w:eastAsia="Times New Roman"/>
+                <w:b w:val="0"/>
+                <w:i w:val="0"/>
+                <w:sz w:val="24"/>
+              </w:rPr>
+              <w:t>Приоритет</w:t>
+            </w:r>
+          </w:p>
+        </w:tc>
+      </w:tr>
       <w:tr>
         <w:trPr>
           <w:cantSplit/>
@@ -6417,7 +6529,7 @@
                 <w:i w:val="0"/>
                 <w:sz w:val="24"/>
               </w:rPr>
-              <w:t>Аналитик должен иметь возможность переобучить модель прогноза и сравнить её точность с действующей</w:t>
+              <w:t>Аналитик должен иметь возможность пересчитать параметры модели прогноза и сравнить её точность с действующей</w:t>
             </w:r>
           </w:p>
         </w:tc>
@@ -7200,6 +7312,116 @@
           </w:p>
         </w:tc>
       </w:tr>
+    </w:tbl>
+    <w:p>
+      <w:pPr>
+        <w:keepNext/>
+        <w:ind w:firstLine="0"/>
+        <w:jc w:val="right"/>
+      </w:pPr>
+      <w:r>
+        <w:rPr>
+          <w:rFonts w:ascii="Times New Roman" w:hAnsi="Times New Roman" w:cs="Times New Roman" w:eastAsia="Times New Roman"/>
+          <w:b w:val="0"/>
+          <w:i w:val="0"/>
+          <w:sz w:val="28"/>
+        </w:rPr>
+        <w:t>Продолжение таблицы 4.6</w:t>
+      </w:r>
+    </w:p>
+    <w:tbl>
+      <w:tblPr>
+        <w:tblStyle w:val="TableGrid"/>
+        <w:tblW w:type="auto" w:w="0"/>
+        <w:jc w:val="center"/>
+        <w:tblLayout w:type="fixed"/>
+        <w:tblLook w:firstColumn="1" w:firstRow="1" w:lastColumn="0" w:lastRow="0" w:noHBand="0" w:noVBand="1" w:val="04A0"/>
+        <w:tblLayout w:type="fixed"/>
+        <w:tblCaption w:val="4.6|8"/>
+      </w:tblPr>
+      <w:tblGrid>
+        <w:gridCol w:w="907"/>
+        <w:gridCol w:w="7030"/>
+        <w:gridCol w:w="1417"/>
+      </w:tblGrid>
+      <w:tr>
+        <w:trPr>
+          <w:cantSplit/>
+          <w:tblHeader/>
+        </w:trPr>
+        <w:tc>
+          <w:tcPr>
+            <w:tcW w:type="dxa" w:w="907"/>
+          </w:tcPr>
+          <w:p>
+            <w:pPr>
+              <w:keepNext/>
+              <w:widowControl w:val="0"/>
+              <w:spacing w:line="240" w:lineRule="auto" w:after="0"/>
+              <w:ind w:firstLine="0"/>
+              <w:jc w:val="center"/>
+            </w:pPr>
+            <w:r/>
+            <w:r>
+              <w:rPr>
+                <w:rFonts w:ascii="Times New Roman" w:hAnsi="Times New Roman" w:cs="Times New Roman" w:eastAsia="Times New Roman"/>
+                <w:b w:val="0"/>
+                <w:i w:val="0"/>
+                <w:sz w:val="24"/>
+              </w:rPr>
+              <w:t>Код</w:t>
+            </w:r>
+          </w:p>
+        </w:tc>
+        <w:tc>
+          <w:tcPr>
+            <w:tcW w:type="dxa" w:w="7030"/>
+          </w:tcPr>
+          <w:p>
+            <w:pPr>
+              <w:keepNext/>
+              <w:widowControl w:val="0"/>
+              <w:spacing w:line="240" w:lineRule="auto" w:after="0"/>
+              <w:ind w:firstLine="0"/>
+              <w:jc w:val="center"/>
+            </w:pPr>
+            <w:r/>
+            <w:r>
+              <w:rPr>
+                <w:rFonts w:ascii="Times New Roman" w:hAnsi="Times New Roman" w:cs="Times New Roman" w:eastAsia="Times New Roman"/>
+                <w:b w:val="0"/>
+                <w:i w:val="0"/>
+                <w:sz w:val="24"/>
+              </w:rPr>
+              <w:t>Системное требование</w:t>
+            </w:r>
+          </w:p>
+        </w:tc>
+        <w:tc>
+          <w:tcPr>
+            <w:tcW w:type="dxa" w:w="1417"/>
+          </w:tcPr>
+          <w:p>
+            <w:pPr>
+              <w:keepNext/>
+              <w:widowControl w:val="0"/>
+              <w:spacing w:line="240" w:lineRule="auto" w:after="0"/>
+              <w:ind w:firstLine="0"/>
+              <w:jc w:val="center"/>
+            </w:pPr>
+            <w:r/>
+            <w:r>
+              <w:rPr>
+                <w:rFonts w:ascii="Times New Roman" w:hAnsi="Times New Roman" w:cs="Times New Roman" w:eastAsia="Times New Roman"/>
+                <w:b w:val="0"/>
+                <w:i w:val="0"/>
+                <w:sz w:val="24"/>
+              </w:rPr>
+              <w:t>Связь</w:t>
+            </w:r>
+          </w:p>
+        </w:tc>
+      </w:tr>
       <w:tr>
         <w:trPr>
           <w:cantSplit/>
@@ -7394,7 +7616,7 @@
                 <w:i w:val="0"/>
                 <w:sz w:val="24"/>
               </w:rPr>
-              <w:t>Заказ отправляется поставщику по e-mail в формате XLSX; статусы заказа: черновик, на согласовании, утверждён, отправлен, подтверждён, в пути, принят, закрыт, отменён</w:t>
+              <w:t>Заказ отправляется поставщику по e-mail в формате XLSX или через API поставщика (JSON) — способ задаётся в карточке поставщика; при ошибке отправки заказ остаётся утверждённым и отправку можно повторить; статусы заказа: черновик, на согласовании, утверждён, отправлен, подтверждён, в пути, принят, закрыт, отменён</w:t>
             </w:r>
           </w:p>
         </w:tc>
@@ -8083,7 +8305,7 @@
                 <w:i w:val="0"/>
                 <w:sz w:val="24"/>
               </w:rPr>
-              <w:t>Сервер системы размещается в офисе Компании (или у хостинг-провайдера в РФ); салоны подключаются через интернет по защищённому каналу</w:t>
+              <w:t>Сервер системы размещается в офисе Компании (или у хостинг-провайдера в РФ); салоны подключаются через интернет по защищённому каналу. Дополнительно поставляется версия для одного компьютера под Windows без установки (встроенная СУБД SQLite)</w:t>
             </w:r>
           </w:p>
         </w:tc>
@@ -8352,6 +8574,91 @@
           </w:p>
         </w:tc>
       </w:tr>
+    </w:tbl>
+    <w:p>
+      <w:pPr>
+        <w:keepNext/>
+        <w:ind w:firstLine="0"/>
+        <w:jc w:val="right"/>
+      </w:pPr>
+      <w:r>
+        <w:rPr>
+          <w:rFonts w:ascii="Times New Roman" w:hAnsi="Times New Roman" w:cs="Times New Roman" w:eastAsia="Times New Roman"/>
+          <w:b w:val="0"/>
+          <w:i w:val="0"/>
+          <w:sz w:val="28"/>
+        </w:rPr>
+        <w:t>Продолжение таблицы 4.7</w:t>
+      </w:r>
+    </w:p>
+    <w:tbl>
+      <w:tblPr>
+        <w:tblStyle w:val="TableGrid"/>
+        <w:tblW w:type="auto" w:w="0"/>
+        <w:jc w:val="center"/>
+        <w:tblLayout w:type="fixed"/>
+        <w:tblLook w:firstColumn="1" w:firstRow="1" w:lastColumn="0" w:lastRow="0" w:noHBand="0" w:noVBand="1" w:val="04A0"/>
+        <w:tblLayout w:type="fixed"/>
+        <w:tblCaption w:val="4.7|9"/>
+      </w:tblPr>
+      <w:tblGrid>
+        <w:gridCol w:w="1020"/>
+        <w:gridCol w:w="8334"/>
+      </w:tblGrid>
+      <w:tr>
+        <w:trPr>
+          <w:cantSplit/>
+          <w:tblHeader/>
+        </w:trPr>
+        <w:tc>
+          <w:tcPr>
+            <w:tcW w:type="dxa" w:w="1020"/>
+          </w:tcPr>
+          <w:p>
+            <w:pPr>
+              <w:keepNext/>
+              <w:widowControl w:val="0"/>
+              <w:spacing w:line="240" w:lineRule="auto" w:after="0"/>
+              <w:ind w:firstLine="0"/>
+              <w:jc w:val="center"/>
+            </w:pPr>
+            <w:r/>
+            <w:r>
+              <w:rPr>
+                <w:rFonts w:ascii="Times New Roman" w:hAnsi="Times New Roman" w:cs="Times New Roman" w:eastAsia="Times New Roman"/>
+                <w:b w:val="0"/>
+                <w:i w:val="0"/>
+                <w:sz w:val="24"/>
+              </w:rPr>
+              <w:t>Код</w:t>
+            </w:r>
+          </w:p>
+        </w:tc>
+        <w:tc>
+          <w:tcPr>
+            <w:tcW w:type="dxa" w:w="8334"/>
+          </w:tcPr>
+          <w:p>
+            <w:pPr>
+              <w:keepNext/>
+              <w:widowControl w:val="0"/>
+              <w:spacing w:line="240" w:lineRule="auto" w:after="0"/>
+              <w:ind w:firstLine="0"/>
+              <w:jc w:val="center"/>
+            </w:pPr>
+            <w:r/>
+            <w:r>
+              <w:rPr>
+                <w:rFonts w:ascii="Times New Roman" w:hAnsi="Times New Roman" w:cs="Times New Roman" w:eastAsia="Times New Roman"/>
+                <w:b w:val="0"/>
+                <w:i w:val="0"/>
+                <w:sz w:val="24"/>
+              </w:rPr>
+              <w:t>Требование</w:t>
+            </w:r>
+          </w:p>
+        </w:tc>
+      </w:tr>
       <w:tr>
         <w:trPr>
           <w:cantSplit/>
@@ -8428,7 +8735,7 @@
                 <w:i w:val="0"/>
                 <w:sz w:val="24"/>
               </w:rPr>
-              <w:t>REST API в формате JSON с описанием в спецификации OpenAPI 3; методы для интернет-магазина: GET /stock, GET /prices, POST /orders</w:t>
+              <w:t>REST API в формате JSON с описанием в спецификации OpenAPI 3; методы для интернет-магазина: GET /api/shop/stock, GET /api/shop/prices, POST /api/shop/orders, GET /api/shop/orders/{номер}; для «1С:Розница»: POST /api/onec/receipts, GET /api/onec/prices; доступ внешних систем — по ключу в заголовке X-API-Key</w:t>
             </w:r>
           </w:p>
         </w:tc>
@@ -8743,7 +9050,7 @@
                 <w:i w:val="0"/>
                 <w:sz w:val="24"/>
               </w:rPr>
-              <w:t>Обмен с «1С:Розница» — через HTTP-сервисы / OData; с интернет-магазином — через REST API; с погодным сервисом — через открытый API</w:t>
+              <w:t>Обмен с «1С:Розница» — через HTTP-сервис (JSON) или папку обмена файлами (JSON, CSV); с интернет-магазином и маркетплейсами — через REST API; с поставщиками — по e-mail (SMTP) или через API поставщика; с погодным сервисом Open-Meteo — через открытый API</w:t>
             </w:r>
           </w:p>
         </w:tc>
@@ -9359,116 +9666,6 @@
           </w:p>
         </w:tc>
       </w:tr>
-    </w:tbl>
-    <w:p>
-      <w:pPr>
-        <w:keepNext/>
-        <w:ind w:firstLine="0"/>
-        <w:jc w:val="right"/>
-      </w:pPr>
-      <w:r>
-        <w:rPr>
-          <w:rFonts w:ascii="Times New Roman" w:hAnsi="Times New Roman" w:cs="Times New Roman" w:eastAsia="Times New Roman"/>
-          <w:b w:val="0"/>
-          <w:i w:val="0"/>
-          <w:sz w:val="28"/>
-        </w:rPr>
-        <w:t>Продолжение таблицы 4.8</w:t>
-      </w:r>
-    </w:p>
-    <w:tbl>
-      <w:tblPr>
-        <w:tblStyle w:val="TableGrid"/>
-        <w:tblW w:type="auto" w:w="0"/>
-        <w:jc w:val="center"/>
-        <w:tblLayout w:type="fixed"/>
-        <w:tblLook w:firstColumn="1" w:firstRow="1" w:lastColumn="0" w:lastRow="0" w:noHBand="0" w:noVBand="1" w:val="04A0"/>
-        <w:tblLayout w:type="fixed"/>
-        <w:tblCaption w:val="4.8|3"/>
-      </w:tblPr>
-      <w:tblGrid>
-        <w:gridCol w:w="2041"/>
-        <w:gridCol w:w="1928"/>
-        <w:gridCol w:w="5386"/>
-      </w:tblGrid>
-      <w:tr>
-        <w:trPr>
-          <w:cantSplit/>
-          <w:tblHeader/>
-        </w:trPr>
-        <w:tc>
-          <w:tcPr>
-            <w:tcW w:type="dxa" w:w="2041"/>
-          </w:tcPr>
-          <w:p>
-            <w:pPr>
-              <w:keepNext/>
-              <w:widowControl w:val="0"/>
-              <w:spacing w:line="240" w:lineRule="auto" w:after="0"/>
-              <w:ind w:firstLine="0"/>
-              <w:jc w:val="center"/>
-            </w:pPr>
-            <w:r/>
-            <w:r>
-              <w:rPr>
-                <w:rFonts w:ascii="Times New Roman" w:hAnsi="Times New Roman" w:cs="Times New Roman" w:eastAsia="Times New Roman"/>
-                <w:b w:val="0"/>
-                <w:i w:val="0"/>
-                <w:sz w:val="24"/>
-              </w:rPr>
-              <w:t>Тип проверки</w:t>
-            </w:r>
-          </w:p>
-        </w:tc>
-        <w:tc>
-          <w:tcPr>
-            <w:tcW w:type="dxa" w:w="1928"/>
-          </w:tcPr>
-          <w:p>
-            <w:pPr>
-              <w:keepNext/>
-              <w:widowControl w:val="0"/>
-              <w:spacing w:line="240" w:lineRule="auto" w:after="0"/>
-              <w:ind w:firstLine="0"/>
-              <w:jc w:val="center"/>
-            </w:pPr>
-            <w:r/>
-            <w:r>
-              <w:rPr>
-                <w:rFonts w:ascii="Times New Roman" w:hAnsi="Times New Roman" w:cs="Times New Roman" w:eastAsia="Times New Roman"/>
-                <w:b w:val="0"/>
-                <w:i w:val="0"/>
-                <w:sz w:val="24"/>
-              </w:rPr>
-              <w:t>Метод</w:t>
-            </w:r>
-          </w:p>
-        </w:tc>
-        <w:tc>
-          <w:tcPr>
-            <w:tcW w:type="dxa" w:w="5386"/>
-          </w:tcPr>
-          <w:p>
-            <w:pPr>
-              <w:keepNext/>
-              <w:widowControl w:val="0"/>
-              <w:spacing w:line="240" w:lineRule="auto" w:after="0"/>
-              <w:ind w:firstLine="0"/>
-              <w:jc w:val="center"/>
-            </w:pPr>
-            <w:r/>
-            <w:r>
-              <w:rPr>
-                <w:rFonts w:ascii="Times New Roman" w:hAnsi="Times New Roman" w:cs="Times New Roman" w:eastAsia="Times New Roman"/>
-                <w:b w:val="0"/>
-                <w:i w:val="0"/>
-                <w:sz w:val="24"/>
-              </w:rPr>
-              <w:t>Выявленные замечания и принятые решения</w:t>
-            </w:r>
-          </w:p>
-        </w:tc>
-      </w:tr>
       <w:tr>
         <w:trPr>
           <w:cantSplit/>
@@ -9750,7 +9947,7 @@
           <w:i w:val="0"/>
           <w:sz w:val="28"/>
         </w:rPr>
-        <w:t>Назначение: планирование процессов закупки и продажи цветочной продукции на основе партионного учёта и прогнозирования спроса методами машинного обучения.</w:t>
+        <w:t>Назначение: планирование процессов закупки и продажи цветочной продукции на основе партионного учёта и статистического прогнозирования спроса.</w:t>
       </w:r>
     </w:p>
     <w:p>
@@ -9844,7 +10041,7 @@
           <w:i w:val="0"/>
           <w:sz w:val="28"/>
         </w:rPr>
-        <w:t>– математическое обеспечение — модели прогнозирования временных рядов (сезонная наивная модель, Хольт–Уинтерс, метод Кростона, градиентный бустинг), квантильная регрессия, модель «продавца газет» для расчёта заказа, метрики WAPE и bias;</w:t>
+        <w:t>– математическое обеспечение — модели прогнозирования временных рядов (сезонная наивная модель, Хольт–Уинтерс, метод Кростона), оценка квантилей по распределению ошибок прогноза, модель «продавца газет» для расчёта заказа, метрики WAPE и bias;</w:t>
       </w:r>
     </w:p>
     <w:p>
@@ -10061,160 +10258,6 @@
           <w:sz w:val="28"/>
         </w:rPr>
         <w:t>Разработана информационная модель системы, на её основе сформулированы 14 пользовательских и 17 функциональных системных требований, а также требования к архитектуре, оборудованию, параметрам, программному интерфейсу, структуре (масштабируемость, распределённость, модульность, открытость) и интеграции. Проведена аттестация требований, по её результатам требования скорректированы. Составлено техническое задание на создание системы в соответствии с ГОСТ 34.602-89.</w:t>
-      </w:r>
-    </w:p>
-    <w:p>
-      <w:pPr>
-        <w:pStyle w:val="Heading1"/>
-      </w:pPr>
-      <w:r>
-        <w:rPr>
-          <w:rFonts w:ascii="Times New Roman" w:hAnsi="Times New Roman" w:cs="Times New Roman" w:eastAsia="Times New Roman"/>
-          <w:b/>
-          <w:i w:val="0"/>
-          <w:sz w:val="28"/>
-        </w:rPr>
-        <w:t>6 Список используемой литературы</w:t>
-      </w:r>
-    </w:p>
-    <w:p>
-      <w:pPr>
-        <w:jc w:val="left"/>
-      </w:pPr>
-      <w:r>
-        <w:rPr>
-          <w:rFonts w:ascii="Times New Roman" w:hAnsi="Times New Roman" w:cs="Times New Roman" w:eastAsia="Times New Roman"/>
-          <w:b w:val="0"/>
-          <w:i w:val="0"/>
-          <w:sz w:val="28"/>
-        </w:rPr>
-        <w:t>1. ГОСТ 34.601-90. Информационная технология. Комплекс стандартов на автоматизированные системы. Автоматизированные системы. Стадии создания. — М.: Стандартинформ, 2009.</w:t>
-      </w:r>
-    </w:p>
-    <w:p>
-      <w:pPr>
-        <w:jc w:val="left"/>
-      </w:pPr>
-      <w:r>
-        <w:rPr>
-          <w:rFonts w:ascii="Times New Roman" w:hAnsi="Times New Roman" w:cs="Times New Roman" w:eastAsia="Times New Roman"/>
-          <w:b w:val="0"/>
-          <w:i w:val="0"/>
-          <w:sz w:val="28"/>
-        </w:rPr>
-        <w:t>2. ГОСТ 34.602-89. Информационная технология. Комплекс стандартов на автоматизированные системы. Техническое задание на создание автоматизированной системы. — М.: Стандартинформ, 2009.</w:t>
-      </w:r>
-    </w:p>
-    <w:p>
-      <w:pPr>
-        <w:jc w:val="left"/>
-      </w:pPr>
-      <w:r>
-        <w:rPr>
-          <w:rFonts w:ascii="Times New Roman" w:hAnsi="Times New Roman" w:cs="Times New Roman" w:eastAsia="Times New Roman"/>
-          <w:b w:val="0"/>
-          <w:i w:val="0"/>
-          <w:sz w:val="28"/>
-        </w:rPr>
-        <w:t>3. ГОСТ Р ИСО/МЭК 12207-2010. Информационная технология. Системная и программная инженерия. Процессы жизненного цикла программных средств. — М.: Стандартинформ, 2011.</w:t>
-      </w:r>
-    </w:p>
-    <w:p>
-      <w:pPr>
-        <w:jc w:val="left"/>
-      </w:pPr>
-      <w:r>
-        <w:rPr>
-          <w:rFonts w:ascii="Times New Roman" w:hAnsi="Times New Roman" w:cs="Times New Roman" w:eastAsia="Times New Roman"/>
-          <w:b w:val="0"/>
-          <w:i w:val="0"/>
-          <w:sz w:val="28"/>
-        </w:rPr>
-        <w:t>4. Соммервилл И. Инженерия программного обеспечения. — 6-е изд. — М.: Вильямс, 2002. — 624 с.</w:t>
-      </w:r>
-    </w:p>
-    <w:p>
-      <w:pPr>
-        <w:jc w:val="left"/>
-      </w:pPr>
-      <w:r>
-        <w:rPr>
-          <w:rFonts w:ascii="Times New Roman" w:hAnsi="Times New Roman" w:cs="Times New Roman" w:eastAsia="Times New Roman"/>
-          <w:b w:val="0"/>
-          <w:i w:val="0"/>
-          <w:sz w:val="28"/>
-        </w:rPr>
-        <w:t>5. Вигерс К., Битти Д. Разработка требований к программному обеспечению. — 3-е изд. — М.: Русская редакция; СПб.: БХВ-Петербург, 2014. — 736 с.</w:t>
-      </w:r>
-    </w:p>
-    <w:p>
-      <w:pPr>
-        <w:jc w:val="left"/>
-      </w:pPr>
-      <w:r>
-        <w:rPr>
-          <w:rFonts w:ascii="Times New Roman" w:hAnsi="Times New Roman" w:cs="Times New Roman" w:eastAsia="Times New Roman"/>
-          <w:b w:val="0"/>
-          <w:i w:val="0"/>
-          <w:sz w:val="28"/>
-        </w:rPr>
-        <w:t>6. Стерлигова А. Н. Управление запасами в цепях поставок. — М.: ИНФРА-М, 2009. — 430 с.</w:t>
-      </w:r>
-    </w:p>
-    <w:p>
-      <w:pPr>
-        <w:jc w:val="left"/>
-      </w:pPr>
-      <w:r>
-        <w:rPr>
-          <w:rFonts w:ascii="Times New Roman" w:hAnsi="Times New Roman" w:cs="Times New Roman" w:eastAsia="Times New Roman"/>
-          <w:b w:val="0"/>
-          <w:i w:val="0"/>
-          <w:sz w:val="28"/>
-        </w:rPr>
-        <w:t>7. Hyndman R. J., Athanasopoulos G. Forecasting: Principles and Practice. — 3rd ed. — Melbourne: OTexts, 2021. — URL: https://otexts.com/fpp3/</w:t>
-      </w:r>
-    </w:p>
-    <w:p>
-      <w:pPr>
-        <w:jc w:val="left"/>
-      </w:pPr>
-      <w:r>
-        <w:rPr>
-          <w:rFonts w:ascii="Times New Roman" w:hAnsi="Times New Roman" w:cs="Times New Roman" w:eastAsia="Times New Roman"/>
-          <w:b w:val="0"/>
-          <w:i w:val="0"/>
-          <w:sz w:val="28"/>
-        </w:rPr>
-        <w:t>8. Федеральный закон от 28.12.2009 № 381-ФЗ «Об основах государственного регулирования торговой деятельности в Российской Федерации».</w:t>
-      </w:r>
-    </w:p>
-    <w:p>
-      <w:pPr>
-        <w:jc w:val="left"/>
-      </w:pPr>
-      <w:r>
-        <w:rPr>
-          <w:rFonts w:ascii="Times New Roman" w:hAnsi="Times New Roman" w:cs="Times New Roman" w:eastAsia="Times New Roman"/>
-          <w:b w:val="0"/>
-          <w:i w:val="0"/>
-          <w:sz w:val="28"/>
-        </w:rPr>
-        <w:t>9. Федеральный закон от 22.05.2003 № 54-ФЗ «О применении контрольно-кассовой техники при осуществлении расчётов в Российской Федерации».</w:t>
-      </w:r>
-    </w:p>
-    <w:p>
-      <w:pPr>
-        <w:jc w:val="left"/>
-      </w:pPr>
-      <w:r>
-        <w:rPr>
-          <w:rFonts w:ascii="Times New Roman" w:hAnsi="Times New Roman" w:cs="Times New Roman" w:eastAsia="Times New Roman"/>
-          <w:b w:val="0"/>
-          <w:i w:val="0"/>
-          <w:sz w:val="28"/>
-        </w:rPr>
-        <w:t>10. Методические указания по выполнению практических работ по дисциплине «Программная инженерия». Части 1, 2. — Тула: ТулГУ.</w:t>
       </w:r>
     </w:p>
     <w:sectPr>

--- a/reports/ПР_4_Требования_к_ИС.docx
+++ b/reports/ПР_4_Требования_к_ИС.docx
@@ -7210,7 +7210,196 @@
                 <w:i w:val="0"/>
                 <w:sz w:val="24"/>
               </w:rPr>
-              <w:t>Рекомендуемое количество заказа: Q = max(0, D(L+T) − S − Z), где D(L+T) — квантиль прогноза спроса на период до поставки и до следующей поставки, S — доступный остаток с учётом сроков, Z — заказы в пути; результат округляется вверх до кратности упаковки</w:t>
+              <w:t xml:space="preserve">Рекомендуемое количество заказа: </w:t>
+            </w:r>
+            <m:oMath>
+              <m:r>
+                <w:rPr>
+                  <w:rFonts w:ascii="Cambria Math" w:hAnsi="Cambria Math" w:cs="Cambria Math"/>
+                  <w:sz w:val="24"/>
+                  <w:szCs w:val="24"/>
+                </w:rPr>
+                <m:t>Q=</m:t>
+              </m:r>
+              <m:r>
+                <m:rPr>
+                  <m:sty m:val="p"/>
+                </m:rPr>
+                <w:rPr>
+                  <w:rFonts w:ascii="Cambria Math" w:hAnsi="Cambria Math" w:cs="Cambria Math"/>
+                  <w:sz w:val="24"/>
+                  <w:szCs w:val="24"/>
+                </w:rPr>
+                <m:t>max</m:t>
+              </m:r>
+              <m:d>
+                <m:dPr>
+                  <m:sepChr m:val=""/>
+                </m:dPr>
+                <m:e>
+                  <m:r>
+                    <w:rPr>
+                      <w:rFonts w:ascii="Cambria Math" w:hAnsi="Cambria Math" w:cs="Cambria Math"/>
+                      <w:sz w:val="24"/>
+                      <w:szCs w:val="24"/>
+                    </w:rPr>
+                    <m:t>0</m:t>
+                  </m:r>
+                  <m:r>
+                    <w:rPr>
+                      <w:rFonts w:ascii="Cambria Math" w:hAnsi="Cambria Math" w:cs="Cambria Math"/>
+                      <w:sz w:val="24"/>
+                      <w:szCs w:val="24"/>
+                    </w:rPr>
+                    <m:t>,</m:t>
+                  </m:r>
+                  <m:r>
+                    <m:rPr>
+                      <m:sty m:val="p"/>
+                    </m:rPr>
+                    <w:rPr>
+                      <w:rFonts w:ascii="Cambria Math" w:hAnsi="Cambria Math" w:cs="Cambria Math"/>
+                      <w:sz w:val="24"/>
+                      <w:szCs w:val="24"/>
+                    </w:rPr>
+                    <m:t> </m:t>
+                  </m:r>
+                  <m:sSub>
+                    <m:e>
+                      <m:r>
+                        <w:rPr>
+                          <w:rFonts w:ascii="Cambria Math" w:hAnsi="Cambria Math" w:cs="Cambria Math"/>
+                          <w:sz w:val="24"/>
+                          <w:szCs w:val="24"/>
+                        </w:rPr>
+                        <m:t>D</m:t>
+                      </m:r>
+                    </m:e>
+                    <m:sub>
+                      <m:r>
+                        <w:rPr>
+                          <w:rFonts w:ascii="Cambria Math" w:hAnsi="Cambria Math" w:cs="Cambria Math"/>
+                          <w:sz w:val="24"/>
+                          <w:szCs w:val="24"/>
+                        </w:rPr>
+                        <m:t>L+T</m:t>
+                      </m:r>
+                    </m:sub>
+                  </m:sSub>
+                  <m:r>
+                    <w:rPr>
+                      <w:rFonts w:ascii="Cambria Math" w:hAnsi="Cambria Math" w:cs="Cambria Math"/>
+                      <w:sz w:val="24"/>
+                      <w:szCs w:val="24"/>
+                    </w:rPr>
+                    <m:t>−</m:t>
+                  </m:r>
+                  <m:r>
+                    <w:rPr>
+                      <w:rFonts w:ascii="Cambria Math" w:hAnsi="Cambria Math" w:cs="Cambria Math"/>
+                      <w:sz w:val="24"/>
+                      <w:szCs w:val="24"/>
+                    </w:rPr>
+                    <m:t>S</m:t>
+                  </m:r>
+                  <m:r>
+                    <w:rPr>
+                      <w:rFonts w:ascii="Cambria Math" w:hAnsi="Cambria Math" w:cs="Cambria Math"/>
+                      <w:sz w:val="24"/>
+                      <w:szCs w:val="24"/>
+                    </w:rPr>
+                    <m:t>−</m:t>
+                  </m:r>
+                  <m:r>
+                    <w:rPr>
+                      <w:rFonts w:ascii="Cambria Math" w:hAnsi="Cambria Math" w:cs="Cambria Math"/>
+                      <w:sz w:val="24"/>
+                      <w:szCs w:val="24"/>
+                    </w:rPr>
+                    <m:t>Z</m:t>
+                  </m:r>
+                </m:e>
+              </m:d>
+            </m:oMath>
+            <w:r>
+              <w:rPr>
+                <w:rFonts w:ascii="Times New Roman" w:hAnsi="Times New Roman" w:cs="Times New Roman" w:eastAsia="Times New Roman"/>
+                <w:b w:val="0"/>
+                <w:i w:val="0"/>
+                <w:sz w:val="24"/>
+              </w:rPr>
+              <w:t xml:space="preserve">, где </w:t>
+            </w:r>
+            <m:oMath>
+              <m:sSub>
+                <m:e>
+                  <m:r>
+                    <w:rPr>
+                      <w:rFonts w:ascii="Cambria Math" w:hAnsi="Cambria Math" w:cs="Cambria Math"/>
+                      <w:sz w:val="24"/>
+                      <w:szCs w:val="24"/>
+                    </w:rPr>
+                    <m:t>D</m:t>
+                  </m:r>
+                </m:e>
+                <m:sub>
+                  <m:r>
+                    <w:rPr>
+                      <w:rFonts w:ascii="Cambria Math" w:hAnsi="Cambria Math" w:cs="Cambria Math"/>
+                      <w:sz w:val="24"/>
+                      <w:szCs w:val="24"/>
+                    </w:rPr>
+                    <m:t>L+T</m:t>
+                  </m:r>
+                </m:sub>
+              </m:sSub>
+            </m:oMath>
+            <w:r>
+              <w:rPr>
+                <w:rFonts w:ascii="Times New Roman" w:hAnsi="Times New Roman" w:cs="Times New Roman" w:eastAsia="Times New Roman"/>
+                <w:b w:val="0"/>
+                <w:i w:val="0"/>
+                <w:sz w:val="24"/>
+              </w:rPr>
+              <w:t xml:space="preserve"> — квантиль прогноза спроса на период до поставки и до следующей поставки, </w:t>
+            </w:r>
+            <m:oMath>
+              <m:r>
+                <w:rPr>
+                  <w:rFonts w:ascii="Cambria Math" w:hAnsi="Cambria Math" w:cs="Cambria Math"/>
+                  <w:sz w:val="24"/>
+                  <w:szCs w:val="24"/>
+                </w:rPr>
+                <m:t>S</m:t>
+              </m:r>
+            </m:oMath>
+            <w:r>
+              <w:rPr>
+                <w:rFonts w:ascii="Times New Roman" w:hAnsi="Times New Roman" w:cs="Times New Roman" w:eastAsia="Times New Roman"/>
+                <w:b w:val="0"/>
+                <w:i w:val="0"/>
+                <w:sz w:val="24"/>
+              </w:rPr>
+              <w:t xml:space="preserve"> — доступный остаток с учётом сроков, </w:t>
+            </w:r>
+            <m:oMath>
+              <m:r>
+                <w:rPr>
+                  <w:rFonts w:ascii="Cambria Math" w:hAnsi="Cambria Math" w:cs="Cambria Math"/>
+                  <w:sz w:val="24"/>
+                  <w:szCs w:val="24"/>
+                </w:rPr>
+                <m:t>Z</m:t>
+              </m:r>
+            </m:oMath>
+            <w:r>
+              <w:rPr>
+                <w:rFonts w:ascii="Times New Roman" w:hAnsi="Times New Roman" w:cs="Times New Roman" w:eastAsia="Times New Roman"/>
+                <w:b w:val="0"/>
+                <w:i w:val="0"/>
+                <w:sz w:val="24"/>
+              </w:rPr>
+              <w:t xml:space="preserve"> — заказы в пути; результат округляется вверх до кратности упаковки</w:t>
             </w:r>
           </w:p>
         </w:tc>

--- a/reports/ПР_4_Требования_к_ИС.docx
+++ b/reports/ПР_4_Требования_к_ИС.docx
@@ -424,7 +424,7 @@
           <w:i w:val="0"/>
           <w:sz w:val="28"/>
         </w:rPr>
-        <w:t>Работа выполняется для информационной системы планирования процессов закупки и продажи цветочной продукции, описание которой составлено в практической работе № 3. Цель работы — сформировать полный и непротиворечивый набор требований к системе и оформить техническое задание на её создание.</w:t>
+        <w:t>Работа выполняется для базовой редакции информационной системы планирования процессов закупки и продажи цветочной продукции, описание которой составлено в практической работе № 3. Заказчик — один цветочный салон с одним-двумя флористами, одним компьютером и без ИТ-специалиста. Цель работы — сформировать полный и непротиворечивый набор требований к системе и оформить техническое задание на её создание.</w:t>
       </w:r>
     </w:p>
     <w:p>
@@ -908,7 +908,7 @@
       <w:r>
         <w:drawing>
           <wp:inline xmlns:a="http://schemas.openxmlformats.org/drawingml/2006/main" xmlns:pic="http://schemas.openxmlformats.org/drawingml/2006/picture">
-            <wp:extent cx="5760000" cy="5297395"/>
+            <wp:extent cx="5760000" cy="5156357"/>
             <wp:docPr id="1" name="Picture 1"/>
             <wp:cNvGraphicFramePr>
               <a:graphicFrameLocks noChangeAspect="1"/>
@@ -929,7 +929,7 @@
                   <pic:spPr>
                     <a:xfrm>
                       <a:off x="0" y="0"/>
-                      <a:ext cx="5760000" cy="5297395"/>
+                      <a:ext cx="5760000" cy="5156357"/>
                     </a:xfrm>
                     <a:prstGeom prst="rect"/>
                   </pic:spPr>
@@ -1102,166 +1102,7 @@
                 <w:i w:val="0"/>
                 <w:sz w:val="24"/>
               </w:rPr>
-              <w:t>Менеджер по закупкам</w:t>
-            </w:r>
-          </w:p>
-        </w:tc>
-        <w:tc>
-          <w:tcPr>
-            <w:tcW w:type="dxa" w:w="1587"/>
-          </w:tcPr>
-          <w:p>
-            <w:pPr>
-              <w:widowControl w:val="0"/>
-              <w:spacing w:line="240" w:lineRule="auto" w:after="0"/>
-              <w:ind w:firstLine="0"/>
-              <w:jc w:val="left"/>
-            </w:pPr>
-            <w:r/>
-            <w:r>
-              <w:rPr>
-                <w:rFonts w:ascii="Times New Roman" w:hAnsi="Times New Roman" w:cs="Times New Roman" w:eastAsia="Times New Roman"/>
-                <w:b w:val="0"/>
-                <w:i w:val="0"/>
-                <w:sz w:val="24"/>
-              </w:rPr>
-              <w:t>Прямая</w:t>
-            </w:r>
-          </w:p>
-        </w:tc>
-        <w:tc>
-          <w:tcPr>
-            <w:tcW w:type="dxa" w:w="5386"/>
-          </w:tcPr>
-          <w:p>
-            <w:pPr>
-              <w:widowControl w:val="0"/>
-              <w:spacing w:line="240" w:lineRule="auto" w:after="0"/>
-              <w:ind w:firstLine="0"/>
-              <w:jc w:val="left"/>
-            </w:pPr>
-            <w:r/>
-            <w:r>
-              <w:rPr>
-                <w:rFonts w:ascii="Times New Roman" w:hAnsi="Times New Roman" w:cs="Times New Roman" w:eastAsia="Times New Roman"/>
-                <w:b w:val="0"/>
-                <w:i w:val="0"/>
-                <w:sz w:val="24"/>
-              </w:rPr>
-              <w:t>– Просмотр прогноза спроса</w:t>
-            </w:r>
-          </w:p>
-          <w:p>
-            <w:pPr>
-              <w:widowControl w:val="0"/>
-              <w:spacing w:line="240" w:lineRule="auto" w:after="0"/>
-              <w:ind w:firstLine="0"/>
-              <w:jc w:val="left"/>
-            </w:pPr>
-            <w:r>
-              <w:rPr>
-                <w:rFonts w:ascii="Times New Roman" w:hAnsi="Times New Roman" w:cs="Times New Roman" w:eastAsia="Times New Roman"/>
-                <w:b w:val="0"/>
-                <w:i w:val="0"/>
-                <w:sz w:val="24"/>
-              </w:rPr>
-              <w:t>– Формирование плана закупок</w:t>
-            </w:r>
-          </w:p>
-          <w:p>
-            <w:pPr>
-              <w:widowControl w:val="0"/>
-              <w:spacing w:line="240" w:lineRule="auto" w:after="0"/>
-              <w:ind w:firstLine="0"/>
-              <w:jc w:val="left"/>
-            </w:pPr>
-            <w:r>
-              <w:rPr>
-                <w:rFonts w:ascii="Times New Roman" w:hAnsi="Times New Roman" w:cs="Times New Roman" w:eastAsia="Times New Roman"/>
-                <w:b w:val="0"/>
-                <w:i w:val="0"/>
-                <w:sz w:val="24"/>
-              </w:rPr>
-              <w:t>– Корректировка заказа</w:t>
-            </w:r>
-          </w:p>
-          <w:p>
-            <w:pPr>
-              <w:widowControl w:val="0"/>
-              <w:spacing w:line="240" w:lineRule="auto" w:after="0"/>
-              <w:ind w:firstLine="0"/>
-              <w:jc w:val="left"/>
-            </w:pPr>
-            <w:r>
-              <w:rPr>
-                <w:rFonts w:ascii="Times New Roman" w:hAnsi="Times New Roman" w:cs="Times New Roman" w:eastAsia="Times New Roman"/>
-                <w:b w:val="0"/>
-                <w:i w:val="0"/>
-                <w:sz w:val="24"/>
-              </w:rPr>
-              <w:t>– Отправка заказа поставщику</w:t>
-            </w:r>
-          </w:p>
-          <w:p>
-            <w:pPr>
-              <w:widowControl w:val="0"/>
-              <w:spacing w:line="240" w:lineRule="auto" w:after="0"/>
-              <w:ind w:firstLine="0"/>
-              <w:jc w:val="left"/>
-            </w:pPr>
-            <w:r>
-              <w:rPr>
-                <w:rFonts w:ascii="Times New Roman" w:hAnsi="Times New Roman" w:cs="Times New Roman" w:eastAsia="Times New Roman"/>
-                <w:b w:val="0"/>
-                <w:i w:val="0"/>
-                <w:sz w:val="24"/>
-              </w:rPr>
-              <w:t>– Контроль исполнения заказа</w:t>
-            </w:r>
-          </w:p>
-          <w:p>
-            <w:pPr>
-              <w:widowControl w:val="0"/>
-              <w:spacing w:line="240" w:lineRule="auto" w:after="0"/>
-              <w:ind w:firstLine="0"/>
-              <w:jc w:val="left"/>
-            </w:pPr>
-            <w:r>
-              <w:rPr>
-                <w:rFonts w:ascii="Times New Roman" w:hAnsi="Times New Roman" w:cs="Times New Roman" w:eastAsia="Times New Roman"/>
-                <w:b w:val="0"/>
-                <w:i w:val="0"/>
-                <w:sz w:val="24"/>
-              </w:rPr>
-              <w:t>– Ведение условий поставщиков</w:t>
-            </w:r>
-          </w:p>
-        </w:tc>
-      </w:tr>
-      <w:tr>
-        <w:trPr>
-          <w:cantSplit/>
-        </w:trPr>
-        <w:tc>
-          <w:tcPr>
-            <w:tcW w:type="dxa" w:w="2381"/>
-          </w:tcPr>
-          <w:p>
-            <w:pPr>
-              <w:widowControl w:val="0"/>
-              <w:spacing w:line="240" w:lineRule="auto" w:after="0"/>
-              <w:ind w:firstLine="0"/>
-              <w:jc w:val="left"/>
-            </w:pPr>
-            <w:r/>
-            <w:r>
-              <w:rPr>
-                <w:rFonts w:ascii="Times New Roman" w:hAnsi="Times New Roman" w:cs="Times New Roman" w:eastAsia="Times New Roman"/>
-                <w:b w:val="0"/>
-                <w:i w:val="0"/>
-                <w:sz w:val="24"/>
-              </w:rPr>
-              <w:t>Кладовщик</w:t>
+              <w:t>Флорист-кассир</w:t>
             </w:r>
           </w:p>
         </w:tc>
@@ -1324,7 +1165,7 @@
                 <w:i w:val="0"/>
                 <w:sz w:val="24"/>
               </w:rPr>
-              <w:t>– Оприходование партий</w:t>
+              <w:t>– Запись продажи</w:t>
             </w:r>
           </w:p>
           <w:p>
@@ -1341,7 +1182,7 @@
                 <w:i w:val="0"/>
                 <w:sz w:val="24"/>
               </w:rPr>
-              <w:t>– Перемещение в салоны</w:t>
+              <w:t>– Просмотр остатков и сроков</w:t>
             </w:r>
           </w:p>
           <w:p>
@@ -1358,24 +1199,7 @@
                 <w:i w:val="0"/>
                 <w:sz w:val="24"/>
               </w:rPr>
-              <w:t>– Списание товара</w:t>
-            </w:r>
-          </w:p>
-          <w:p>
-            <w:pPr>
-              <w:widowControl w:val="0"/>
-              <w:spacing w:line="240" w:lineRule="auto" w:after="0"/>
-              <w:ind w:firstLine="0"/>
-              <w:jc w:val="left"/>
-            </w:pPr>
-            <w:r>
-              <w:rPr>
-                <w:rFonts w:ascii="Times New Roman" w:hAnsi="Times New Roman" w:cs="Times New Roman" w:eastAsia="Times New Roman"/>
-                <w:b w:val="0"/>
-                <w:i w:val="0"/>
-                <w:sz w:val="24"/>
-              </w:rPr>
-              <w:t>– Инвентаризация</w:t>
+              <w:t>– Списание партии</w:t>
             </w:r>
           </w:p>
         </w:tc>
@@ -1403,7 +1227,7 @@
                 <w:i w:val="0"/>
                 <w:sz w:val="24"/>
               </w:rPr>
-              <w:t>Продавец-флорист</w:t>
+              <w:t>Владелец салона</w:t>
             </w:r>
           </w:p>
         </w:tc>
@@ -1449,7 +1273,7 @@
                 <w:i w:val="0"/>
                 <w:sz w:val="24"/>
               </w:rPr>
-              <w:t>– Просмотр остатков и сроков</w:t>
+              <w:t>– Ведение товаров</w:t>
             </w:r>
           </w:p>
           <w:p>
@@ -1466,7 +1290,7 @@
                 <w:i w:val="0"/>
                 <w:sz w:val="24"/>
               </w:rPr>
-              <w:t>– Рекомендации по уценке</w:t>
+              <w:t>– Ведение поставщиков</w:t>
             </w:r>
           </w:p>
           <w:p>
@@ -1483,7 +1307,297 @@
                 <w:i w:val="0"/>
                 <w:sz w:val="24"/>
               </w:rPr>
-              <w:t>– Приём предзаказа</w:t>
+              <w:t>– Прогноз спроса</w:t>
+            </w:r>
+          </w:p>
+          <w:p>
+            <w:pPr>
+              <w:widowControl w:val="0"/>
+              <w:spacing w:line="240" w:lineRule="auto" w:after="0"/>
+              <w:ind w:firstLine="0"/>
+              <w:jc w:val="left"/>
+            </w:pPr>
+            <w:r>
+              <w:rPr>
+                <w:rFonts w:ascii="Times New Roman" w:hAnsi="Times New Roman" w:cs="Times New Roman" w:eastAsia="Times New Roman"/>
+                <w:b w:val="0"/>
+                <w:i w:val="0"/>
+                <w:sz w:val="24"/>
+              </w:rPr>
+              <w:t>– Расчёт заказа</w:t>
+            </w:r>
+          </w:p>
+          <w:p>
+            <w:pPr>
+              <w:widowControl w:val="0"/>
+              <w:spacing w:line="240" w:lineRule="auto" w:after="0"/>
+              <w:ind w:firstLine="0"/>
+              <w:jc w:val="left"/>
+            </w:pPr>
+            <w:r>
+              <w:rPr>
+                <w:rFonts w:ascii="Times New Roman" w:hAnsi="Times New Roman" w:cs="Times New Roman" w:eastAsia="Times New Roman"/>
+                <w:b w:val="0"/>
+                <w:i w:val="0"/>
+                <w:sz w:val="24"/>
+              </w:rPr>
+              <w:t>– Отчёт за 30 дней</w:t>
+            </w:r>
+          </w:p>
+        </w:tc>
+      </w:tr>
+      <w:tr>
+        <w:trPr>
+          <w:cantSplit/>
+        </w:trPr>
+        <w:tc>
+          <w:tcPr>
+            <w:tcW w:type="dxa" w:w="2381"/>
+          </w:tcPr>
+          <w:p>
+            <w:pPr>
+              <w:widowControl w:val="0"/>
+              <w:spacing w:line="240" w:lineRule="auto" w:after="0"/>
+              <w:ind w:firstLine="0"/>
+              <w:jc w:val="left"/>
+            </w:pPr>
+            <w:r/>
+            <w:r>
+              <w:rPr>
+                <w:rFonts w:ascii="Times New Roman" w:hAnsi="Times New Roman" w:cs="Times New Roman" w:eastAsia="Times New Roman"/>
+                <w:b w:val="0"/>
+                <w:i w:val="0"/>
+                <w:sz w:val="24"/>
+              </w:rPr>
+              <w:t>Поставщик</w:t>
+            </w:r>
+          </w:p>
+        </w:tc>
+        <w:tc>
+          <w:tcPr>
+            <w:tcW w:type="dxa" w:w="1587"/>
+          </w:tcPr>
+          <w:p>
+            <w:pPr>
+              <w:widowControl w:val="0"/>
+              <w:spacing w:line="240" w:lineRule="auto" w:after="0"/>
+              <w:ind w:firstLine="0"/>
+              <w:jc w:val="left"/>
+            </w:pPr>
+            <w:r/>
+            <w:r>
+              <w:rPr>
+                <w:rFonts w:ascii="Times New Roman" w:hAnsi="Times New Roman" w:cs="Times New Roman" w:eastAsia="Times New Roman"/>
+                <w:b w:val="0"/>
+                <w:i w:val="0"/>
+                <w:sz w:val="24"/>
+              </w:rPr>
+              <w:t>Косвенная</w:t>
+            </w:r>
+          </w:p>
+        </w:tc>
+        <w:tc>
+          <w:tcPr>
+            <w:tcW w:type="dxa" w:w="5386"/>
+          </w:tcPr>
+          <w:p>
+            <w:pPr>
+              <w:widowControl w:val="0"/>
+              <w:spacing w:line="240" w:lineRule="auto" w:after="0"/>
+              <w:ind w:firstLine="0"/>
+              <w:jc w:val="left"/>
+            </w:pPr>
+            <w:r/>
+            <w:r>
+              <w:rPr>
+                <w:rFonts w:ascii="Times New Roman" w:hAnsi="Times New Roman" w:cs="Times New Roman" w:eastAsia="Times New Roman"/>
+                <w:b w:val="0"/>
+                <w:i w:val="0"/>
+                <w:sz w:val="24"/>
+              </w:rPr>
+              <w:t>– Получение заказа кратно упаковке</w:t>
+            </w:r>
+          </w:p>
+        </w:tc>
+      </w:tr>
+      <w:tr>
+        <w:trPr>
+          <w:cantSplit/>
+        </w:trPr>
+        <w:tc>
+          <w:tcPr>
+            <w:tcW w:type="dxa" w:w="2381"/>
+          </w:tcPr>
+          <w:p>
+            <w:pPr>
+              <w:widowControl w:val="0"/>
+              <w:spacing w:line="240" w:lineRule="auto" w:after="0"/>
+              <w:ind w:firstLine="0"/>
+              <w:jc w:val="left"/>
+            </w:pPr>
+            <w:r/>
+            <w:r>
+              <w:rPr>
+                <w:rFonts w:ascii="Times New Roman" w:hAnsi="Times New Roman" w:cs="Times New Roman" w:eastAsia="Times New Roman"/>
+                <w:b w:val="0"/>
+                <w:i w:val="0"/>
+                <w:sz w:val="24"/>
+              </w:rPr>
+              <w:t>Покупатель</w:t>
+            </w:r>
+          </w:p>
+        </w:tc>
+        <w:tc>
+          <w:tcPr>
+            <w:tcW w:type="dxa" w:w="1587"/>
+          </w:tcPr>
+          <w:p>
+            <w:pPr>
+              <w:widowControl w:val="0"/>
+              <w:spacing w:line="240" w:lineRule="auto" w:after="0"/>
+              <w:ind w:firstLine="0"/>
+              <w:jc w:val="left"/>
+            </w:pPr>
+            <w:r/>
+            <w:r>
+              <w:rPr>
+                <w:rFonts w:ascii="Times New Roman" w:hAnsi="Times New Roman" w:cs="Times New Roman" w:eastAsia="Times New Roman"/>
+                <w:b w:val="0"/>
+                <w:i w:val="0"/>
+                <w:sz w:val="24"/>
+              </w:rPr>
+              <w:t>Косвенная</w:t>
+            </w:r>
+          </w:p>
+        </w:tc>
+        <w:tc>
+          <w:tcPr>
+            <w:tcW w:type="dxa" w:w="5386"/>
+          </w:tcPr>
+          <w:p>
+            <w:pPr>
+              <w:widowControl w:val="0"/>
+              <w:spacing w:line="240" w:lineRule="auto" w:after="0"/>
+              <w:ind w:firstLine="0"/>
+              <w:jc w:val="left"/>
+            </w:pPr>
+            <w:r/>
+            <w:r>
+              <w:rPr>
+                <w:rFonts w:ascii="Times New Roman" w:hAnsi="Times New Roman" w:cs="Times New Roman" w:eastAsia="Times New Roman"/>
+                <w:b w:val="0"/>
+                <w:i w:val="0"/>
+                <w:sz w:val="24"/>
+              </w:rPr>
+              <w:t>– Свежая продукция</w:t>
+            </w:r>
+          </w:p>
+          <w:p>
+            <w:pPr>
+              <w:widowControl w:val="0"/>
+              <w:spacing w:line="240" w:lineRule="auto" w:after="0"/>
+              <w:ind w:firstLine="0"/>
+              <w:jc w:val="left"/>
+            </w:pPr>
+            <w:r>
+              <w:rPr>
+                <w:rFonts w:ascii="Times New Roman" w:hAnsi="Times New Roman" w:cs="Times New Roman" w:eastAsia="Times New Roman"/>
+                <w:b w:val="0"/>
+                <w:i w:val="0"/>
+                <w:sz w:val="24"/>
+              </w:rPr>
+              <w:t>– Наличие ходового товара</w:t>
+            </w:r>
+          </w:p>
+        </w:tc>
+      </w:tr>
+      <w:tr>
+        <w:trPr>
+          <w:cantSplit/>
+        </w:trPr>
+        <w:tc>
+          <w:tcPr>
+            <w:tcW w:type="dxa" w:w="2381"/>
+          </w:tcPr>
+          <w:p>
+            <w:pPr>
+              <w:widowControl w:val="0"/>
+              <w:spacing w:line="240" w:lineRule="auto" w:after="0"/>
+              <w:ind w:firstLine="0"/>
+              <w:jc w:val="left"/>
+            </w:pPr>
+            <w:r/>
+            <w:r>
+              <w:rPr>
+                <w:rFonts w:ascii="Times New Roman" w:hAnsi="Times New Roman" w:cs="Times New Roman" w:eastAsia="Times New Roman"/>
+                <w:b w:val="0"/>
+                <w:i w:val="0"/>
+                <w:sz w:val="24"/>
+              </w:rPr>
+              <w:t>Торговое законодательство</w:t>
+            </w:r>
+          </w:p>
+        </w:tc>
+        <w:tc>
+          <w:tcPr>
+            <w:tcW w:type="dxa" w:w="1587"/>
+          </w:tcPr>
+          <w:p>
+            <w:pPr>
+              <w:widowControl w:val="0"/>
+              <w:spacing w:line="240" w:lineRule="auto" w:after="0"/>
+              <w:ind w:firstLine="0"/>
+              <w:jc w:val="left"/>
+            </w:pPr>
+            <w:r/>
+            <w:r>
+              <w:rPr>
+                <w:rFonts w:ascii="Times New Roman" w:hAnsi="Times New Roman" w:cs="Times New Roman" w:eastAsia="Times New Roman"/>
+                <w:b w:val="0"/>
+                <w:i w:val="0"/>
+                <w:sz w:val="24"/>
+              </w:rPr>
+              <w:t>Предметной области</w:t>
+            </w:r>
+          </w:p>
+        </w:tc>
+        <w:tc>
+          <w:tcPr>
+            <w:tcW w:type="dxa" w:w="5386"/>
+          </w:tcPr>
+          <w:p>
+            <w:pPr>
+              <w:widowControl w:val="0"/>
+              <w:spacing w:line="240" w:lineRule="auto" w:after="0"/>
+              <w:ind w:firstLine="0"/>
+              <w:jc w:val="left"/>
+            </w:pPr>
+            <w:r/>
+            <w:r>
+              <w:rPr>
+                <w:rFonts w:ascii="Times New Roman" w:hAnsi="Times New Roman" w:cs="Times New Roman" w:eastAsia="Times New Roman"/>
+                <w:b w:val="0"/>
+                <w:i w:val="0"/>
+                <w:sz w:val="24"/>
+              </w:rPr>
+              <w:t>– Учёт не заменяет ККТ</w:t>
+            </w:r>
+          </w:p>
+          <w:p>
+            <w:pPr>
+              <w:widowControl w:val="0"/>
+              <w:spacing w:line="240" w:lineRule="auto" w:after="0"/>
+              <w:ind w:firstLine="0"/>
+              <w:jc w:val="left"/>
+            </w:pPr>
+            <w:r>
+              <w:rPr>
+                <w:rFonts w:ascii="Times New Roman" w:hAnsi="Times New Roman" w:cs="Times New Roman" w:eastAsia="Times New Roman"/>
+                <w:b w:val="0"/>
+                <w:i w:val="0"/>
+                <w:sz w:val="24"/>
+              </w:rPr>
+              <w:t>– Продажа только годного товара</w:t>
             </w:r>
           </w:p>
         </w:tc>
@@ -1513,7 +1627,7 @@
         <w:tblLayout w:type="fixed"/>
         <w:tblLook w:firstColumn="1" w:firstRow="1" w:lastColumn="0" w:lastRow="0" w:noHBand="0" w:noVBand="1" w:val="04A0"/>
         <w:tblLayout w:type="fixed"/>
-        <w:tblCaption w:val="4.2|3"/>
+        <w:tblCaption w:val="4.2|5"/>
       </w:tblPr>
       <w:tblGrid>
         <w:gridCol w:w="2381"/>
@@ -1621,769 +1735,7 @@
                 <w:i w:val="0"/>
                 <w:sz w:val="24"/>
               </w:rPr>
-              <w:t>Менеджер интернет-магазина</w:t>
-            </w:r>
-          </w:p>
-        </w:tc>
-        <w:tc>
-          <w:tcPr>
-            <w:tcW w:type="dxa" w:w="1587"/>
-          </w:tcPr>
-          <w:p>
-            <w:pPr>
-              <w:widowControl w:val="0"/>
-              <w:spacing w:line="240" w:lineRule="auto" w:after="0"/>
-              <w:ind w:firstLine="0"/>
-              <w:jc w:val="left"/>
-            </w:pPr>
-            <w:r/>
-            <w:r>
-              <w:rPr>
-                <w:rFonts w:ascii="Times New Roman" w:hAnsi="Times New Roman" w:cs="Times New Roman" w:eastAsia="Times New Roman"/>
-                <w:b w:val="0"/>
-                <w:i w:val="0"/>
-                <w:sz w:val="24"/>
-              </w:rPr>
-              <w:t>Прямая</w:t>
-            </w:r>
-          </w:p>
-        </w:tc>
-        <w:tc>
-          <w:tcPr>
-            <w:tcW w:type="dxa" w:w="5386"/>
-          </w:tcPr>
-          <w:p>
-            <w:pPr>
-              <w:widowControl w:val="0"/>
-              <w:spacing w:line="240" w:lineRule="auto" w:after="0"/>
-              <w:ind w:firstLine="0"/>
-              <w:jc w:val="left"/>
-            </w:pPr>
-            <w:r/>
-            <w:r>
-              <w:rPr>
-                <w:rFonts w:ascii="Times New Roman" w:hAnsi="Times New Roman" w:cs="Times New Roman" w:eastAsia="Times New Roman"/>
-                <w:b w:val="0"/>
-                <w:i w:val="0"/>
-                <w:sz w:val="24"/>
-              </w:rPr>
-              <w:t>– Обработка онлайн-заказа</w:t>
-            </w:r>
-          </w:p>
-          <w:p>
-            <w:pPr>
-              <w:widowControl w:val="0"/>
-              <w:spacing w:line="240" w:lineRule="auto" w:after="0"/>
-              <w:ind w:firstLine="0"/>
-              <w:jc w:val="left"/>
-            </w:pPr>
-            <w:r>
-              <w:rPr>
-                <w:rFonts w:ascii="Times New Roman" w:hAnsi="Times New Roman" w:cs="Times New Roman" w:eastAsia="Times New Roman"/>
-                <w:b w:val="0"/>
-                <w:i w:val="0"/>
-                <w:sz w:val="24"/>
-              </w:rPr>
-              <w:t>– Резервирование товара</w:t>
-            </w:r>
-          </w:p>
-        </w:tc>
-      </w:tr>
-      <w:tr>
-        <w:trPr>
-          <w:cantSplit/>
-        </w:trPr>
-        <w:tc>
-          <w:tcPr>
-            <w:tcW w:type="dxa" w:w="2381"/>
-          </w:tcPr>
-          <w:p>
-            <w:pPr>
-              <w:widowControl w:val="0"/>
-              <w:spacing w:line="240" w:lineRule="auto" w:after="0"/>
-              <w:ind w:firstLine="0"/>
-              <w:jc w:val="left"/>
-            </w:pPr>
-            <w:r/>
-            <w:r>
-              <w:rPr>
-                <w:rFonts w:ascii="Times New Roman" w:hAnsi="Times New Roman" w:cs="Times New Roman" w:eastAsia="Times New Roman"/>
-                <w:b w:val="0"/>
-                <w:i w:val="0"/>
-                <w:sz w:val="24"/>
-              </w:rPr>
-              <w:t>Директор</w:t>
-            </w:r>
-          </w:p>
-        </w:tc>
-        <w:tc>
-          <w:tcPr>
-            <w:tcW w:type="dxa" w:w="1587"/>
-          </w:tcPr>
-          <w:p>
-            <w:pPr>
-              <w:widowControl w:val="0"/>
-              <w:spacing w:line="240" w:lineRule="auto" w:after="0"/>
-              <w:ind w:firstLine="0"/>
-              <w:jc w:val="left"/>
-            </w:pPr>
-            <w:r/>
-            <w:r>
-              <w:rPr>
-                <w:rFonts w:ascii="Times New Roman" w:hAnsi="Times New Roman" w:cs="Times New Roman" w:eastAsia="Times New Roman"/>
-                <w:b w:val="0"/>
-                <w:i w:val="0"/>
-                <w:sz w:val="24"/>
-              </w:rPr>
-              <w:t>Прямая</w:t>
-            </w:r>
-          </w:p>
-        </w:tc>
-        <w:tc>
-          <w:tcPr>
-            <w:tcW w:type="dxa" w:w="5386"/>
-          </w:tcPr>
-          <w:p>
-            <w:pPr>
-              <w:widowControl w:val="0"/>
-              <w:spacing w:line="240" w:lineRule="auto" w:after="0"/>
-              <w:ind w:firstLine="0"/>
-              <w:jc w:val="left"/>
-            </w:pPr>
-            <w:r/>
-            <w:r>
-              <w:rPr>
-                <w:rFonts w:ascii="Times New Roman" w:hAnsi="Times New Roman" w:cs="Times New Roman" w:eastAsia="Times New Roman"/>
-                <w:b w:val="0"/>
-                <w:i w:val="0"/>
-                <w:sz w:val="24"/>
-              </w:rPr>
-              <w:t>– Утверждение бюджета закупок</w:t>
-            </w:r>
-          </w:p>
-          <w:p>
-            <w:pPr>
-              <w:widowControl w:val="0"/>
-              <w:spacing w:line="240" w:lineRule="auto" w:after="0"/>
-              <w:ind w:firstLine="0"/>
-              <w:jc w:val="left"/>
-            </w:pPr>
-            <w:r>
-              <w:rPr>
-                <w:rFonts w:ascii="Times New Roman" w:hAnsi="Times New Roman" w:cs="Times New Roman" w:eastAsia="Times New Roman"/>
-                <w:b w:val="0"/>
-                <w:i w:val="0"/>
-                <w:sz w:val="24"/>
-              </w:rPr>
-              <w:t>– Утверждение крупных заказов</w:t>
-            </w:r>
-          </w:p>
-          <w:p>
-            <w:pPr>
-              <w:widowControl w:val="0"/>
-              <w:spacing w:line="240" w:lineRule="auto" w:after="0"/>
-              <w:ind w:firstLine="0"/>
-              <w:jc w:val="left"/>
-            </w:pPr>
-            <w:r>
-              <w:rPr>
-                <w:rFonts w:ascii="Times New Roman" w:hAnsi="Times New Roman" w:cs="Times New Roman" w:eastAsia="Times New Roman"/>
-                <w:b w:val="0"/>
-                <w:i w:val="0"/>
-                <w:sz w:val="24"/>
-              </w:rPr>
-              <w:t>– Аналитические отчёты</w:t>
-            </w:r>
-          </w:p>
-        </w:tc>
-      </w:tr>
-      <w:tr>
-        <w:trPr>
-          <w:cantSplit/>
-        </w:trPr>
-        <w:tc>
-          <w:tcPr>
-            <w:tcW w:type="dxa" w:w="2381"/>
-          </w:tcPr>
-          <w:p>
-            <w:pPr>
-              <w:widowControl w:val="0"/>
-              <w:spacing w:line="240" w:lineRule="auto" w:after="0"/>
-              <w:ind w:firstLine="0"/>
-              <w:jc w:val="left"/>
-            </w:pPr>
-            <w:r/>
-            <w:r>
-              <w:rPr>
-                <w:rFonts w:ascii="Times New Roman" w:hAnsi="Times New Roman" w:cs="Times New Roman" w:eastAsia="Times New Roman"/>
-                <w:b w:val="0"/>
-                <w:i w:val="0"/>
-                <w:sz w:val="24"/>
-              </w:rPr>
-              <w:t>Аналитик</w:t>
-            </w:r>
-          </w:p>
-        </w:tc>
-        <w:tc>
-          <w:tcPr>
-            <w:tcW w:type="dxa" w:w="1587"/>
-          </w:tcPr>
-          <w:p>
-            <w:pPr>
-              <w:widowControl w:val="0"/>
-              <w:spacing w:line="240" w:lineRule="auto" w:after="0"/>
-              <w:ind w:firstLine="0"/>
-              <w:jc w:val="left"/>
-            </w:pPr>
-            <w:r/>
-            <w:r>
-              <w:rPr>
-                <w:rFonts w:ascii="Times New Roman" w:hAnsi="Times New Roman" w:cs="Times New Roman" w:eastAsia="Times New Roman"/>
-                <w:b w:val="0"/>
-                <w:i w:val="0"/>
-                <w:sz w:val="24"/>
-              </w:rPr>
-              <w:t>Прямая</w:t>
-            </w:r>
-          </w:p>
-        </w:tc>
-        <w:tc>
-          <w:tcPr>
-            <w:tcW w:type="dxa" w:w="5386"/>
-          </w:tcPr>
-          <w:p>
-            <w:pPr>
-              <w:widowControl w:val="0"/>
-              <w:spacing w:line="240" w:lineRule="auto" w:after="0"/>
-              <w:ind w:firstLine="0"/>
-              <w:jc w:val="left"/>
-            </w:pPr>
-            <w:r/>
-            <w:r>
-              <w:rPr>
-                <w:rFonts w:ascii="Times New Roman" w:hAnsi="Times New Roman" w:cs="Times New Roman" w:eastAsia="Times New Roman"/>
-                <w:b w:val="0"/>
-                <w:i w:val="0"/>
-                <w:sz w:val="24"/>
-              </w:rPr>
-              <w:t>– Настройка модели прогноза</w:t>
-            </w:r>
-          </w:p>
-          <w:p>
-            <w:pPr>
-              <w:widowControl w:val="0"/>
-              <w:spacing w:line="240" w:lineRule="auto" w:after="0"/>
-              <w:ind w:firstLine="0"/>
-              <w:jc w:val="left"/>
-            </w:pPr>
-            <w:r>
-              <w:rPr>
-                <w:rFonts w:ascii="Times New Roman" w:hAnsi="Times New Roman" w:cs="Times New Roman" w:eastAsia="Times New Roman"/>
-                <w:b w:val="0"/>
-                <w:i w:val="0"/>
-                <w:sz w:val="24"/>
-              </w:rPr>
-              <w:t>– Мониторинг точности прогноза</w:t>
-            </w:r>
-          </w:p>
-          <w:p>
-            <w:pPr>
-              <w:widowControl w:val="0"/>
-              <w:spacing w:line="240" w:lineRule="auto" w:after="0"/>
-              <w:ind w:firstLine="0"/>
-              <w:jc w:val="left"/>
-            </w:pPr>
-            <w:r>
-              <w:rPr>
-                <w:rFonts w:ascii="Times New Roman" w:hAnsi="Times New Roman" w:cs="Times New Roman" w:eastAsia="Times New Roman"/>
-                <w:b w:val="0"/>
-                <w:i w:val="0"/>
-                <w:sz w:val="24"/>
-              </w:rPr>
-              <w:t>– Ведение календаря событий</w:t>
-            </w:r>
-          </w:p>
-        </w:tc>
-      </w:tr>
-      <w:tr>
-        <w:trPr>
-          <w:cantSplit/>
-        </w:trPr>
-        <w:tc>
-          <w:tcPr>
-            <w:tcW w:type="dxa" w:w="2381"/>
-          </w:tcPr>
-          <w:p>
-            <w:pPr>
-              <w:widowControl w:val="0"/>
-              <w:spacing w:line="240" w:lineRule="auto" w:after="0"/>
-              <w:ind w:firstLine="0"/>
-              <w:jc w:val="left"/>
-            </w:pPr>
-            <w:r/>
-            <w:r>
-              <w:rPr>
-                <w:rFonts w:ascii="Times New Roman" w:hAnsi="Times New Roman" w:cs="Times New Roman" w:eastAsia="Times New Roman"/>
-                <w:b w:val="0"/>
-                <w:i w:val="0"/>
-                <w:sz w:val="24"/>
-              </w:rPr>
-              <w:t>Администратор</w:t>
-            </w:r>
-          </w:p>
-        </w:tc>
-        <w:tc>
-          <w:tcPr>
-            <w:tcW w:type="dxa" w:w="1587"/>
-          </w:tcPr>
-          <w:p>
-            <w:pPr>
-              <w:widowControl w:val="0"/>
-              <w:spacing w:line="240" w:lineRule="auto" w:after="0"/>
-              <w:ind w:firstLine="0"/>
-              <w:jc w:val="left"/>
-            </w:pPr>
-            <w:r/>
-            <w:r>
-              <w:rPr>
-                <w:rFonts w:ascii="Times New Roman" w:hAnsi="Times New Roman" w:cs="Times New Roman" w:eastAsia="Times New Roman"/>
-                <w:b w:val="0"/>
-                <w:i w:val="0"/>
-                <w:sz w:val="24"/>
-              </w:rPr>
-              <w:t>Прямая</w:t>
-            </w:r>
-          </w:p>
-        </w:tc>
-        <w:tc>
-          <w:tcPr>
-            <w:tcW w:type="dxa" w:w="5386"/>
-          </w:tcPr>
-          <w:p>
-            <w:pPr>
-              <w:widowControl w:val="0"/>
-              <w:spacing w:line="240" w:lineRule="auto" w:after="0"/>
-              <w:ind w:firstLine="0"/>
-              <w:jc w:val="left"/>
-            </w:pPr>
-            <w:r/>
-            <w:r>
-              <w:rPr>
-                <w:rFonts w:ascii="Times New Roman" w:hAnsi="Times New Roman" w:cs="Times New Roman" w:eastAsia="Times New Roman"/>
-                <w:b w:val="0"/>
-                <w:i w:val="0"/>
-                <w:sz w:val="24"/>
-              </w:rPr>
-              <w:t>– Управление пользователями</w:t>
-            </w:r>
-          </w:p>
-          <w:p>
-            <w:pPr>
-              <w:widowControl w:val="0"/>
-              <w:spacing w:line="240" w:lineRule="auto" w:after="0"/>
-              <w:ind w:firstLine="0"/>
-              <w:jc w:val="left"/>
-            </w:pPr>
-            <w:r>
-              <w:rPr>
-                <w:rFonts w:ascii="Times New Roman" w:hAnsi="Times New Roman" w:cs="Times New Roman" w:eastAsia="Times New Roman"/>
-                <w:b w:val="0"/>
-                <w:i w:val="0"/>
-                <w:sz w:val="24"/>
-              </w:rPr>
-              <w:t>– Резервное копирование</w:t>
-            </w:r>
-          </w:p>
-        </w:tc>
-      </w:tr>
-      <w:tr>
-        <w:trPr>
-          <w:cantSplit/>
-        </w:trPr>
-        <w:tc>
-          <w:tcPr>
-            <w:tcW w:type="dxa" w:w="2381"/>
-          </w:tcPr>
-          <w:p>
-            <w:pPr>
-              <w:widowControl w:val="0"/>
-              <w:spacing w:line="240" w:lineRule="auto" w:after="0"/>
-              <w:ind w:firstLine="0"/>
-              <w:jc w:val="left"/>
-            </w:pPr>
-            <w:r/>
-            <w:r>
-              <w:rPr>
-                <w:rFonts w:ascii="Times New Roman" w:hAnsi="Times New Roman" w:cs="Times New Roman" w:eastAsia="Times New Roman"/>
-                <w:b w:val="0"/>
-                <w:i w:val="0"/>
-                <w:sz w:val="24"/>
-              </w:rPr>
-              <w:t>Кассы и «1С:Розница»</w:t>
-            </w:r>
-          </w:p>
-        </w:tc>
-        <w:tc>
-          <w:tcPr>
-            <w:tcW w:type="dxa" w:w="1587"/>
-          </w:tcPr>
-          <w:p>
-            <w:pPr>
-              <w:widowControl w:val="0"/>
-              <w:spacing w:line="240" w:lineRule="auto" w:after="0"/>
-              <w:ind w:firstLine="0"/>
-              <w:jc w:val="left"/>
-            </w:pPr>
-            <w:r/>
-            <w:r>
-              <w:rPr>
-                <w:rFonts w:ascii="Times New Roman" w:hAnsi="Times New Roman" w:cs="Times New Roman" w:eastAsia="Times New Roman"/>
-                <w:b w:val="0"/>
-                <w:i w:val="0"/>
-                <w:sz w:val="24"/>
-              </w:rPr>
-              <w:t>Прямая (внешняя система)</w:t>
-            </w:r>
-          </w:p>
-        </w:tc>
-        <w:tc>
-          <w:tcPr>
-            <w:tcW w:type="dxa" w:w="5386"/>
-          </w:tcPr>
-          <w:p>
-            <w:pPr>
-              <w:widowControl w:val="0"/>
-              <w:spacing w:line="240" w:lineRule="auto" w:after="0"/>
-              <w:ind w:firstLine="0"/>
-              <w:jc w:val="left"/>
-            </w:pPr>
-            <w:r/>
-            <w:r>
-              <w:rPr>
-                <w:rFonts w:ascii="Times New Roman" w:hAnsi="Times New Roman" w:cs="Times New Roman" w:eastAsia="Times New Roman"/>
-                <w:b w:val="0"/>
-                <w:i w:val="0"/>
-                <w:sz w:val="24"/>
-              </w:rPr>
-              <w:t>– Передача чеков продаж</w:t>
-            </w:r>
-          </w:p>
-          <w:p>
-            <w:pPr>
-              <w:widowControl w:val="0"/>
-              <w:spacing w:line="240" w:lineRule="auto" w:after="0"/>
-              <w:ind w:firstLine="0"/>
-              <w:jc w:val="left"/>
-            </w:pPr>
-            <w:r>
-              <w:rPr>
-                <w:rFonts w:ascii="Times New Roman" w:hAnsi="Times New Roman" w:cs="Times New Roman" w:eastAsia="Times New Roman"/>
-                <w:b w:val="0"/>
-                <w:i w:val="0"/>
-                <w:sz w:val="24"/>
-              </w:rPr>
-              <w:t>– Приём цен и уценок</w:t>
-            </w:r>
-          </w:p>
-        </w:tc>
-      </w:tr>
-      <w:tr>
-        <w:trPr>
-          <w:cantSplit/>
-        </w:trPr>
-        <w:tc>
-          <w:tcPr>
-            <w:tcW w:type="dxa" w:w="2381"/>
-          </w:tcPr>
-          <w:p>
-            <w:pPr>
-              <w:widowControl w:val="0"/>
-              <w:spacing w:line="240" w:lineRule="auto" w:after="0"/>
-              <w:ind w:firstLine="0"/>
-              <w:jc w:val="left"/>
-            </w:pPr>
-            <w:r/>
-            <w:r>
-              <w:rPr>
-                <w:rFonts w:ascii="Times New Roman" w:hAnsi="Times New Roman" w:cs="Times New Roman" w:eastAsia="Times New Roman"/>
-                <w:b w:val="0"/>
-                <w:i w:val="0"/>
-                <w:sz w:val="24"/>
-              </w:rPr>
-              <w:t>Интернет-магазин</w:t>
-            </w:r>
-          </w:p>
-        </w:tc>
-        <w:tc>
-          <w:tcPr>
-            <w:tcW w:type="dxa" w:w="1587"/>
-          </w:tcPr>
-          <w:p>
-            <w:pPr>
-              <w:widowControl w:val="0"/>
-              <w:spacing w:line="240" w:lineRule="auto" w:after="0"/>
-              <w:ind w:firstLine="0"/>
-              <w:jc w:val="left"/>
-            </w:pPr>
-            <w:r/>
-            <w:r>
-              <w:rPr>
-                <w:rFonts w:ascii="Times New Roman" w:hAnsi="Times New Roman" w:cs="Times New Roman" w:eastAsia="Times New Roman"/>
-                <w:b w:val="0"/>
-                <w:i w:val="0"/>
-                <w:sz w:val="24"/>
-              </w:rPr>
-              <w:t>Прямая (внешняя система)</w:t>
-            </w:r>
-          </w:p>
-        </w:tc>
-        <w:tc>
-          <w:tcPr>
-            <w:tcW w:type="dxa" w:w="5386"/>
-          </w:tcPr>
-          <w:p>
-            <w:pPr>
-              <w:widowControl w:val="0"/>
-              <w:spacing w:line="240" w:lineRule="auto" w:after="0"/>
-              <w:ind w:firstLine="0"/>
-              <w:jc w:val="left"/>
-            </w:pPr>
-            <w:r/>
-            <w:r>
-              <w:rPr>
-                <w:rFonts w:ascii="Times New Roman" w:hAnsi="Times New Roman" w:cs="Times New Roman" w:eastAsia="Times New Roman"/>
-                <w:b w:val="0"/>
-                <w:i w:val="0"/>
-                <w:sz w:val="24"/>
-              </w:rPr>
-              <w:t>– Получение остатков и цен</w:t>
-            </w:r>
-          </w:p>
-          <w:p>
-            <w:pPr>
-              <w:widowControl w:val="0"/>
-              <w:spacing w:line="240" w:lineRule="auto" w:after="0"/>
-              <w:ind w:firstLine="0"/>
-              <w:jc w:val="left"/>
-            </w:pPr>
-            <w:r>
-              <w:rPr>
-                <w:rFonts w:ascii="Times New Roman" w:hAnsi="Times New Roman" w:cs="Times New Roman" w:eastAsia="Times New Roman"/>
-                <w:b w:val="0"/>
-                <w:i w:val="0"/>
-                <w:sz w:val="24"/>
-              </w:rPr>
-              <w:t>– Передача заказов</w:t>
-            </w:r>
-          </w:p>
-        </w:tc>
-      </w:tr>
-      <w:tr>
-        <w:trPr>
-          <w:cantSplit/>
-        </w:trPr>
-        <w:tc>
-          <w:tcPr>
-            <w:tcW w:type="dxa" w:w="2381"/>
-          </w:tcPr>
-          <w:p>
-            <w:pPr>
-              <w:widowControl w:val="0"/>
-              <w:spacing w:line="240" w:lineRule="auto" w:after="0"/>
-              <w:ind w:firstLine="0"/>
-              <w:jc w:val="left"/>
-            </w:pPr>
-            <w:r/>
-            <w:r>
-              <w:rPr>
-                <w:rFonts w:ascii="Times New Roman" w:hAnsi="Times New Roman" w:cs="Times New Roman" w:eastAsia="Times New Roman"/>
-                <w:b w:val="0"/>
-                <w:i w:val="0"/>
-                <w:sz w:val="24"/>
-              </w:rPr>
-              <w:t>Поставщик</w:t>
-            </w:r>
-          </w:p>
-        </w:tc>
-        <w:tc>
-          <w:tcPr>
-            <w:tcW w:type="dxa" w:w="1587"/>
-          </w:tcPr>
-          <w:p>
-            <w:pPr>
-              <w:widowControl w:val="0"/>
-              <w:spacing w:line="240" w:lineRule="auto" w:after="0"/>
-              <w:ind w:firstLine="0"/>
-              <w:jc w:val="left"/>
-            </w:pPr>
-            <w:r/>
-            <w:r>
-              <w:rPr>
-                <w:rFonts w:ascii="Times New Roman" w:hAnsi="Times New Roman" w:cs="Times New Roman" w:eastAsia="Times New Roman"/>
-                <w:b w:val="0"/>
-                <w:i w:val="0"/>
-                <w:sz w:val="24"/>
-              </w:rPr>
-              <w:t>Косвенная</w:t>
-            </w:r>
-          </w:p>
-        </w:tc>
-        <w:tc>
-          <w:tcPr>
-            <w:tcW w:type="dxa" w:w="5386"/>
-          </w:tcPr>
-          <w:p>
-            <w:pPr>
-              <w:widowControl w:val="0"/>
-              <w:spacing w:line="240" w:lineRule="auto" w:after="0"/>
-              <w:ind w:firstLine="0"/>
-              <w:jc w:val="left"/>
-            </w:pPr>
-            <w:r/>
-            <w:r>
-              <w:rPr>
-                <w:rFonts w:ascii="Times New Roman" w:hAnsi="Times New Roman" w:cs="Times New Roman" w:eastAsia="Times New Roman"/>
-                <w:b w:val="0"/>
-                <w:i w:val="0"/>
-                <w:sz w:val="24"/>
-              </w:rPr>
-              <w:t>– Получение заказа</w:t>
-            </w:r>
-          </w:p>
-          <w:p>
-            <w:pPr>
-              <w:widowControl w:val="0"/>
-              <w:spacing w:line="240" w:lineRule="auto" w:after="0"/>
-              <w:ind w:firstLine="0"/>
-              <w:jc w:val="left"/>
-            </w:pPr>
-            <w:r>
-              <w:rPr>
-                <w:rFonts w:ascii="Times New Roman" w:hAnsi="Times New Roman" w:cs="Times New Roman" w:eastAsia="Times New Roman"/>
-                <w:b w:val="0"/>
-                <w:i w:val="0"/>
-                <w:sz w:val="24"/>
-              </w:rPr>
-              <w:t>– Подтверждение поставки</w:t>
-            </w:r>
-          </w:p>
-        </w:tc>
-      </w:tr>
-      <w:tr>
-        <w:trPr>
-          <w:cantSplit/>
-        </w:trPr>
-        <w:tc>
-          <w:tcPr>
-            <w:tcW w:type="dxa" w:w="2381"/>
-          </w:tcPr>
-          <w:p>
-            <w:pPr>
-              <w:widowControl w:val="0"/>
-              <w:spacing w:line="240" w:lineRule="auto" w:after="0"/>
-              <w:ind w:firstLine="0"/>
-              <w:jc w:val="left"/>
-            </w:pPr>
-            <w:r/>
-            <w:r>
-              <w:rPr>
-                <w:rFonts w:ascii="Times New Roman" w:hAnsi="Times New Roman" w:cs="Times New Roman" w:eastAsia="Times New Roman"/>
-                <w:b w:val="0"/>
-                <w:i w:val="0"/>
-                <w:sz w:val="24"/>
-              </w:rPr>
-              <w:t>Покупатель</w:t>
-            </w:r>
-          </w:p>
-        </w:tc>
-        <w:tc>
-          <w:tcPr>
-            <w:tcW w:type="dxa" w:w="1587"/>
-          </w:tcPr>
-          <w:p>
-            <w:pPr>
-              <w:widowControl w:val="0"/>
-              <w:spacing w:line="240" w:lineRule="auto" w:after="0"/>
-              <w:ind w:firstLine="0"/>
-              <w:jc w:val="left"/>
-            </w:pPr>
-            <w:r/>
-            <w:r>
-              <w:rPr>
-                <w:rFonts w:ascii="Times New Roman" w:hAnsi="Times New Roman" w:cs="Times New Roman" w:eastAsia="Times New Roman"/>
-                <w:b w:val="0"/>
-                <w:i w:val="0"/>
-                <w:sz w:val="24"/>
-              </w:rPr>
-              <w:t>Косвенная</w:t>
-            </w:r>
-          </w:p>
-        </w:tc>
-        <w:tc>
-          <w:tcPr>
-            <w:tcW w:type="dxa" w:w="5386"/>
-          </w:tcPr>
-          <w:p>
-            <w:pPr>
-              <w:widowControl w:val="0"/>
-              <w:spacing w:line="240" w:lineRule="auto" w:after="0"/>
-              <w:ind w:firstLine="0"/>
-              <w:jc w:val="left"/>
-            </w:pPr>
-            <w:r/>
-            <w:r>
-              <w:rPr>
-                <w:rFonts w:ascii="Times New Roman" w:hAnsi="Times New Roman" w:cs="Times New Roman" w:eastAsia="Times New Roman"/>
-                <w:b w:val="0"/>
-                <w:i w:val="0"/>
-                <w:sz w:val="24"/>
-              </w:rPr>
-              <w:t>– Наличие товара в праздники</w:t>
-            </w:r>
-          </w:p>
-          <w:p>
-            <w:pPr>
-              <w:widowControl w:val="0"/>
-              <w:spacing w:line="240" w:lineRule="auto" w:after="0"/>
-              <w:ind w:firstLine="0"/>
-              <w:jc w:val="left"/>
-            </w:pPr>
-            <w:r>
-              <w:rPr>
-                <w:rFonts w:ascii="Times New Roman" w:hAnsi="Times New Roman" w:cs="Times New Roman" w:eastAsia="Times New Roman"/>
-                <w:b w:val="0"/>
-                <w:i w:val="0"/>
-                <w:sz w:val="24"/>
-              </w:rPr>
-              <w:t>– Свежая продукция</w:t>
-            </w:r>
-          </w:p>
-        </w:tc>
-      </w:tr>
-      <w:tr>
-        <w:trPr>
-          <w:cantSplit/>
-        </w:trPr>
-        <w:tc>
-          <w:tcPr>
-            <w:tcW w:type="dxa" w:w="2381"/>
-          </w:tcPr>
-          <w:p>
-            <w:pPr>
-              <w:widowControl w:val="0"/>
-              <w:spacing w:line="240" w:lineRule="auto" w:after="0"/>
-              <w:ind w:firstLine="0"/>
-              <w:jc w:val="left"/>
-            </w:pPr>
-            <w:r/>
-            <w:r>
-              <w:rPr>
-                <w:rFonts w:ascii="Times New Roman" w:hAnsi="Times New Roman" w:cs="Times New Roman" w:eastAsia="Times New Roman"/>
-                <w:b w:val="0"/>
-                <w:i w:val="0"/>
-                <w:sz w:val="24"/>
-              </w:rPr>
-              <w:t>Торговое законодательство</w:t>
+              <w:t>Эксплуатация без ИТ-специалиста</w:t>
             </w:r>
           </w:p>
         </w:tc>
@@ -2429,7 +1781,7 @@
                 <w:i w:val="0"/>
                 <w:sz w:val="24"/>
               </w:rPr>
-              <w:t>– Учёт продаж через ККТ</w:t>
+              <w:t>– Установка без интернета</w:t>
             </w:r>
           </w:p>
           <w:p>
@@ -2446,7 +1798,24 @@
                 <w:i w:val="0"/>
                 <w:sz w:val="24"/>
               </w:rPr>
-              <w:t>– Фитосанитарные документы</w:t>
+              <w:t>– Резервная копия — копия файла</w:t>
+            </w:r>
+          </w:p>
+          <w:p>
+            <w:pPr>
+              <w:widowControl w:val="0"/>
+              <w:spacing w:line="240" w:lineRule="auto" w:after="0"/>
+              <w:ind w:firstLine="0"/>
+              <w:jc w:val="left"/>
+            </w:pPr>
+            <w:r>
+              <w:rPr>
+                <w:rFonts w:ascii="Times New Roman" w:hAnsi="Times New Roman" w:cs="Times New Roman" w:eastAsia="Times New Roman"/>
+                <w:b w:val="0"/>
+                <w:i w:val="0"/>
+                <w:sz w:val="24"/>
+              </w:rPr>
+              <w:t>– Работа на слабом компьютере</w:t>
             </w:r>
           </w:p>
         </w:tc>
@@ -2479,7 +1848,7 @@
           <w:i w:val="0"/>
           <w:sz w:val="28"/>
         </w:rPr>
-        <w:t>Выявленные точки зрения сгруппированы в иерархию (рисунок 4.2): пользователи системы (сотрудники товародвижения, сотрудники продаж, управление и аналитика), внешние системы и заинтересованные лица. Общесистемные сервисы (аутентификация, журнал действий, просмотр номенклатуры и остатков) предоставляются на верхнем уровне и наследуются всеми точками зрения нижних уровней; сервисы работы с партиями и остатками являются общими для групп «Сотрудники товародвижения» и «Сотрудники продаж».</w:t>
+        <w:t>Выявленные точки зрения сгруппированы в иерархию (рисунок 4.2): пользователи системы и заинтересованные лица с ограничениями. Общесистемные сервисы (вход по паролю, хранение данных в одном файле) предоставляются на верхнем уровне и наследуются всеми точками зрения. Точка зрения «Эксплуатация без ИТ-специалиста» отражает главное отличие базовой редакции — требования к установке и сопровождению.</w:t>
       </w:r>
     </w:p>
     <w:p>
@@ -2492,7 +1861,7 @@
       <w:r>
         <w:drawing>
           <wp:inline xmlns:a="http://schemas.openxmlformats.org/drawingml/2006/main" xmlns:pic="http://schemas.openxmlformats.org/drawingml/2006/picture">
-            <wp:extent cx="5940000" cy="2115477"/>
+            <wp:extent cx="5940000" cy="2532316"/>
             <wp:docPr id="2" name="Picture 2"/>
             <wp:cNvGraphicFramePr>
               <a:graphicFrameLocks noChangeAspect="1"/>
@@ -2513,7 +1882,7 @@
                   <pic:spPr>
                     <a:xfrm>
                       <a:off x="0" y="0"/>
-                      <a:ext cx="5940000" cy="2115477"/>
+                      <a:ext cx="5940000" cy="2532316"/>
                     </a:xfrm>
                     <a:prstGeom prst="rect"/>
                   </pic:spPr>
@@ -2674,7 +2043,7 @@
                 <w:i w:val="0"/>
                 <w:sz w:val="24"/>
               </w:rPr>
-              <w:t>Точка зрения «Менеджер по закупкам»</w:t>
+              <w:t>Точка зрения «Флорист-кассир»</w:t>
             </w:r>
           </w:p>
         </w:tc>
@@ -2725,7 +2094,7 @@
                 <w:i w:val="0"/>
                 <w:sz w:val="24"/>
               </w:rPr>
-              <w:t>Сотрудник, отвечающий за формирование и размещение заказов поставщикам</w:t>
+              <w:t>Сотрудник Салона, принимающий поставки и продающий цветы</w:t>
             </w:r>
           </w:p>
         </w:tc>
@@ -2776,496 +2145,7 @@
                 <w:i w:val="0"/>
                 <w:sz w:val="24"/>
               </w:rPr>
-              <w:t>Менеджер по закупкам (интервью, наблюдение), регламент закупок Компании</w:t>
-            </w:r>
-          </w:p>
-        </w:tc>
-      </w:tr>
-      <w:tr>
-        <w:trPr>
-          <w:cantSplit/>
-        </w:trPr>
-        <w:tc>
-          <w:tcPr>
-            <w:tcW w:type="dxa" w:w="2551"/>
-          </w:tcPr>
-          <w:p>
-            <w:pPr>
-              <w:widowControl w:val="0"/>
-              <w:spacing w:line="240" w:lineRule="auto" w:after="0"/>
-              <w:ind w:firstLine="0"/>
-              <w:jc w:val="left"/>
-            </w:pPr>
-            <w:r/>
-            <w:r>
-              <w:rPr>
-                <w:rFonts w:ascii="Times New Roman" w:hAnsi="Times New Roman" w:cs="Times New Roman" w:eastAsia="Times New Roman"/>
-                <w:b w:val="0"/>
-                <w:i w:val="0"/>
-                <w:sz w:val="24"/>
-              </w:rPr>
-              <w:t>Сервисы</w:t>
-            </w:r>
-          </w:p>
-        </w:tc>
-        <w:tc>
-          <w:tcPr>
-            <w:tcW w:type="dxa" w:w="6803"/>
-          </w:tcPr>
-          <w:p>
-            <w:pPr>
-              <w:widowControl w:val="0"/>
-              <w:spacing w:line="240" w:lineRule="auto" w:after="0"/>
-              <w:ind w:firstLine="0"/>
-              <w:jc w:val="left"/>
-            </w:pPr>
-            <w:r/>
-            <w:r>
-              <w:rPr>
-                <w:rFonts w:ascii="Times New Roman" w:hAnsi="Times New Roman" w:cs="Times New Roman" w:eastAsia="Times New Roman"/>
-                <w:b w:val="0"/>
-                <w:i w:val="0"/>
-                <w:sz w:val="24"/>
-              </w:rPr>
-              <w:t>Просмотр прогноза спроса; формирование плана закупок; корректировка заказа; отправка заказа поставщику; контроль исполнения; ведение условий поставщиков</w:t>
-            </w:r>
-          </w:p>
-        </w:tc>
-      </w:tr>
-      <w:tr>
-        <w:trPr>
-          <w:cantSplit/>
-        </w:trPr>
-        <w:tc>
-          <w:tcPr>
-            <w:tcW w:type="dxa" w:w="2551"/>
-          </w:tcPr>
-          <w:p>
-            <w:pPr>
-              <w:widowControl w:val="0"/>
-              <w:spacing w:line="240" w:lineRule="auto" w:after="0"/>
-              <w:ind w:firstLine="0"/>
-              <w:jc w:val="left"/>
-            </w:pPr>
-            <w:r/>
-            <w:r>
-              <w:rPr>
-                <w:rFonts w:ascii="Times New Roman" w:hAnsi="Times New Roman" w:cs="Times New Roman" w:eastAsia="Times New Roman"/>
-                <w:b w:val="0"/>
-                <w:i w:val="0"/>
-                <w:sz w:val="24"/>
-              </w:rPr>
-              <w:t>Входные данные</w:t>
-            </w:r>
-          </w:p>
-        </w:tc>
-        <w:tc>
-          <w:tcPr>
-            <w:tcW w:type="dxa" w:w="6803"/>
-          </w:tcPr>
-          <w:p>
-            <w:pPr>
-              <w:widowControl w:val="0"/>
-              <w:spacing w:line="240" w:lineRule="auto" w:after="0"/>
-              <w:ind w:firstLine="0"/>
-              <w:jc w:val="left"/>
-            </w:pPr>
-            <w:r/>
-            <w:r>
-              <w:rPr>
-                <w:rFonts w:ascii="Times New Roman" w:hAnsi="Times New Roman" w:cs="Times New Roman" w:eastAsia="Times New Roman"/>
-                <w:b w:val="0"/>
-                <w:i w:val="0"/>
-                <w:sz w:val="24"/>
-              </w:rPr>
-              <w:t>Прогноз спроса (P50, P80, P95), остатки по партиям и срокам, заказы в пути, условия поставщиков, бюджет закупок</w:t>
-            </w:r>
-          </w:p>
-        </w:tc>
-      </w:tr>
-      <w:tr>
-        <w:trPr>
-          <w:cantSplit/>
-        </w:trPr>
-        <w:tc>
-          <w:tcPr>
-            <w:tcW w:type="dxa" w:w="2551"/>
-          </w:tcPr>
-          <w:p>
-            <w:pPr>
-              <w:widowControl w:val="0"/>
-              <w:spacing w:line="240" w:lineRule="auto" w:after="0"/>
-              <w:ind w:firstLine="0"/>
-              <w:jc w:val="left"/>
-            </w:pPr>
-            <w:r/>
-            <w:r>
-              <w:rPr>
-                <w:rFonts w:ascii="Times New Roman" w:hAnsi="Times New Roman" w:cs="Times New Roman" w:eastAsia="Times New Roman"/>
-                <w:b w:val="0"/>
-                <w:i w:val="0"/>
-                <w:sz w:val="24"/>
-              </w:rPr>
-              <w:t>События</w:t>
-            </w:r>
-          </w:p>
-        </w:tc>
-        <w:tc>
-          <w:tcPr>
-            <w:tcW w:type="dxa" w:w="6803"/>
-          </w:tcPr>
-          <w:p>
-            <w:pPr>
-              <w:widowControl w:val="0"/>
-              <w:spacing w:line="240" w:lineRule="auto" w:after="0"/>
-              <w:ind w:firstLine="0"/>
-              <w:jc w:val="left"/>
-            </w:pPr>
-            <w:r/>
-            <w:r>
-              <w:rPr>
-                <w:rFonts w:ascii="Times New Roman" w:hAnsi="Times New Roman" w:cs="Times New Roman" w:eastAsia="Times New Roman"/>
-                <w:b w:val="0"/>
-                <w:i w:val="0"/>
-                <w:sz w:val="24"/>
-              </w:rPr>
-              <w:t>Наступление дня формирования заказа по графику поставщика; приближение праздника; срыв поставки</w:t>
-            </w:r>
-          </w:p>
-        </w:tc>
-      </w:tr>
-      <w:tr>
-        <w:trPr>
-          <w:cantSplit/>
-        </w:trPr>
-        <w:tc>
-          <w:tcPr>
-            <w:tcW w:type="dxa" w:w="2551"/>
-          </w:tcPr>
-          <w:p>
-            <w:pPr>
-              <w:widowControl w:val="0"/>
-              <w:spacing w:line="240" w:lineRule="auto" w:after="0"/>
-              <w:ind w:firstLine="0"/>
-              <w:jc w:val="left"/>
-            </w:pPr>
-            <w:r/>
-            <w:r>
-              <w:rPr>
-                <w:rFonts w:ascii="Times New Roman" w:hAnsi="Times New Roman" w:cs="Times New Roman" w:eastAsia="Times New Roman"/>
-                <w:b w:val="0"/>
-                <w:i w:val="0"/>
-                <w:sz w:val="24"/>
-              </w:rPr>
-              <w:t>Исключительные ситуации</w:t>
-            </w:r>
-          </w:p>
-        </w:tc>
-        <w:tc>
-          <w:tcPr>
-            <w:tcW w:type="dxa" w:w="6803"/>
-          </w:tcPr>
-          <w:p>
-            <w:pPr>
-              <w:widowControl w:val="0"/>
-              <w:spacing w:line="240" w:lineRule="auto" w:after="0"/>
-              <w:ind w:firstLine="0"/>
-              <w:jc w:val="left"/>
-            </w:pPr>
-            <w:r/>
-            <w:r>
-              <w:rPr>
-                <w:rFonts w:ascii="Times New Roman" w:hAnsi="Times New Roman" w:cs="Times New Roman" w:eastAsia="Times New Roman"/>
-                <w:b w:val="0"/>
-                <w:i w:val="0"/>
-                <w:sz w:val="24"/>
-              </w:rPr>
-              <w:t>Прогноз не рассчитан — используется прогноз предыдущего дня с предупреждением; сумма заказов превышает бюджет — требуется утверждение директора</w:t>
-            </w:r>
-          </w:p>
-        </w:tc>
-      </w:tr>
-      <w:tr>
-        <w:trPr>
-          <w:cantSplit/>
-        </w:trPr>
-        <w:tc>
-          <w:tcPr>
-            <w:tcW w:type="dxa" w:w="9354"/>
-            <w:gridSpan w:val="2"/>
-          </w:tcPr>
-          <w:p>
-            <w:pPr>
-              <w:keepNext/>
-              <w:widowControl w:val="0"/>
-              <w:spacing w:line="240" w:lineRule="auto" w:after="0"/>
-              <w:ind w:firstLine="0"/>
-              <w:jc w:val="center"/>
-            </w:pPr>
-            <w:r/>
-            <w:r>
-              <w:rPr>
-                <w:rFonts w:ascii="Times New Roman" w:hAnsi="Times New Roman" w:cs="Times New Roman" w:eastAsia="Times New Roman"/>
-                <w:b w:val="0"/>
-                <w:i w:val="0"/>
-                <w:sz w:val="24"/>
-              </w:rPr>
-              <w:t>Точка зрения «Кладовщик»</w:t>
-            </w:r>
-          </w:p>
-        </w:tc>
-      </w:tr>
-      <w:tr>
-        <w:trPr>
-          <w:cantSplit/>
-        </w:trPr>
-        <w:tc>
-          <w:tcPr>
-            <w:tcW w:type="dxa" w:w="2551"/>
-          </w:tcPr>
-          <w:p>
-            <w:pPr>
-              <w:widowControl w:val="0"/>
-              <w:spacing w:line="240" w:lineRule="auto" w:after="0"/>
-              <w:ind w:firstLine="0"/>
-              <w:jc w:val="left"/>
-            </w:pPr>
-            <w:r/>
-            <w:r>
-              <w:rPr>
-                <w:rFonts w:ascii="Times New Roman" w:hAnsi="Times New Roman" w:cs="Times New Roman" w:eastAsia="Times New Roman"/>
-                <w:b w:val="0"/>
-                <w:i w:val="0"/>
-                <w:sz w:val="24"/>
-              </w:rPr>
-              <w:t>Описание</w:t>
-            </w:r>
-          </w:p>
-        </w:tc>
-        <w:tc>
-          <w:tcPr>
-            <w:tcW w:type="dxa" w:w="6803"/>
-          </w:tcPr>
-          <w:p>
-            <w:pPr>
-              <w:widowControl w:val="0"/>
-              <w:spacing w:line="240" w:lineRule="auto" w:after="0"/>
-              <w:ind w:firstLine="0"/>
-              <w:jc w:val="left"/>
-            </w:pPr>
-            <w:r/>
-            <w:r>
-              <w:rPr>
-                <w:rFonts w:ascii="Times New Roman" w:hAnsi="Times New Roman" w:cs="Times New Roman" w:eastAsia="Times New Roman"/>
-                <w:b w:val="0"/>
-                <w:i w:val="0"/>
-                <w:sz w:val="24"/>
-              </w:rPr>
-              <w:t>Сотрудник склада, принимающий поставки и обеспечивающий хранение и перемещение товара</w:t>
-            </w:r>
-          </w:p>
-        </w:tc>
-      </w:tr>
-      <w:tr>
-        <w:trPr>
-          <w:cantSplit/>
-        </w:trPr>
-        <w:tc>
-          <w:tcPr>
-            <w:tcW w:type="dxa" w:w="2551"/>
-          </w:tcPr>
-          <w:p>
-            <w:pPr>
-              <w:widowControl w:val="0"/>
-              <w:spacing w:line="240" w:lineRule="auto" w:after="0"/>
-              <w:ind w:firstLine="0"/>
-              <w:jc w:val="left"/>
-            </w:pPr>
-            <w:r/>
-            <w:r>
-              <w:rPr>
-                <w:rFonts w:ascii="Times New Roman" w:hAnsi="Times New Roman" w:cs="Times New Roman" w:eastAsia="Times New Roman"/>
-                <w:b w:val="0"/>
-                <w:i w:val="0"/>
-                <w:sz w:val="24"/>
-              </w:rPr>
-              <w:t>Источник</w:t>
-            </w:r>
-          </w:p>
-        </w:tc>
-        <w:tc>
-          <w:tcPr>
-            <w:tcW w:type="dxa" w:w="6803"/>
-          </w:tcPr>
-          <w:p>
-            <w:pPr>
-              <w:widowControl w:val="0"/>
-              <w:spacing w:line="240" w:lineRule="auto" w:after="0"/>
-              <w:ind w:firstLine="0"/>
-              <w:jc w:val="left"/>
-            </w:pPr>
-            <w:r/>
-            <w:r>
-              <w:rPr>
-                <w:rFonts w:ascii="Times New Roman" w:hAnsi="Times New Roman" w:cs="Times New Roman" w:eastAsia="Times New Roman"/>
-                <w:b w:val="0"/>
-                <w:i w:val="0"/>
-                <w:sz w:val="24"/>
-              </w:rPr>
-              <w:t>Заведующий складом (интервью), правила приёмки и хранения срезанных цветов</w:t>
-            </w:r>
-          </w:p>
-        </w:tc>
-      </w:tr>
-      <w:tr>
-        <w:trPr>
-          <w:cantSplit/>
-        </w:trPr>
-        <w:tc>
-          <w:tcPr>
-            <w:tcW w:type="dxa" w:w="2551"/>
-          </w:tcPr>
-          <w:p>
-            <w:pPr>
-              <w:widowControl w:val="0"/>
-              <w:spacing w:line="240" w:lineRule="auto" w:after="0"/>
-              <w:ind w:firstLine="0"/>
-              <w:jc w:val="left"/>
-            </w:pPr>
-            <w:r/>
-            <w:r>
-              <w:rPr>
-                <w:rFonts w:ascii="Times New Roman" w:hAnsi="Times New Roman" w:cs="Times New Roman" w:eastAsia="Times New Roman"/>
-                <w:b w:val="0"/>
-                <w:i w:val="0"/>
-                <w:sz w:val="24"/>
-              </w:rPr>
-              <w:t>Сервисы</w:t>
-            </w:r>
-          </w:p>
-        </w:tc>
-        <w:tc>
-          <w:tcPr>
-            <w:tcW w:type="dxa" w:w="6803"/>
-          </w:tcPr>
-          <w:p>
-            <w:pPr>
-              <w:widowControl w:val="0"/>
-              <w:spacing w:line="240" w:lineRule="auto" w:after="0"/>
-              <w:ind w:firstLine="0"/>
-              <w:jc w:val="left"/>
-            </w:pPr>
-            <w:r/>
-            <w:r>
-              <w:rPr>
-                <w:rFonts w:ascii="Times New Roman" w:hAnsi="Times New Roman" w:cs="Times New Roman" w:eastAsia="Times New Roman"/>
-                <w:b w:val="0"/>
-                <w:i w:val="0"/>
-                <w:sz w:val="24"/>
-              </w:rPr>
-              <w:t>Приёмка поставки; оприходование партий; перемещение в салоны; списание; инвентаризация</w:t>
-            </w:r>
-          </w:p>
-        </w:tc>
-      </w:tr>
-      <w:tr>
-        <w:trPr>
-          <w:cantSplit/>
-        </w:trPr>
-        <w:tc>
-          <w:tcPr>
-            <w:tcW w:type="dxa" w:w="2551"/>
-          </w:tcPr>
-          <w:p>
-            <w:pPr>
-              <w:widowControl w:val="0"/>
-              <w:spacing w:line="240" w:lineRule="auto" w:after="0"/>
-              <w:ind w:firstLine="0"/>
-              <w:jc w:val="left"/>
-            </w:pPr>
-            <w:r/>
-            <w:r>
-              <w:rPr>
-                <w:rFonts w:ascii="Times New Roman" w:hAnsi="Times New Roman" w:cs="Times New Roman" w:eastAsia="Times New Roman"/>
-                <w:b w:val="0"/>
-                <w:i w:val="0"/>
-                <w:sz w:val="24"/>
-              </w:rPr>
-              <w:t>Входные данные</w:t>
-            </w:r>
-          </w:p>
-        </w:tc>
-        <w:tc>
-          <w:tcPr>
-            <w:tcW w:type="dxa" w:w="6803"/>
-          </w:tcPr>
-          <w:p>
-            <w:pPr>
-              <w:widowControl w:val="0"/>
-              <w:spacing w:line="240" w:lineRule="auto" w:after="0"/>
-              <w:ind w:firstLine="0"/>
-              <w:jc w:val="left"/>
-            </w:pPr>
-            <w:r/>
-            <w:r>
-              <w:rPr>
-                <w:rFonts w:ascii="Times New Roman" w:hAnsi="Times New Roman" w:cs="Times New Roman" w:eastAsia="Times New Roman"/>
-                <w:b w:val="0"/>
-                <w:i w:val="0"/>
-                <w:sz w:val="24"/>
-              </w:rPr>
-              <w:t>Заказ поставщику, накладная, фактическое количество и качество товара</w:t>
-            </w:r>
-          </w:p>
-        </w:tc>
-      </w:tr>
-      <w:tr>
-        <w:trPr>
-          <w:cantSplit/>
-        </w:trPr>
-        <w:tc>
-          <w:tcPr>
-            <w:tcW w:type="dxa" w:w="2551"/>
-          </w:tcPr>
-          <w:p>
-            <w:pPr>
-              <w:widowControl w:val="0"/>
-              <w:spacing w:line="240" w:lineRule="auto" w:after="0"/>
-              <w:ind w:firstLine="0"/>
-              <w:jc w:val="left"/>
-            </w:pPr>
-            <w:r/>
-            <w:r>
-              <w:rPr>
-                <w:rFonts w:ascii="Times New Roman" w:hAnsi="Times New Roman" w:cs="Times New Roman" w:eastAsia="Times New Roman"/>
-                <w:b w:val="0"/>
-                <w:i w:val="0"/>
-                <w:sz w:val="24"/>
-              </w:rPr>
-              <w:t>События</w:t>
-            </w:r>
-          </w:p>
-        </w:tc>
-        <w:tc>
-          <w:tcPr>
-            <w:tcW w:type="dxa" w:w="6803"/>
-          </w:tcPr>
-          <w:p>
-            <w:pPr>
-              <w:widowControl w:val="0"/>
-              <w:spacing w:line="240" w:lineRule="auto" w:after="0"/>
-              <w:ind w:firstLine="0"/>
-              <w:jc w:val="left"/>
-            </w:pPr>
-            <w:r/>
-            <w:r>
-              <w:rPr>
-                <w:rFonts w:ascii="Times New Roman" w:hAnsi="Times New Roman" w:cs="Times New Roman" w:eastAsia="Times New Roman"/>
-                <w:b w:val="0"/>
-                <w:i w:val="0"/>
-                <w:sz w:val="24"/>
-              </w:rPr>
-              <w:t>Поступление поставки; потеря товарного вида партии; плановая инвентаризация</w:t>
+              <w:t>Флористы Салона (интервью, наблюдение)</w:t>
             </w:r>
           </w:p>
         </w:tc>
@@ -3295,7 +2175,7 @@
         <w:tblLayout w:type="fixed"/>
         <w:tblLook w:firstColumn="1" w:firstRow="1" w:lastColumn="0" w:lastRow="0" w:noHBand="0" w:noVBand="1" w:val="04A0"/>
         <w:tblLayout w:type="fixed"/>
-        <w:tblCaption w:val="4.3|13"/>
+        <w:tblCaption w:val="4.3|3"/>
       </w:tblPr>
       <w:tblGrid>
         <w:gridCol w:w="2551"/>
@@ -3378,6 +2258,159 @@
                 <w:i w:val="0"/>
                 <w:sz w:val="24"/>
               </w:rPr>
+              <w:t>Сервисы</w:t>
+            </w:r>
+          </w:p>
+        </w:tc>
+        <w:tc>
+          <w:tcPr>
+            <w:tcW w:type="dxa" w:w="6803"/>
+          </w:tcPr>
+          <w:p>
+            <w:pPr>
+              <w:widowControl w:val="0"/>
+              <w:spacing w:line="240" w:lineRule="auto" w:after="0"/>
+              <w:ind w:firstLine="0"/>
+              <w:jc w:val="left"/>
+            </w:pPr>
+            <w:r/>
+            <w:r>
+              <w:rPr>
+                <w:rFonts w:ascii="Times New Roman" w:hAnsi="Times New Roman" w:cs="Times New Roman" w:eastAsia="Times New Roman"/>
+                <w:b w:val="0"/>
+                <w:i w:val="0"/>
+                <w:sz w:val="24"/>
+              </w:rPr>
+              <w:t>Приёмка поставки; запись продажи; просмотр остатков и сроков; списание партии</w:t>
+            </w:r>
+          </w:p>
+        </w:tc>
+      </w:tr>
+      <w:tr>
+        <w:trPr>
+          <w:cantSplit/>
+        </w:trPr>
+        <w:tc>
+          <w:tcPr>
+            <w:tcW w:type="dxa" w:w="2551"/>
+          </w:tcPr>
+          <w:p>
+            <w:pPr>
+              <w:widowControl w:val="0"/>
+              <w:spacing w:line="240" w:lineRule="auto" w:after="0"/>
+              <w:ind w:firstLine="0"/>
+              <w:jc w:val="left"/>
+            </w:pPr>
+            <w:r/>
+            <w:r>
+              <w:rPr>
+                <w:rFonts w:ascii="Times New Roman" w:hAnsi="Times New Roman" w:cs="Times New Roman" w:eastAsia="Times New Roman"/>
+                <w:b w:val="0"/>
+                <w:i w:val="0"/>
+                <w:sz w:val="24"/>
+              </w:rPr>
+              <w:t>Входные данные</w:t>
+            </w:r>
+          </w:p>
+        </w:tc>
+        <w:tc>
+          <w:tcPr>
+            <w:tcW w:type="dxa" w:w="6803"/>
+          </w:tcPr>
+          <w:p>
+            <w:pPr>
+              <w:widowControl w:val="0"/>
+              <w:spacing w:line="240" w:lineRule="auto" w:after="0"/>
+              <w:ind w:firstLine="0"/>
+              <w:jc w:val="left"/>
+            </w:pPr>
+            <w:r/>
+            <w:r>
+              <w:rPr>
+                <w:rFonts w:ascii="Times New Roman" w:hAnsi="Times New Roman" w:cs="Times New Roman" w:eastAsia="Times New Roman"/>
+                <w:b w:val="0"/>
+                <w:i w:val="0"/>
+                <w:sz w:val="24"/>
+              </w:rPr>
+              <w:t>Поставка (товар, количество), продажа (товар, количество), причина списания</w:t>
+            </w:r>
+          </w:p>
+        </w:tc>
+      </w:tr>
+      <w:tr>
+        <w:trPr>
+          <w:cantSplit/>
+        </w:trPr>
+        <w:tc>
+          <w:tcPr>
+            <w:tcW w:type="dxa" w:w="2551"/>
+          </w:tcPr>
+          <w:p>
+            <w:pPr>
+              <w:widowControl w:val="0"/>
+              <w:spacing w:line="240" w:lineRule="auto" w:after="0"/>
+              <w:ind w:firstLine="0"/>
+              <w:jc w:val="left"/>
+            </w:pPr>
+            <w:r/>
+            <w:r>
+              <w:rPr>
+                <w:rFonts w:ascii="Times New Roman" w:hAnsi="Times New Roman" w:cs="Times New Roman" w:eastAsia="Times New Roman"/>
+                <w:b w:val="0"/>
+                <w:i w:val="0"/>
+                <w:sz w:val="24"/>
+              </w:rPr>
+              <w:t>События</w:t>
+            </w:r>
+          </w:p>
+        </w:tc>
+        <w:tc>
+          <w:tcPr>
+            <w:tcW w:type="dxa" w:w="6803"/>
+          </w:tcPr>
+          <w:p>
+            <w:pPr>
+              <w:widowControl w:val="0"/>
+              <w:spacing w:line="240" w:lineRule="auto" w:after="0"/>
+              <w:ind w:firstLine="0"/>
+              <w:jc w:val="left"/>
+            </w:pPr>
+            <w:r/>
+            <w:r>
+              <w:rPr>
+                <w:rFonts w:ascii="Times New Roman" w:hAnsi="Times New Roman" w:cs="Times New Roman" w:eastAsia="Times New Roman"/>
+                <w:b w:val="0"/>
+                <w:i w:val="0"/>
+                <w:sz w:val="24"/>
+              </w:rPr>
+              <w:t>Поступление поставки; покупка; потеря товарного вида</w:t>
+            </w:r>
+          </w:p>
+        </w:tc>
+      </w:tr>
+      <w:tr>
+        <w:trPr>
+          <w:cantSplit/>
+        </w:trPr>
+        <w:tc>
+          <w:tcPr>
+            <w:tcW w:type="dxa" w:w="2551"/>
+          </w:tcPr>
+          <w:p>
+            <w:pPr>
+              <w:widowControl w:val="0"/>
+              <w:spacing w:line="240" w:lineRule="auto" w:after="0"/>
+              <w:ind w:firstLine="0"/>
+              <w:jc w:val="left"/>
+            </w:pPr>
+            <w:r/>
+            <w:r>
+              <w:rPr>
+                <w:rFonts w:ascii="Times New Roman" w:hAnsi="Times New Roman" w:cs="Times New Roman" w:eastAsia="Times New Roman"/>
+                <w:b w:val="0"/>
+                <w:i w:val="0"/>
+                <w:sz w:val="24"/>
+              </w:rPr>
               <w:t>Исключительные ситуации</w:t>
             </w:r>
           </w:p>
@@ -3401,7 +2434,7 @@
                 <w:i w:val="0"/>
                 <w:sz w:val="24"/>
               </w:rPr>
-              <w:t>Расхождение с заказом — оформление акта расхождений; товар без фитосанитарных документов — приёмка запрещается</w:t>
+              <w:t>Продажа больше остатка годных партий — продажа не записывается, показывается доступное количество; количество не больше нуля — операция не выполняется</w:t>
             </w:r>
           </w:p>
         </w:tc>
@@ -3431,7 +2464,7 @@
                 <w:i w:val="0"/>
                 <w:sz w:val="24"/>
               </w:rPr>
-              <w:t>Точка зрения «Кассы и «1С:Розница»»</w:t>
+              <w:t>Точка зрения «Владелец салона»</w:t>
             </w:r>
           </w:p>
         </w:tc>
@@ -3482,7 +2515,58 @@
                 <w:i w:val="0"/>
                 <w:sz w:val="24"/>
               </w:rPr>
-              <w:t>Внешняя учётная система, фиксирующая продажи через онлайн-кассы</w:t>
+              <w:t>Владелец, который сам закупает продукцию</w:t>
+            </w:r>
+          </w:p>
+        </w:tc>
+      </w:tr>
+      <w:tr>
+        <w:trPr>
+          <w:cantSplit/>
+        </w:trPr>
+        <w:tc>
+          <w:tcPr>
+            <w:tcW w:type="dxa" w:w="2551"/>
+          </w:tcPr>
+          <w:p>
+            <w:pPr>
+              <w:widowControl w:val="0"/>
+              <w:spacing w:line="240" w:lineRule="auto" w:after="0"/>
+              <w:ind w:firstLine="0"/>
+              <w:jc w:val="left"/>
+            </w:pPr>
+            <w:r/>
+            <w:r>
+              <w:rPr>
+                <w:rFonts w:ascii="Times New Roman" w:hAnsi="Times New Roman" w:cs="Times New Roman" w:eastAsia="Times New Roman"/>
+                <w:b w:val="0"/>
+                <w:i w:val="0"/>
+                <w:sz w:val="24"/>
+              </w:rPr>
+              <w:t>Источник</w:t>
+            </w:r>
+          </w:p>
+        </w:tc>
+        <w:tc>
+          <w:tcPr>
+            <w:tcW w:type="dxa" w:w="6803"/>
+          </w:tcPr>
+          <w:p>
+            <w:pPr>
+              <w:widowControl w:val="0"/>
+              <w:spacing w:line="240" w:lineRule="auto" w:after="0"/>
+              <w:ind w:firstLine="0"/>
+              <w:jc w:val="left"/>
+            </w:pPr>
+            <w:r/>
+            <w:r>
+              <w:rPr>
+                <w:rFonts w:ascii="Times New Roman" w:hAnsi="Times New Roman" w:cs="Times New Roman" w:eastAsia="Times New Roman"/>
+                <w:b w:val="0"/>
+                <w:i w:val="0"/>
+                <w:sz w:val="24"/>
+              </w:rPr>
+              <w:t>Владелец Салона (интервью), прайс-листы поставщиков</w:t>
             </w:r>
           </w:p>
         </w:tc>
@@ -3533,7 +2617,109 @@
                 <w:i w:val="0"/>
                 <w:sz w:val="24"/>
               </w:rPr>
-              <w:t>Передача чеков продаж; приём цен и уценок</w:t>
+              <w:t>Ведение товаров и поставщиков; прогноз спроса; расчёт заказа; отчёт за 30 дней</w:t>
+            </w:r>
+          </w:p>
+        </w:tc>
+      </w:tr>
+      <w:tr>
+        <w:trPr>
+          <w:cantSplit/>
+        </w:trPr>
+        <w:tc>
+          <w:tcPr>
+            <w:tcW w:type="dxa" w:w="2551"/>
+          </w:tcPr>
+          <w:p>
+            <w:pPr>
+              <w:widowControl w:val="0"/>
+              <w:spacing w:line="240" w:lineRule="auto" w:after="0"/>
+              <w:ind w:firstLine="0"/>
+              <w:jc w:val="left"/>
+            </w:pPr>
+            <w:r/>
+            <w:r>
+              <w:rPr>
+                <w:rFonts w:ascii="Times New Roman" w:hAnsi="Times New Roman" w:cs="Times New Roman" w:eastAsia="Times New Roman"/>
+                <w:b w:val="0"/>
+                <w:i w:val="0"/>
+                <w:sz w:val="24"/>
+              </w:rPr>
+              <w:t>Входные данные</w:t>
+            </w:r>
+          </w:p>
+        </w:tc>
+        <w:tc>
+          <w:tcPr>
+            <w:tcW w:type="dxa" w:w="6803"/>
+          </w:tcPr>
+          <w:p>
+            <w:pPr>
+              <w:widowControl w:val="0"/>
+              <w:spacing w:line="240" w:lineRule="auto" w:after="0"/>
+              <w:ind w:firstLine="0"/>
+              <w:jc w:val="left"/>
+            </w:pPr>
+            <w:r/>
+            <w:r>
+              <w:rPr>
+                <w:rFonts w:ascii="Times New Roman" w:hAnsi="Times New Roman" w:cs="Times New Roman" w:eastAsia="Times New Roman"/>
+                <w:b w:val="0"/>
+                <w:i w:val="0"/>
+                <w:sz w:val="24"/>
+              </w:rPr>
+              <w:t>Цены, сроки реализации, кратность упаковки, сроки поставки; история продаж</w:t>
+            </w:r>
+          </w:p>
+        </w:tc>
+      </w:tr>
+      <w:tr>
+        <w:trPr>
+          <w:cantSplit/>
+        </w:trPr>
+        <w:tc>
+          <w:tcPr>
+            <w:tcW w:type="dxa" w:w="2551"/>
+          </w:tcPr>
+          <w:p>
+            <w:pPr>
+              <w:widowControl w:val="0"/>
+              <w:spacing w:line="240" w:lineRule="auto" w:after="0"/>
+              <w:ind w:firstLine="0"/>
+              <w:jc w:val="left"/>
+            </w:pPr>
+            <w:r/>
+            <w:r>
+              <w:rPr>
+                <w:rFonts w:ascii="Times New Roman" w:hAnsi="Times New Roman" w:cs="Times New Roman" w:eastAsia="Times New Roman"/>
+                <w:b w:val="0"/>
+                <w:i w:val="0"/>
+                <w:sz w:val="24"/>
+              </w:rPr>
+              <w:t>События</w:t>
+            </w:r>
+          </w:p>
+        </w:tc>
+        <w:tc>
+          <w:tcPr>
+            <w:tcW w:type="dxa" w:w="6803"/>
+          </w:tcPr>
+          <w:p>
+            <w:pPr>
+              <w:widowControl w:val="0"/>
+              <w:spacing w:line="240" w:lineRule="auto" w:after="0"/>
+              <w:ind w:firstLine="0"/>
+              <w:jc w:val="left"/>
+            </w:pPr>
+            <w:r/>
+            <w:r>
+              <w:rPr>
+                <w:rFonts w:ascii="Times New Roman" w:hAnsi="Times New Roman" w:cs="Times New Roman" w:eastAsia="Times New Roman"/>
+                <w:b w:val="0"/>
+                <w:i w:val="0"/>
+                <w:sz w:val="24"/>
+              </w:rPr>
+              <w:t>День заказа поставщику; конец месяца</w:t>
             </w:r>
           </w:p>
         </w:tc>
@@ -3584,7 +2770,190 @@
                 <w:i w:val="0"/>
                 <w:sz w:val="24"/>
               </w:rPr>
-              <w:t>Обмен недоступен — повторная загрузка при восстановлении связи, данные за пропущенный период догружаются</w:t>
+              <w:t>Продаж за 14 дней нет — прогноз нулевой, заказ не рекомендуется; у поставщика нет товаров — таблица заказа пустая</w:t>
+            </w:r>
+          </w:p>
+        </w:tc>
+      </w:tr>
+      <w:tr>
+        <w:trPr>
+          <w:cantSplit/>
+        </w:trPr>
+        <w:tc>
+          <w:tcPr>
+            <w:tcW w:type="dxa" w:w="9354"/>
+            <w:gridSpan w:val="2"/>
+          </w:tcPr>
+          <w:p>
+            <w:pPr>
+              <w:keepNext/>
+              <w:widowControl w:val="0"/>
+              <w:spacing w:line="240" w:lineRule="auto" w:after="0"/>
+              <w:ind w:firstLine="0"/>
+              <w:jc w:val="center"/>
+            </w:pPr>
+            <w:r/>
+            <w:r>
+              <w:rPr>
+                <w:rFonts w:ascii="Times New Roman" w:hAnsi="Times New Roman" w:cs="Times New Roman" w:eastAsia="Times New Roman"/>
+                <w:b w:val="0"/>
+                <w:i w:val="0"/>
+                <w:sz w:val="24"/>
+              </w:rPr>
+              <w:t>Точка зрения «Эксплуатация без ИТ-специалиста»</w:t>
+            </w:r>
+          </w:p>
+        </w:tc>
+      </w:tr>
+      <w:tr>
+        <w:trPr>
+          <w:cantSplit/>
+        </w:trPr>
+        <w:tc>
+          <w:tcPr>
+            <w:tcW w:type="dxa" w:w="2551"/>
+          </w:tcPr>
+          <w:p>
+            <w:pPr>
+              <w:widowControl w:val="0"/>
+              <w:spacing w:line="240" w:lineRule="auto" w:after="0"/>
+              <w:ind w:firstLine="0"/>
+              <w:jc w:val="left"/>
+            </w:pPr>
+            <w:r/>
+            <w:r>
+              <w:rPr>
+                <w:rFonts w:ascii="Times New Roman" w:hAnsi="Times New Roman" w:cs="Times New Roman" w:eastAsia="Times New Roman"/>
+                <w:b w:val="0"/>
+                <w:i w:val="0"/>
+                <w:sz w:val="24"/>
+              </w:rPr>
+              <w:t>Описание</w:t>
+            </w:r>
+          </w:p>
+        </w:tc>
+        <w:tc>
+          <w:tcPr>
+            <w:tcW w:type="dxa" w:w="6803"/>
+          </w:tcPr>
+          <w:p>
+            <w:pPr>
+              <w:widowControl w:val="0"/>
+              <w:spacing w:line="240" w:lineRule="auto" w:after="0"/>
+              <w:ind w:firstLine="0"/>
+              <w:jc w:val="left"/>
+            </w:pPr>
+            <w:r/>
+            <w:r>
+              <w:rPr>
+                <w:rFonts w:ascii="Times New Roman" w:hAnsi="Times New Roman" w:cs="Times New Roman" w:eastAsia="Times New Roman"/>
+                <w:b w:val="0"/>
+                <w:i w:val="0"/>
+                <w:sz w:val="24"/>
+              </w:rPr>
+              <w:t>Требования Салона, у которого нет ИТ-специалиста, сервера и, возможно, интернета</w:t>
+            </w:r>
+          </w:p>
+        </w:tc>
+      </w:tr>
+      <w:tr>
+        <w:trPr>
+          <w:cantSplit/>
+        </w:trPr>
+        <w:tc>
+          <w:tcPr>
+            <w:tcW w:type="dxa" w:w="2551"/>
+          </w:tcPr>
+          <w:p>
+            <w:pPr>
+              <w:widowControl w:val="0"/>
+              <w:spacing w:line="240" w:lineRule="auto" w:after="0"/>
+              <w:ind w:firstLine="0"/>
+              <w:jc w:val="left"/>
+            </w:pPr>
+            <w:r/>
+            <w:r>
+              <w:rPr>
+                <w:rFonts w:ascii="Times New Roman" w:hAnsi="Times New Roman" w:cs="Times New Roman" w:eastAsia="Times New Roman"/>
+                <w:b w:val="0"/>
+                <w:i w:val="0"/>
+                <w:sz w:val="24"/>
+              </w:rPr>
+              <w:t>Сервисы</w:t>
+            </w:r>
+          </w:p>
+        </w:tc>
+        <w:tc>
+          <w:tcPr>
+            <w:tcW w:type="dxa" w:w="6803"/>
+          </w:tcPr>
+          <w:p>
+            <w:pPr>
+              <w:widowControl w:val="0"/>
+              <w:spacing w:line="240" w:lineRule="auto" w:after="0"/>
+              <w:ind w:firstLine="0"/>
+              <w:jc w:val="left"/>
+            </w:pPr>
+            <w:r/>
+            <w:r>
+              <w:rPr>
+                <w:rFonts w:ascii="Times New Roman" w:hAnsi="Times New Roman" w:cs="Times New Roman" w:eastAsia="Times New Roman"/>
+                <w:b w:val="0"/>
+                <w:i w:val="0"/>
+                <w:sz w:val="24"/>
+              </w:rPr>
+              <w:t>Установка двойным щелчком без интернета; резервная копия — копия одного файла; работа на имеющемся компьютере</w:t>
+            </w:r>
+          </w:p>
+        </w:tc>
+      </w:tr>
+      <w:tr>
+        <w:trPr>
+          <w:cantSplit/>
+        </w:trPr>
+        <w:tc>
+          <w:tcPr>
+            <w:tcW w:type="dxa" w:w="2551"/>
+          </w:tcPr>
+          <w:p>
+            <w:pPr>
+              <w:widowControl w:val="0"/>
+              <w:spacing w:line="240" w:lineRule="auto" w:after="0"/>
+              <w:ind w:firstLine="0"/>
+              <w:jc w:val="left"/>
+            </w:pPr>
+            <w:r/>
+            <w:r>
+              <w:rPr>
+                <w:rFonts w:ascii="Times New Roman" w:hAnsi="Times New Roman" w:cs="Times New Roman" w:eastAsia="Times New Roman"/>
+                <w:b w:val="0"/>
+                <w:i w:val="0"/>
+                <w:sz w:val="24"/>
+              </w:rPr>
+              <w:t>Исключительные ситуации</w:t>
+            </w:r>
+          </w:p>
+        </w:tc>
+        <w:tc>
+          <w:tcPr>
+            <w:tcW w:type="dxa" w:w="6803"/>
+          </w:tcPr>
+          <w:p>
+            <w:pPr>
+              <w:widowControl w:val="0"/>
+              <w:spacing w:line="240" w:lineRule="auto" w:after="0"/>
+              <w:ind w:firstLine="0"/>
+              <w:jc w:val="left"/>
+            </w:pPr>
+            <w:r/>
+            <w:r>
+              <w:rPr>
+                <w:rFonts w:ascii="Times New Roman" w:hAnsi="Times New Roman" w:cs="Times New Roman" w:eastAsia="Times New Roman"/>
+                <w:b w:val="0"/>
+                <w:i w:val="0"/>
+                <w:sz w:val="24"/>
+              </w:rPr>
+              <w:t>Не установлен Python — программа сообщает, где его скачать; базы данных нет — создаётся с демонстрационными данными</w:t>
             </w:r>
           </w:p>
         </w:tc>
@@ -3617,7 +2986,7 @@
           <w:i w:val="0"/>
           <w:sz w:val="28"/>
         </w:rPr>
-        <w:t>Информационная модель системы построена на основе анализа точек зрения и представлена в виде диаграммы «сущность–связь» (рисунок 4.3). Центральными объектами модели являются партия товара (единица учёта сроков реализации), заказ поставщику и прогноз спроса.</w:t>
+        <w:t>Информационная модель системы построена на основе анализа точек зрения и представлена в виде диаграммы «сущность–связь» (рисунок 4.3). Модель соответствует физической схеме базы данных SQLite: для каждой таблицы указаны имена и типы столбцов. Центральный объект — партия товара: по ней контролируются сроки, к ней привязываются продажи и списания.</w:t>
       </w:r>
     </w:p>
     <w:p>
@@ -3630,7 +2999,7 @@
       <w:r>
         <w:drawing>
           <wp:inline xmlns:a="http://schemas.openxmlformats.org/drawingml/2006/main" xmlns:pic="http://schemas.openxmlformats.org/drawingml/2006/picture">
-            <wp:extent cx="5940000" cy="4744158"/>
+            <wp:extent cx="5347486" cy="7560000"/>
             <wp:docPr id="3" name="Picture 3"/>
             <wp:cNvGraphicFramePr>
               <a:graphicFrameLocks noChangeAspect="1"/>
@@ -3651,7 +3020,7 @@
                   <pic:spPr>
                     <a:xfrm>
                       <a:off x="0" y="0"/>
-                      <a:ext cx="5940000" cy="4744158"/>
+                      <a:ext cx="5347486" cy="7560000"/>
                     </a:xfrm>
                     <a:prstGeom prst="rect"/>
                   </pic:spPr>
@@ -3824,7 +3193,155 @@
                 <w:i w:val="0"/>
                 <w:sz w:val="24"/>
               </w:rPr>
-              <w:t>Товар</w:t>
+              <w:t>users (Пользователь)</w:t>
+            </w:r>
+          </w:p>
+        </w:tc>
+        <w:tc>
+          <w:tcPr>
+            <w:tcW w:type="dxa" w:w="3628"/>
+          </w:tcPr>
+          <w:p>
+            <w:pPr>
+              <w:widowControl w:val="0"/>
+              <w:spacing w:line="240" w:lineRule="auto" w:after="0"/>
+              <w:ind w:firstLine="0"/>
+              <w:jc w:val="left"/>
+            </w:pPr>
+            <w:r/>
+            <w:r>
+              <w:rPr>
+                <w:rFonts w:ascii="Times New Roman" w:hAnsi="Times New Roman" w:cs="Times New Roman" w:eastAsia="Times New Roman"/>
+                <w:b w:val="0"/>
+                <w:i w:val="0"/>
+                <w:sz w:val="24"/>
+              </w:rPr>
+              <w:t>Учётная запись для входа</w:t>
+            </w:r>
+          </w:p>
+        </w:tc>
+        <w:tc>
+          <w:tcPr>
+            <w:tcW w:type="dxa" w:w="3685"/>
+          </w:tcPr>
+          <w:p>
+            <w:pPr>
+              <w:widowControl w:val="0"/>
+              <w:spacing w:line="240" w:lineRule="auto" w:after="0"/>
+              <w:ind w:firstLine="0"/>
+              <w:jc w:val="left"/>
+            </w:pPr>
+            <w:r/>
+            <w:r>
+              <w:rPr>
+                <w:rFonts w:ascii="Times New Roman" w:hAnsi="Times New Roman" w:cs="Times New Roman" w:eastAsia="Times New Roman"/>
+                <w:b w:val="0"/>
+                <w:i w:val="0"/>
+                <w:sz w:val="24"/>
+              </w:rPr>
+              <w:t>Логин, хэш пароля</w:t>
+            </w:r>
+          </w:p>
+        </w:tc>
+      </w:tr>
+      <w:tr>
+        <w:trPr>
+          <w:cantSplit/>
+        </w:trPr>
+        <w:tc>
+          <w:tcPr>
+            <w:tcW w:type="dxa" w:w="2041"/>
+          </w:tcPr>
+          <w:p>
+            <w:pPr>
+              <w:widowControl w:val="0"/>
+              <w:spacing w:line="240" w:lineRule="auto" w:after="0"/>
+              <w:ind w:firstLine="0"/>
+              <w:jc w:val="left"/>
+            </w:pPr>
+            <w:r/>
+            <w:r>
+              <w:rPr>
+                <w:rFonts w:ascii="Times New Roman" w:hAnsi="Times New Roman" w:cs="Times New Roman" w:eastAsia="Times New Roman"/>
+                <w:b w:val="0"/>
+                <w:i w:val="0"/>
+                <w:sz w:val="24"/>
+              </w:rPr>
+              <w:t>suppliers (Поставщик)</w:t>
+            </w:r>
+          </w:p>
+        </w:tc>
+        <w:tc>
+          <w:tcPr>
+            <w:tcW w:type="dxa" w:w="3628"/>
+          </w:tcPr>
+          <w:p>
+            <w:pPr>
+              <w:widowControl w:val="0"/>
+              <w:spacing w:line="240" w:lineRule="auto" w:after="0"/>
+              <w:ind w:firstLine="0"/>
+              <w:jc w:val="left"/>
+            </w:pPr>
+            <w:r/>
+            <w:r>
+              <w:rPr>
+                <w:rFonts w:ascii="Times New Roman" w:hAnsi="Times New Roman" w:cs="Times New Roman" w:eastAsia="Times New Roman"/>
+                <w:b w:val="0"/>
+                <w:i w:val="0"/>
+                <w:sz w:val="24"/>
+              </w:rPr>
+              <w:t>Поставщик продукции</w:t>
+            </w:r>
+          </w:p>
+        </w:tc>
+        <w:tc>
+          <w:tcPr>
+            <w:tcW w:type="dxa" w:w="3685"/>
+          </w:tcPr>
+          <w:p>
+            <w:pPr>
+              <w:widowControl w:val="0"/>
+              <w:spacing w:line="240" w:lineRule="auto" w:after="0"/>
+              <w:ind w:firstLine="0"/>
+              <w:jc w:val="left"/>
+            </w:pPr>
+            <w:r/>
+            <w:r>
+              <w:rPr>
+                <w:rFonts w:ascii="Times New Roman" w:hAnsi="Times New Roman" w:cs="Times New Roman" w:eastAsia="Times New Roman"/>
+                <w:b w:val="0"/>
+                <w:i w:val="0"/>
+                <w:sz w:val="24"/>
+              </w:rPr>
+              <w:t>Наименование, телефон, срок поставки в днях</w:t>
+            </w:r>
+          </w:p>
+        </w:tc>
+      </w:tr>
+      <w:tr>
+        <w:trPr>
+          <w:cantSplit/>
+        </w:trPr>
+        <w:tc>
+          <w:tcPr>
+            <w:tcW w:type="dxa" w:w="2041"/>
+          </w:tcPr>
+          <w:p>
+            <w:pPr>
+              <w:widowControl w:val="0"/>
+              <w:spacing w:line="240" w:lineRule="auto" w:after="0"/>
+              <w:ind w:firstLine="0"/>
+              <w:jc w:val="left"/>
+            </w:pPr>
+            <w:r/>
+            <w:r>
+              <w:rPr>
+                <w:rFonts w:ascii="Times New Roman" w:hAnsi="Times New Roman" w:cs="Times New Roman" w:eastAsia="Times New Roman"/>
+                <w:b w:val="0"/>
+                <w:i w:val="0"/>
+                <w:sz w:val="24"/>
+              </w:rPr>
+              <w:t>products (Товар)</w:t>
             </w:r>
           </w:p>
         </w:tc>
@@ -3870,7 +3387,7 @@
                 <w:i w:val="0"/>
                 <w:sz w:val="24"/>
               </w:rPr>
-              <w:t>Вид, сорт, длина стебля, цвет, срок реализации, кратность упаковки</w:t>
+              <w:t>Наименование, категория, цены продажи и закупки, срок реализации, кратность упаковки, поставщик</w:t>
             </w:r>
           </w:p>
         </w:tc>
@@ -3898,7 +3415,7 @@
                 <w:i w:val="0"/>
                 <w:sz w:val="24"/>
               </w:rPr>
-              <w:t>Поставщик</w:t>
+              <w:t>batches (Партия)</w:t>
             </w:r>
           </w:p>
         </w:tc>
@@ -3921,7 +3438,7 @@
                 <w:i w:val="0"/>
                 <w:sz w:val="24"/>
               </w:rPr>
-              <w:t>Импортёр или производитель продукции</w:t>
+              <w:t>Товар одной поставки с общим сроком годности</w:t>
             </w:r>
           </w:p>
         </w:tc>
@@ -3944,7 +3461,7 @@
                 <w:i w:val="0"/>
                 <w:sz w:val="24"/>
               </w:rPr>
-              <w:t>Наименование, страна, срок поставки, минимальная сумма заказа</w:t>
+              <w:t>Товар, дата приёмки, срок годности, принятое количество, остаток</w:t>
             </w:r>
           </w:p>
         </w:tc>
@@ -3972,7 +3489,7 @@
                 <w:i w:val="0"/>
                 <w:sz w:val="24"/>
               </w:rPr>
-              <w:t>Условие поставки</w:t>
+              <w:t>sales (Продажа)</w:t>
             </w:r>
           </w:p>
         </w:tc>
@@ -3995,7 +3512,7 @@
                 <w:i w:val="0"/>
                 <w:sz w:val="24"/>
               </w:rPr>
-              <w:t>Цена и кратность поставки товара конкретным поставщиком</w:t>
+              <w:t>Продажа товара из конкретной партии</w:t>
             </w:r>
           </w:p>
         </w:tc>
@@ -4018,7 +3535,7 @@
                 <w:i w:val="0"/>
                 <w:sz w:val="24"/>
               </w:rPr>
-              <w:t>Товар, поставщик, цена, кратность</w:t>
+              <w:t>Товар, партия, дата, количество, цена</w:t>
             </w:r>
           </w:p>
         </w:tc>
@@ -4046,7 +3563,7 @@
                 <w:i w:val="0"/>
                 <w:sz w:val="24"/>
               </w:rPr>
-              <w:t>Заказ поставщику</w:t>
+              <w:t>writeoffs (Списание)</w:t>
             </w:r>
           </w:p>
         </w:tc>
@@ -4069,7 +3586,7 @@
                 <w:i w:val="0"/>
                 <w:sz w:val="24"/>
               </w:rPr>
-              <w:t>Документ на закупку</w:t>
+              <w:t>Выбытие остатка партии</w:t>
             </w:r>
           </w:p>
         </w:tc>
@@ -4092,821 +3609,7 @@
                 <w:i w:val="0"/>
                 <w:sz w:val="24"/>
               </w:rPr>
-              <w:t>Поставщик, дата, ожидаемая дата поставки, статус, сумма</w:t>
-            </w:r>
-          </w:p>
-        </w:tc>
-      </w:tr>
-      <w:tr>
-        <w:trPr>
-          <w:cantSplit/>
-        </w:trPr>
-        <w:tc>
-          <w:tcPr>
-            <w:tcW w:type="dxa" w:w="2041"/>
-          </w:tcPr>
-          <w:p>
-            <w:pPr>
-              <w:widowControl w:val="0"/>
-              <w:spacing w:line="240" w:lineRule="auto" w:after="0"/>
-              <w:ind w:firstLine="0"/>
-              <w:jc w:val="left"/>
-            </w:pPr>
-            <w:r/>
-            <w:r>
-              <w:rPr>
-                <w:rFonts w:ascii="Times New Roman" w:hAnsi="Times New Roman" w:cs="Times New Roman" w:eastAsia="Times New Roman"/>
-                <w:b w:val="0"/>
-                <w:i w:val="0"/>
-                <w:sz w:val="24"/>
-              </w:rPr>
-              <w:t>Строка заказа</w:t>
-            </w:r>
-          </w:p>
-        </w:tc>
-        <w:tc>
-          <w:tcPr>
-            <w:tcW w:type="dxa" w:w="3628"/>
-          </w:tcPr>
-          <w:p>
-            <w:pPr>
-              <w:widowControl w:val="0"/>
-              <w:spacing w:line="240" w:lineRule="auto" w:after="0"/>
-              <w:ind w:firstLine="0"/>
-              <w:jc w:val="left"/>
-            </w:pPr>
-            <w:r/>
-            <w:r>
-              <w:rPr>
-                <w:rFonts w:ascii="Times New Roman" w:hAnsi="Times New Roman" w:cs="Times New Roman" w:eastAsia="Times New Roman"/>
-                <w:b w:val="0"/>
-                <w:i w:val="0"/>
-                <w:sz w:val="24"/>
-              </w:rPr>
-              <w:t>Позиция заказа</w:t>
-            </w:r>
-          </w:p>
-        </w:tc>
-        <w:tc>
-          <w:tcPr>
-            <w:tcW w:type="dxa" w:w="3685"/>
-          </w:tcPr>
-          <w:p>
-            <w:pPr>
-              <w:widowControl w:val="0"/>
-              <w:spacing w:line="240" w:lineRule="auto" w:after="0"/>
-              <w:ind w:firstLine="0"/>
-              <w:jc w:val="left"/>
-            </w:pPr>
-            <w:r/>
-            <w:r>
-              <w:rPr>
-                <w:rFonts w:ascii="Times New Roman" w:hAnsi="Times New Roman" w:cs="Times New Roman" w:eastAsia="Times New Roman"/>
-                <w:b w:val="0"/>
-                <w:i w:val="0"/>
-                <w:sz w:val="24"/>
-              </w:rPr>
-              <w:t>Товар, рекомендованное и заказанное количество, цена</w:t>
-            </w:r>
-          </w:p>
-        </w:tc>
-      </w:tr>
-      <w:tr>
-        <w:trPr>
-          <w:cantSplit/>
-        </w:trPr>
-        <w:tc>
-          <w:tcPr>
-            <w:tcW w:type="dxa" w:w="2041"/>
-          </w:tcPr>
-          <w:p>
-            <w:pPr>
-              <w:widowControl w:val="0"/>
-              <w:spacing w:line="240" w:lineRule="auto" w:after="0"/>
-              <w:ind w:firstLine="0"/>
-              <w:jc w:val="left"/>
-            </w:pPr>
-            <w:r/>
-            <w:r>
-              <w:rPr>
-                <w:rFonts w:ascii="Times New Roman" w:hAnsi="Times New Roman" w:cs="Times New Roman" w:eastAsia="Times New Roman"/>
-                <w:b w:val="0"/>
-                <w:i w:val="0"/>
-                <w:sz w:val="24"/>
-              </w:rPr>
-              <w:t>Место хранения</w:t>
-            </w:r>
-          </w:p>
-        </w:tc>
-        <w:tc>
-          <w:tcPr>
-            <w:tcW w:type="dxa" w:w="3628"/>
-          </w:tcPr>
-          <w:p>
-            <w:pPr>
-              <w:widowControl w:val="0"/>
-              <w:spacing w:line="240" w:lineRule="auto" w:after="0"/>
-              <w:ind w:firstLine="0"/>
-              <w:jc w:val="left"/>
-            </w:pPr>
-            <w:r/>
-            <w:r>
-              <w:rPr>
-                <w:rFonts w:ascii="Times New Roman" w:hAnsi="Times New Roman" w:cs="Times New Roman" w:eastAsia="Times New Roman"/>
-                <w:b w:val="0"/>
-                <w:i w:val="0"/>
-                <w:sz w:val="24"/>
-              </w:rPr>
-              <w:t>Склад или салон</w:t>
-            </w:r>
-          </w:p>
-        </w:tc>
-        <w:tc>
-          <w:tcPr>
-            <w:tcW w:type="dxa" w:w="3685"/>
-          </w:tcPr>
-          <w:p>
-            <w:pPr>
-              <w:widowControl w:val="0"/>
-              <w:spacing w:line="240" w:lineRule="auto" w:after="0"/>
-              <w:ind w:firstLine="0"/>
-              <w:jc w:val="left"/>
-            </w:pPr>
-            <w:r/>
-            <w:r>
-              <w:rPr>
-                <w:rFonts w:ascii="Times New Roman" w:hAnsi="Times New Roman" w:cs="Times New Roman" w:eastAsia="Times New Roman"/>
-                <w:b w:val="0"/>
-                <w:i w:val="0"/>
-                <w:sz w:val="24"/>
-              </w:rPr>
-              <w:t>Наименование, тип</w:t>
-            </w:r>
-          </w:p>
-        </w:tc>
-      </w:tr>
-      <w:tr>
-        <w:trPr>
-          <w:cantSplit/>
-        </w:trPr>
-        <w:tc>
-          <w:tcPr>
-            <w:tcW w:type="dxa" w:w="2041"/>
-          </w:tcPr>
-          <w:p>
-            <w:pPr>
-              <w:widowControl w:val="0"/>
-              <w:spacing w:line="240" w:lineRule="auto" w:after="0"/>
-              <w:ind w:firstLine="0"/>
-              <w:jc w:val="left"/>
-            </w:pPr>
-            <w:r/>
-            <w:r>
-              <w:rPr>
-                <w:rFonts w:ascii="Times New Roman" w:hAnsi="Times New Roman" w:cs="Times New Roman" w:eastAsia="Times New Roman"/>
-                <w:b w:val="0"/>
-                <w:i w:val="0"/>
-                <w:sz w:val="24"/>
-              </w:rPr>
-              <w:t>Партия</w:t>
-            </w:r>
-          </w:p>
-        </w:tc>
-        <w:tc>
-          <w:tcPr>
-            <w:tcW w:type="dxa" w:w="3628"/>
-          </w:tcPr>
-          <w:p>
-            <w:pPr>
-              <w:widowControl w:val="0"/>
-              <w:spacing w:line="240" w:lineRule="auto" w:after="0"/>
-              <w:ind w:firstLine="0"/>
-              <w:jc w:val="left"/>
-            </w:pPr>
-            <w:r/>
-            <w:r>
-              <w:rPr>
-                <w:rFonts w:ascii="Times New Roman" w:hAnsi="Times New Roman" w:cs="Times New Roman" w:eastAsia="Times New Roman"/>
-                <w:b w:val="0"/>
-                <w:i w:val="0"/>
-                <w:sz w:val="24"/>
-              </w:rPr>
-              <w:t>Количество товара одной поставки с общим сроком реализации</w:t>
-            </w:r>
-          </w:p>
-        </w:tc>
-        <w:tc>
-          <w:tcPr>
-            <w:tcW w:type="dxa" w:w="3685"/>
-          </w:tcPr>
-          <w:p>
-            <w:pPr>
-              <w:widowControl w:val="0"/>
-              <w:spacing w:line="240" w:lineRule="auto" w:after="0"/>
-              <w:ind w:firstLine="0"/>
-              <w:jc w:val="left"/>
-            </w:pPr>
-            <w:r/>
-            <w:r>
-              <w:rPr>
-                <w:rFonts w:ascii="Times New Roman" w:hAnsi="Times New Roman" w:cs="Times New Roman" w:eastAsia="Times New Roman"/>
-                <w:b w:val="0"/>
-                <w:i w:val="0"/>
-                <w:sz w:val="24"/>
-              </w:rPr>
-              <w:t>Дата поступления, годен до, количество, остаток, себестоимость</w:t>
-            </w:r>
-          </w:p>
-        </w:tc>
-      </w:tr>
-      <w:tr>
-        <w:trPr>
-          <w:cantSplit/>
-        </w:trPr>
-        <w:tc>
-          <w:tcPr>
-            <w:tcW w:type="dxa" w:w="2041"/>
-          </w:tcPr>
-          <w:p>
-            <w:pPr>
-              <w:widowControl w:val="0"/>
-              <w:spacing w:line="240" w:lineRule="auto" w:after="0"/>
-              <w:ind w:firstLine="0"/>
-              <w:jc w:val="left"/>
-            </w:pPr>
-            <w:r/>
-            <w:r>
-              <w:rPr>
-                <w:rFonts w:ascii="Times New Roman" w:hAnsi="Times New Roman" w:cs="Times New Roman" w:eastAsia="Times New Roman"/>
-                <w:b w:val="0"/>
-                <w:i w:val="0"/>
-                <w:sz w:val="24"/>
-              </w:rPr>
-              <w:t>Продажа, строка продажи</w:t>
-            </w:r>
-          </w:p>
-        </w:tc>
-        <w:tc>
-          <w:tcPr>
-            <w:tcW w:type="dxa" w:w="3628"/>
-          </w:tcPr>
-          <w:p>
-            <w:pPr>
-              <w:widowControl w:val="0"/>
-              <w:spacing w:line="240" w:lineRule="auto" w:after="0"/>
-              <w:ind w:firstLine="0"/>
-              <w:jc w:val="left"/>
-            </w:pPr>
-            <w:r/>
-            <w:r>
-              <w:rPr>
-                <w:rFonts w:ascii="Times New Roman" w:hAnsi="Times New Roman" w:cs="Times New Roman" w:eastAsia="Times New Roman"/>
-                <w:b w:val="0"/>
-                <w:i w:val="0"/>
-                <w:sz w:val="24"/>
-              </w:rPr>
-              <w:t>Чек продажи и его позиции</w:t>
-            </w:r>
-          </w:p>
-        </w:tc>
-        <w:tc>
-          <w:tcPr>
-            <w:tcW w:type="dxa" w:w="3685"/>
-          </w:tcPr>
-          <w:p>
-            <w:pPr>
-              <w:widowControl w:val="0"/>
-              <w:spacing w:line="240" w:lineRule="auto" w:after="0"/>
-              <w:ind w:firstLine="0"/>
-              <w:jc w:val="left"/>
-            </w:pPr>
-            <w:r/>
-            <w:r>
-              <w:rPr>
-                <w:rFonts w:ascii="Times New Roman" w:hAnsi="Times New Roman" w:cs="Times New Roman" w:eastAsia="Times New Roman"/>
-                <w:b w:val="0"/>
-                <w:i w:val="0"/>
-                <w:sz w:val="24"/>
-              </w:rPr>
-              <w:t>Место, дата, канал; партия, количество, цена, скидка</w:t>
-            </w:r>
-          </w:p>
-        </w:tc>
-      </w:tr>
-      <w:tr>
-        <w:trPr>
-          <w:cantSplit/>
-        </w:trPr>
-        <w:tc>
-          <w:tcPr>
-            <w:tcW w:type="dxa" w:w="2041"/>
-          </w:tcPr>
-          <w:p>
-            <w:pPr>
-              <w:widowControl w:val="0"/>
-              <w:spacing w:line="240" w:lineRule="auto" w:after="0"/>
-              <w:ind w:firstLine="0"/>
-              <w:jc w:val="left"/>
-            </w:pPr>
-            <w:r/>
-            <w:r>
-              <w:rPr>
-                <w:rFonts w:ascii="Times New Roman" w:hAnsi="Times New Roman" w:cs="Times New Roman" w:eastAsia="Times New Roman"/>
-                <w:b w:val="0"/>
-                <w:i w:val="0"/>
-                <w:sz w:val="24"/>
-              </w:rPr>
-              <w:t>Списание</w:t>
-            </w:r>
-          </w:p>
-        </w:tc>
-        <w:tc>
-          <w:tcPr>
-            <w:tcW w:type="dxa" w:w="3628"/>
-          </w:tcPr>
-          <w:p>
-            <w:pPr>
-              <w:widowControl w:val="0"/>
-              <w:spacing w:line="240" w:lineRule="auto" w:after="0"/>
-              <w:ind w:firstLine="0"/>
-              <w:jc w:val="left"/>
-            </w:pPr>
-            <w:r/>
-            <w:r>
-              <w:rPr>
-                <w:rFonts w:ascii="Times New Roman" w:hAnsi="Times New Roman" w:cs="Times New Roman" w:eastAsia="Times New Roman"/>
-                <w:b w:val="0"/>
-                <w:i w:val="0"/>
-                <w:sz w:val="24"/>
-              </w:rPr>
-              <w:t>Выбытие товара по причине потери качества</w:t>
-            </w:r>
-          </w:p>
-        </w:tc>
-        <w:tc>
-          <w:tcPr>
-            <w:tcW w:type="dxa" w:w="3685"/>
-          </w:tcPr>
-          <w:p>
-            <w:pPr>
-              <w:widowControl w:val="0"/>
-              <w:spacing w:line="240" w:lineRule="auto" w:after="0"/>
-              <w:ind w:firstLine="0"/>
-              <w:jc w:val="left"/>
-            </w:pPr>
-            <w:r/>
-            <w:r>
-              <w:rPr>
-                <w:rFonts w:ascii="Times New Roman" w:hAnsi="Times New Roman" w:cs="Times New Roman" w:eastAsia="Times New Roman"/>
-                <w:b w:val="0"/>
-                <w:i w:val="0"/>
-                <w:sz w:val="24"/>
-              </w:rPr>
-              <w:t>Партия, количество, причина, дата</w:t>
-            </w:r>
-          </w:p>
-        </w:tc>
-      </w:tr>
-      <w:tr>
-        <w:trPr>
-          <w:cantSplit/>
-        </w:trPr>
-        <w:tc>
-          <w:tcPr>
-            <w:tcW w:type="dxa" w:w="2041"/>
-          </w:tcPr>
-          <w:p>
-            <w:pPr>
-              <w:widowControl w:val="0"/>
-              <w:spacing w:line="240" w:lineRule="auto" w:after="0"/>
-              <w:ind w:firstLine="0"/>
-              <w:jc w:val="left"/>
-            </w:pPr>
-            <w:r/>
-            <w:r>
-              <w:rPr>
-                <w:rFonts w:ascii="Times New Roman" w:hAnsi="Times New Roman" w:cs="Times New Roman" w:eastAsia="Times New Roman"/>
-                <w:b w:val="0"/>
-                <w:i w:val="0"/>
-                <w:sz w:val="24"/>
-              </w:rPr>
-              <w:t>Прогноз</w:t>
-            </w:r>
-          </w:p>
-        </w:tc>
-        <w:tc>
-          <w:tcPr>
-            <w:tcW w:type="dxa" w:w="3628"/>
-          </w:tcPr>
-          <w:p>
-            <w:pPr>
-              <w:widowControl w:val="0"/>
-              <w:spacing w:line="240" w:lineRule="auto" w:after="0"/>
-              <w:ind w:firstLine="0"/>
-              <w:jc w:val="left"/>
-            </w:pPr>
-            <w:r/>
-            <w:r>
-              <w:rPr>
-                <w:rFonts w:ascii="Times New Roman" w:hAnsi="Times New Roman" w:cs="Times New Roman" w:eastAsia="Times New Roman"/>
-                <w:b w:val="0"/>
-                <w:i w:val="0"/>
-                <w:sz w:val="24"/>
-              </w:rPr>
-              <w:t>Прогноз спроса на дату</w:t>
-            </w:r>
-          </w:p>
-        </w:tc>
-        <w:tc>
-          <w:tcPr>
-            <w:tcW w:type="dxa" w:w="3685"/>
-          </w:tcPr>
-          <w:p>
-            <w:pPr>
-              <w:widowControl w:val="0"/>
-              <w:spacing w:line="240" w:lineRule="auto" w:after="0"/>
-              <w:ind w:firstLine="0"/>
-              <w:jc w:val="left"/>
-            </w:pPr>
-            <w:r/>
-            <w:r>
-              <w:rPr>
-                <w:rFonts w:ascii="Times New Roman" w:hAnsi="Times New Roman" w:cs="Times New Roman" w:eastAsia="Times New Roman"/>
-                <w:b w:val="0"/>
-                <w:i w:val="0"/>
-                <w:sz w:val="24"/>
-              </w:rPr>
-              <w:t>Товар, место, модель, P50, P80, P95</w:t>
-            </w:r>
-          </w:p>
-        </w:tc>
-      </w:tr>
-      <w:tr>
-        <w:trPr>
-          <w:cantSplit/>
-        </w:trPr>
-        <w:tc>
-          <w:tcPr>
-            <w:tcW w:type="dxa" w:w="2041"/>
-          </w:tcPr>
-          <w:p>
-            <w:pPr>
-              <w:widowControl w:val="0"/>
-              <w:spacing w:line="240" w:lineRule="auto" w:after="0"/>
-              <w:ind w:firstLine="0"/>
-              <w:jc w:val="left"/>
-            </w:pPr>
-            <w:r/>
-            <w:r>
-              <w:rPr>
-                <w:rFonts w:ascii="Times New Roman" w:hAnsi="Times New Roman" w:cs="Times New Roman" w:eastAsia="Times New Roman"/>
-                <w:b w:val="0"/>
-                <w:i w:val="0"/>
-                <w:sz w:val="24"/>
-              </w:rPr>
-              <w:t>Модель прогноза</w:t>
-            </w:r>
-          </w:p>
-        </w:tc>
-        <w:tc>
-          <w:tcPr>
-            <w:tcW w:type="dxa" w:w="3628"/>
-          </w:tcPr>
-          <w:p>
-            <w:pPr>
-              <w:widowControl w:val="0"/>
-              <w:spacing w:line="240" w:lineRule="auto" w:after="0"/>
-              <w:ind w:firstLine="0"/>
-              <w:jc w:val="left"/>
-            </w:pPr>
-            <w:r/>
-            <w:r>
-              <w:rPr>
-                <w:rFonts w:ascii="Times New Roman" w:hAnsi="Times New Roman" w:cs="Times New Roman" w:eastAsia="Times New Roman"/>
-                <w:b w:val="0"/>
-                <w:i w:val="0"/>
-                <w:sz w:val="24"/>
-              </w:rPr>
-              <w:t>Версия статистической модели прогнозирования</w:t>
-            </w:r>
-          </w:p>
-        </w:tc>
-        <w:tc>
-          <w:tcPr>
-            <w:tcW w:type="dxa" w:w="3685"/>
-          </w:tcPr>
-          <w:p>
-            <w:pPr>
-              <w:widowControl w:val="0"/>
-              <w:spacing w:line="240" w:lineRule="auto" w:after="0"/>
-              <w:ind w:firstLine="0"/>
-              <w:jc w:val="left"/>
-            </w:pPr>
-            <w:r/>
-            <w:r>
-              <w:rPr>
-                <w:rFonts w:ascii="Times New Roman" w:hAnsi="Times New Roman" w:cs="Times New Roman" w:eastAsia="Times New Roman"/>
-                <w:b w:val="0"/>
-                <w:i w:val="0"/>
-                <w:sz w:val="24"/>
-              </w:rPr>
-              <w:t>Версия, алгоритм, WAPE, статус</w:t>
-            </w:r>
-          </w:p>
-        </w:tc>
-      </w:tr>
-      <w:tr>
-        <w:trPr>
-          <w:cantSplit/>
-        </w:trPr>
-        <w:tc>
-          <w:tcPr>
-            <w:tcW w:type="dxa" w:w="2041"/>
-          </w:tcPr>
-          <w:p>
-            <w:pPr>
-              <w:widowControl w:val="0"/>
-              <w:spacing w:line="240" w:lineRule="auto" w:after="0"/>
-              <w:ind w:firstLine="0"/>
-              <w:jc w:val="left"/>
-            </w:pPr>
-            <w:r/>
-            <w:r>
-              <w:rPr>
-                <w:rFonts w:ascii="Times New Roman" w:hAnsi="Times New Roman" w:cs="Times New Roman" w:eastAsia="Times New Roman"/>
-                <w:b w:val="0"/>
-                <w:i w:val="0"/>
-                <w:sz w:val="24"/>
-              </w:rPr>
-              <w:t>Событие календаря</w:t>
-            </w:r>
-          </w:p>
-        </w:tc>
-        <w:tc>
-          <w:tcPr>
-            <w:tcW w:type="dxa" w:w="3628"/>
-          </w:tcPr>
-          <w:p>
-            <w:pPr>
-              <w:widowControl w:val="0"/>
-              <w:spacing w:line="240" w:lineRule="auto" w:after="0"/>
-              <w:ind w:firstLine="0"/>
-              <w:jc w:val="left"/>
-            </w:pPr>
-            <w:r/>
-            <w:r>
-              <w:rPr>
-                <w:rFonts w:ascii="Times New Roman" w:hAnsi="Times New Roman" w:cs="Times New Roman" w:eastAsia="Times New Roman"/>
-                <w:b w:val="0"/>
-                <w:i w:val="0"/>
-                <w:sz w:val="24"/>
-              </w:rPr>
-              <w:t>Праздник или акция, влияющие на спрос</w:t>
-            </w:r>
-          </w:p>
-        </w:tc>
-        <w:tc>
-          <w:tcPr>
-            <w:tcW w:type="dxa" w:w="3685"/>
-          </w:tcPr>
-          <w:p>
-            <w:pPr>
-              <w:widowControl w:val="0"/>
-              <w:spacing w:line="240" w:lineRule="auto" w:after="0"/>
-              <w:ind w:firstLine="0"/>
-              <w:jc w:val="left"/>
-            </w:pPr>
-            <w:r/>
-            <w:r>
-              <w:rPr>
-                <w:rFonts w:ascii="Times New Roman" w:hAnsi="Times New Roman" w:cs="Times New Roman" w:eastAsia="Times New Roman"/>
-                <w:b w:val="0"/>
-                <w:i w:val="0"/>
-                <w:sz w:val="24"/>
-              </w:rPr>
-              <w:t>Дата, наименование, тип</w:t>
-            </w:r>
-          </w:p>
-        </w:tc>
-      </w:tr>
-      <w:tr>
-        <w:trPr>
-          <w:cantSplit/>
-        </w:trPr>
-        <w:tc>
-          <w:tcPr>
-            <w:tcW w:type="dxa" w:w="2041"/>
-          </w:tcPr>
-          <w:p>
-            <w:pPr>
-              <w:widowControl w:val="0"/>
-              <w:spacing w:line="240" w:lineRule="auto" w:after="0"/>
-              <w:ind w:firstLine="0"/>
-              <w:jc w:val="left"/>
-            </w:pPr>
-            <w:r/>
-            <w:r>
-              <w:rPr>
-                <w:rFonts w:ascii="Times New Roman" w:hAnsi="Times New Roman" w:cs="Times New Roman" w:eastAsia="Times New Roman"/>
-                <w:b w:val="0"/>
-                <w:i w:val="0"/>
-                <w:sz w:val="24"/>
-              </w:rPr>
-              <w:t>Канал продаж</w:t>
-            </w:r>
-          </w:p>
-        </w:tc>
-        <w:tc>
-          <w:tcPr>
-            <w:tcW w:type="dxa" w:w="3628"/>
-          </w:tcPr>
-          <w:p>
-            <w:pPr>
-              <w:widowControl w:val="0"/>
-              <w:spacing w:line="240" w:lineRule="auto" w:after="0"/>
-              <w:ind w:firstLine="0"/>
-              <w:jc w:val="left"/>
-            </w:pPr>
-            <w:r/>
-            <w:r>
-              <w:rPr>
-                <w:rFonts w:ascii="Times New Roman" w:hAnsi="Times New Roman" w:cs="Times New Roman" w:eastAsia="Times New Roman"/>
-                <w:b w:val="0"/>
-                <w:i w:val="0"/>
-                <w:sz w:val="24"/>
-              </w:rPr>
-              <w:t>Интернет-магазин или маркетплейс, подключённый к системе</w:t>
-            </w:r>
-          </w:p>
-        </w:tc>
-        <w:tc>
-          <w:tcPr>
-            <w:tcW w:type="dxa" w:w="3685"/>
-          </w:tcPr>
-          <w:p>
-            <w:pPr>
-              <w:widowControl w:val="0"/>
-              <w:spacing w:line="240" w:lineRule="auto" w:after="0"/>
-              <w:ind w:firstLine="0"/>
-              <w:jc w:val="left"/>
-            </w:pPr>
-            <w:r/>
-            <w:r>
-              <w:rPr>
-                <w:rFonts w:ascii="Times New Roman" w:hAnsi="Times New Roman" w:cs="Times New Roman" w:eastAsia="Times New Roman"/>
-                <w:b w:val="0"/>
-                <w:i w:val="0"/>
-                <w:sz w:val="24"/>
-              </w:rPr>
-              <w:t>Код, наименование, место хранения, коэффициент цены, хеш ключа доступа</w:t>
-            </w:r>
-          </w:p>
-        </w:tc>
-      </w:tr>
-      <w:tr>
-        <w:trPr>
-          <w:cantSplit/>
-        </w:trPr>
-        <w:tc>
-          <w:tcPr>
-            <w:tcW w:type="dxa" w:w="2041"/>
-          </w:tcPr>
-          <w:p>
-            <w:pPr>
-              <w:widowControl w:val="0"/>
-              <w:spacing w:line="240" w:lineRule="auto" w:after="0"/>
-              <w:ind w:firstLine="0"/>
-              <w:jc w:val="left"/>
-            </w:pPr>
-            <w:r/>
-            <w:r>
-              <w:rPr>
-                <w:rFonts w:ascii="Times New Roman" w:hAnsi="Times New Roman" w:cs="Times New Roman" w:eastAsia="Times New Roman"/>
-                <w:b w:val="0"/>
-                <w:i w:val="0"/>
-                <w:sz w:val="24"/>
-              </w:rPr>
-              <w:t>Онлайн-заказ</w:t>
-            </w:r>
-          </w:p>
-        </w:tc>
-        <w:tc>
-          <w:tcPr>
-            <w:tcW w:type="dxa" w:w="3628"/>
-          </w:tcPr>
-          <w:p>
-            <w:pPr>
-              <w:widowControl w:val="0"/>
-              <w:spacing w:line="240" w:lineRule="auto" w:after="0"/>
-              <w:ind w:firstLine="0"/>
-              <w:jc w:val="left"/>
-            </w:pPr>
-            <w:r/>
-            <w:r>
-              <w:rPr>
-                <w:rFonts w:ascii="Times New Roman" w:hAnsi="Times New Roman" w:cs="Times New Roman" w:eastAsia="Times New Roman"/>
-                <w:b w:val="0"/>
-                <w:i w:val="0"/>
-                <w:sz w:val="24"/>
-              </w:rPr>
-              <w:t>Заказ или предзаказ покупателя, поступивший из канала продаж</w:t>
-            </w:r>
-          </w:p>
-        </w:tc>
-        <w:tc>
-          <w:tcPr>
-            <w:tcW w:type="dxa" w:w="3685"/>
-          </w:tcPr>
-          <w:p>
-            <w:pPr>
-              <w:widowControl w:val="0"/>
-              <w:spacing w:line="240" w:lineRule="auto" w:after="0"/>
-              <w:ind w:firstLine="0"/>
-              <w:jc w:val="left"/>
-            </w:pPr>
-            <w:r/>
-            <w:r>
-              <w:rPr>
-                <w:rFonts w:ascii="Times New Roman" w:hAnsi="Times New Roman" w:cs="Times New Roman" w:eastAsia="Times New Roman"/>
-                <w:b w:val="0"/>
-                <w:i w:val="0"/>
-                <w:sz w:val="24"/>
-              </w:rPr>
-              <w:t>Канал, номер, дата доставки, статус, покупатель</w:t>
-            </w:r>
-          </w:p>
-        </w:tc>
-      </w:tr>
-      <w:tr>
-        <w:trPr>
-          <w:cantSplit/>
-        </w:trPr>
-        <w:tc>
-          <w:tcPr>
-            <w:tcW w:type="dxa" w:w="2041"/>
-          </w:tcPr>
-          <w:p>
-            <w:pPr>
-              <w:widowControl w:val="0"/>
-              <w:spacing w:line="240" w:lineRule="auto" w:after="0"/>
-              <w:ind w:firstLine="0"/>
-              <w:jc w:val="left"/>
-            </w:pPr>
-            <w:r/>
-            <w:r>
-              <w:rPr>
-                <w:rFonts w:ascii="Times New Roman" w:hAnsi="Times New Roman" w:cs="Times New Roman" w:eastAsia="Times New Roman"/>
-                <w:b w:val="0"/>
-                <w:i w:val="0"/>
-                <w:sz w:val="24"/>
-              </w:rPr>
-              <w:t>Резерв</w:t>
-            </w:r>
-          </w:p>
-        </w:tc>
-        <w:tc>
-          <w:tcPr>
-            <w:tcW w:type="dxa" w:w="3628"/>
-          </w:tcPr>
-          <w:p>
-            <w:pPr>
-              <w:widowControl w:val="0"/>
-              <w:spacing w:line="240" w:lineRule="auto" w:after="0"/>
-              <w:ind w:firstLine="0"/>
-              <w:jc w:val="left"/>
-            </w:pPr>
-            <w:r/>
-            <w:r>
-              <w:rPr>
-                <w:rFonts w:ascii="Times New Roman" w:hAnsi="Times New Roman" w:cs="Times New Roman" w:eastAsia="Times New Roman"/>
-                <w:b w:val="0"/>
-                <w:i w:val="0"/>
-                <w:sz w:val="24"/>
-              </w:rPr>
-              <w:t>Количество товара партии, закреплённое за онлайн-заказом</w:t>
-            </w:r>
-          </w:p>
-        </w:tc>
-        <w:tc>
-          <w:tcPr>
-            <w:tcW w:type="dxa" w:w="3685"/>
-          </w:tcPr>
-          <w:p>
-            <w:pPr>
-              <w:widowControl w:val="0"/>
-              <w:spacing w:line="240" w:lineRule="auto" w:after="0"/>
-              <w:ind w:firstLine="0"/>
-              <w:jc w:val="left"/>
-            </w:pPr>
-            <w:r/>
-            <w:r>
-              <w:rPr>
-                <w:rFonts w:ascii="Times New Roman" w:hAnsi="Times New Roman" w:cs="Times New Roman" w:eastAsia="Times New Roman"/>
-                <w:b w:val="0"/>
-                <w:i w:val="0"/>
-                <w:sz w:val="24"/>
-              </w:rPr>
-              <w:t>Заказ, партия, количество</w:t>
+              <w:t>Партия, дата, количество, причина</w:t>
             </w:r>
           </w:p>
         </w:tc>
@@ -4925,7 +3628,7 @@
           <w:i w:val="0"/>
           <w:sz w:val="28"/>
         </w:rPr>
-        <w:t>Взаимодействие объектов модели: поставщик поставляет товары на определённых условиях; по заказу поставщику поступает одна или несколько партий, каждая из которых размещается в месте хранения; продажи и списания уменьшают остаток конкретных партий, что обеспечивает контроль сроков реализации. Прогноз рассчитывается для пары «товар — место хранения» версией модели прогноза с учётом событий календаря и используется при расчёте рекомендуемого количества в строках заказа. Онлайн-заказ поступает из канала продаж и резервирует остатки конкретных партий, годных на дату доставки; предзаказ без доступного товара резервируется при поступлении продукции.</w:t>
+        <w:t>Поставщик поставляет несколько товаров; по каждой приёмке товара создаётся партия со сроком годности. Продажа уменьшает остаток партий по правилу FEFO; если покупка забирает товар из нескольких партий, создаётся несколько записей продажи — по одной на партию. Списание обнуляет остаток партии. Прогноз и заказ не хранятся, а рассчитываются по продажам и остаткам при открытии страницы.</w:t>
       </w:r>
     </w:p>
     <w:p>
@@ -5133,7 +3836,7 @@
                 <w:i w:val="0"/>
                 <w:sz w:val="24"/>
               </w:rPr>
-              <w:t>Система должна хранить номенклатуру с характеристиками, поставщиков и условия поставки</w:t>
+              <w:t>Пользователь должен входить по логину и паролю</w:t>
             </w:r>
           </w:p>
         </w:tc>
@@ -5156,7 +3859,7 @@
                 <w:i w:val="0"/>
                 <w:sz w:val="24"/>
               </w:rPr>
-              <w:t>Менеджер по закупкам</w:t>
+              <w:t>Флорист-кассир, Владелец</w:t>
             </w:r>
           </w:p>
         </w:tc>
@@ -5230,7 +3933,7 @@
                 <w:i w:val="0"/>
                 <w:sz w:val="24"/>
               </w:rPr>
-              <w:t>Кладовщик должен иметь возможность принять поставку с ТСД, указать фактическое количество и качество и оприходовать товар партиями со сроком реализации</w:t>
+              <w:t>Владелец должен вести товары (цены, срок реализации, упаковка, поставщик) и поставщиков (срок поставки)</w:t>
             </w:r>
           </w:p>
         </w:tc>
@@ -5253,880 +3956,7 @@
                 <w:i w:val="0"/>
                 <w:sz w:val="24"/>
               </w:rPr>
-              <w:t>Кладовщик</w:t>
-            </w:r>
-          </w:p>
-        </w:tc>
-        <w:tc>
-          <w:tcPr>
-            <w:tcW w:type="dxa" w:w="1191"/>
-          </w:tcPr>
-          <w:p>
-            <w:pPr>
-              <w:widowControl w:val="0"/>
-              <w:spacing w:line="240" w:lineRule="auto" w:after="0"/>
-              <w:ind w:firstLine="0"/>
-              <w:jc w:val="left"/>
-            </w:pPr>
-            <w:r/>
-            <w:r>
-              <w:rPr>
-                <w:rFonts w:ascii="Times New Roman" w:hAnsi="Times New Roman" w:cs="Times New Roman" w:eastAsia="Times New Roman"/>
-                <w:b w:val="0"/>
-                <w:i w:val="0"/>
-                <w:sz w:val="24"/>
-              </w:rPr>
-              <w:t>Высокий</w:t>
-            </w:r>
-          </w:p>
-        </w:tc>
-      </w:tr>
-      <w:tr>
-        <w:trPr>
-          <w:cantSplit/>
-        </w:trPr>
-        <w:tc>
-          <w:tcPr>
-            <w:tcW w:type="dxa" w:w="794"/>
-          </w:tcPr>
-          <w:p>
-            <w:pPr>
-              <w:widowControl w:val="0"/>
-              <w:spacing w:line="240" w:lineRule="auto" w:after="0"/>
-              <w:ind w:firstLine="0"/>
-              <w:jc w:val="left"/>
-            </w:pPr>
-            <w:r/>
-            <w:r>
-              <w:rPr>
-                <w:rFonts w:ascii="Times New Roman" w:hAnsi="Times New Roman" w:cs="Times New Roman" w:eastAsia="Times New Roman"/>
-                <w:b w:val="0"/>
-                <w:i w:val="0"/>
-                <w:sz w:val="24"/>
-              </w:rPr>
-              <w:t>П-3</w:t>
-            </w:r>
-          </w:p>
-        </w:tc>
-        <w:tc>
-          <w:tcPr>
-            <w:tcW w:type="dxa" w:w="5443"/>
-          </w:tcPr>
-          <w:p>
-            <w:pPr>
-              <w:widowControl w:val="0"/>
-              <w:spacing w:line="240" w:lineRule="auto" w:after="0"/>
-              <w:ind w:firstLine="0"/>
-              <w:jc w:val="left"/>
-            </w:pPr>
-            <w:r/>
-            <w:r>
-              <w:rPr>
-                <w:rFonts w:ascii="Times New Roman" w:hAnsi="Times New Roman" w:cs="Times New Roman" w:eastAsia="Times New Roman"/>
-                <w:b w:val="0"/>
-                <w:i w:val="0"/>
-                <w:sz w:val="24"/>
-              </w:rPr>
-              <w:t>Система должна показывать остатки по партиям и срокам реализации на складе и в каждом салоне</w:t>
-            </w:r>
-          </w:p>
-        </w:tc>
-        <w:tc>
-          <w:tcPr>
-            <w:tcW w:type="dxa" w:w="1928"/>
-          </w:tcPr>
-          <w:p>
-            <w:pPr>
-              <w:widowControl w:val="0"/>
-              <w:spacing w:line="240" w:lineRule="auto" w:after="0"/>
-              <w:ind w:firstLine="0"/>
-              <w:jc w:val="left"/>
-            </w:pPr>
-            <w:r/>
-            <w:r>
-              <w:rPr>
-                <w:rFonts w:ascii="Times New Roman" w:hAnsi="Times New Roman" w:cs="Times New Roman" w:eastAsia="Times New Roman"/>
-                <w:b w:val="0"/>
-                <w:i w:val="0"/>
-                <w:sz w:val="24"/>
-              </w:rPr>
-              <w:t>Продавец-флорист, Кладовщик</w:t>
-            </w:r>
-          </w:p>
-        </w:tc>
-        <w:tc>
-          <w:tcPr>
-            <w:tcW w:type="dxa" w:w="1191"/>
-          </w:tcPr>
-          <w:p>
-            <w:pPr>
-              <w:widowControl w:val="0"/>
-              <w:spacing w:line="240" w:lineRule="auto" w:after="0"/>
-              <w:ind w:firstLine="0"/>
-              <w:jc w:val="left"/>
-            </w:pPr>
-            <w:r/>
-            <w:r>
-              <w:rPr>
-                <w:rFonts w:ascii="Times New Roman" w:hAnsi="Times New Roman" w:cs="Times New Roman" w:eastAsia="Times New Roman"/>
-                <w:b w:val="0"/>
-                <w:i w:val="0"/>
-                <w:sz w:val="24"/>
-              </w:rPr>
-              <w:t>Высокий</w:t>
-            </w:r>
-          </w:p>
-        </w:tc>
-      </w:tr>
-      <w:tr>
-        <w:trPr>
-          <w:cantSplit/>
-        </w:trPr>
-        <w:tc>
-          <w:tcPr>
-            <w:tcW w:type="dxa" w:w="794"/>
-          </w:tcPr>
-          <w:p>
-            <w:pPr>
-              <w:widowControl w:val="0"/>
-              <w:spacing w:line="240" w:lineRule="auto" w:after="0"/>
-              <w:ind w:firstLine="0"/>
-              <w:jc w:val="left"/>
-            </w:pPr>
-            <w:r/>
-            <w:r>
-              <w:rPr>
-                <w:rFonts w:ascii="Times New Roman" w:hAnsi="Times New Roman" w:cs="Times New Roman" w:eastAsia="Times New Roman"/>
-                <w:b w:val="0"/>
-                <w:i w:val="0"/>
-                <w:sz w:val="24"/>
-              </w:rPr>
-              <w:t>П-4</w:t>
-            </w:r>
-          </w:p>
-        </w:tc>
-        <w:tc>
-          <w:tcPr>
-            <w:tcW w:type="dxa" w:w="5443"/>
-          </w:tcPr>
-          <w:p>
-            <w:pPr>
-              <w:widowControl w:val="0"/>
-              <w:spacing w:line="240" w:lineRule="auto" w:after="0"/>
-              <w:ind w:firstLine="0"/>
-              <w:jc w:val="left"/>
-            </w:pPr>
-            <w:r/>
-            <w:r>
-              <w:rPr>
-                <w:rFonts w:ascii="Times New Roman" w:hAnsi="Times New Roman" w:cs="Times New Roman" w:eastAsia="Times New Roman"/>
-                <w:b w:val="0"/>
-                <w:i w:val="0"/>
-                <w:sz w:val="24"/>
-              </w:rPr>
-              <w:t>Система должна автоматически получать данные о продажах из касс и «1С:Розница»</w:t>
-            </w:r>
-          </w:p>
-        </w:tc>
-        <w:tc>
-          <w:tcPr>
-            <w:tcW w:type="dxa" w:w="1928"/>
-          </w:tcPr>
-          <w:p>
-            <w:pPr>
-              <w:widowControl w:val="0"/>
-              <w:spacing w:line="240" w:lineRule="auto" w:after="0"/>
-              <w:ind w:firstLine="0"/>
-              <w:jc w:val="left"/>
-            </w:pPr>
-            <w:r/>
-            <w:r>
-              <w:rPr>
-                <w:rFonts w:ascii="Times New Roman" w:hAnsi="Times New Roman" w:cs="Times New Roman" w:eastAsia="Times New Roman"/>
-                <w:b w:val="0"/>
-                <w:i w:val="0"/>
-                <w:sz w:val="24"/>
-              </w:rPr>
-              <w:t>Кассы и «1С»</w:t>
-            </w:r>
-          </w:p>
-        </w:tc>
-        <w:tc>
-          <w:tcPr>
-            <w:tcW w:type="dxa" w:w="1191"/>
-          </w:tcPr>
-          <w:p>
-            <w:pPr>
-              <w:widowControl w:val="0"/>
-              <w:spacing w:line="240" w:lineRule="auto" w:after="0"/>
-              <w:ind w:firstLine="0"/>
-              <w:jc w:val="left"/>
-            </w:pPr>
-            <w:r/>
-            <w:r>
-              <w:rPr>
-                <w:rFonts w:ascii="Times New Roman" w:hAnsi="Times New Roman" w:cs="Times New Roman" w:eastAsia="Times New Roman"/>
-                <w:b w:val="0"/>
-                <w:i w:val="0"/>
-                <w:sz w:val="24"/>
-              </w:rPr>
-              <w:t>Высокий</w:t>
-            </w:r>
-          </w:p>
-        </w:tc>
-      </w:tr>
-      <w:tr>
-        <w:trPr>
-          <w:cantSplit/>
-        </w:trPr>
-        <w:tc>
-          <w:tcPr>
-            <w:tcW w:type="dxa" w:w="794"/>
-          </w:tcPr>
-          <w:p>
-            <w:pPr>
-              <w:widowControl w:val="0"/>
-              <w:spacing w:line="240" w:lineRule="auto" w:after="0"/>
-              <w:ind w:firstLine="0"/>
-              <w:jc w:val="left"/>
-            </w:pPr>
-            <w:r/>
-            <w:r>
-              <w:rPr>
-                <w:rFonts w:ascii="Times New Roman" w:hAnsi="Times New Roman" w:cs="Times New Roman" w:eastAsia="Times New Roman"/>
-                <w:b w:val="0"/>
-                <w:i w:val="0"/>
-                <w:sz w:val="24"/>
-              </w:rPr>
-              <w:t>П-5</w:t>
-            </w:r>
-          </w:p>
-        </w:tc>
-        <w:tc>
-          <w:tcPr>
-            <w:tcW w:type="dxa" w:w="5443"/>
-          </w:tcPr>
-          <w:p>
-            <w:pPr>
-              <w:widowControl w:val="0"/>
-              <w:spacing w:line="240" w:lineRule="auto" w:after="0"/>
-              <w:ind w:firstLine="0"/>
-              <w:jc w:val="left"/>
-            </w:pPr>
-            <w:r/>
-            <w:r>
-              <w:rPr>
-                <w:rFonts w:ascii="Times New Roman" w:hAnsi="Times New Roman" w:cs="Times New Roman" w:eastAsia="Times New Roman"/>
-                <w:b w:val="0"/>
-                <w:i w:val="0"/>
-                <w:sz w:val="24"/>
-              </w:rPr>
-              <w:t>Система должна ежедневно строить прогноз спроса по товарам и торговым точкам на 14 дней</w:t>
-            </w:r>
-          </w:p>
-        </w:tc>
-        <w:tc>
-          <w:tcPr>
-            <w:tcW w:type="dxa" w:w="1928"/>
-          </w:tcPr>
-          <w:p>
-            <w:pPr>
-              <w:widowControl w:val="0"/>
-              <w:spacing w:line="240" w:lineRule="auto" w:after="0"/>
-              <w:ind w:firstLine="0"/>
-              <w:jc w:val="left"/>
-            </w:pPr>
-            <w:r/>
-            <w:r>
-              <w:rPr>
-                <w:rFonts w:ascii="Times New Roman" w:hAnsi="Times New Roman" w:cs="Times New Roman" w:eastAsia="Times New Roman"/>
-                <w:b w:val="0"/>
-                <w:i w:val="0"/>
-                <w:sz w:val="24"/>
-              </w:rPr>
-              <w:t>Менеджер по закупкам</w:t>
-            </w:r>
-          </w:p>
-        </w:tc>
-        <w:tc>
-          <w:tcPr>
-            <w:tcW w:type="dxa" w:w="1191"/>
-          </w:tcPr>
-          <w:p>
-            <w:pPr>
-              <w:widowControl w:val="0"/>
-              <w:spacing w:line="240" w:lineRule="auto" w:after="0"/>
-              <w:ind w:firstLine="0"/>
-              <w:jc w:val="left"/>
-            </w:pPr>
-            <w:r/>
-            <w:r>
-              <w:rPr>
-                <w:rFonts w:ascii="Times New Roman" w:hAnsi="Times New Roman" w:cs="Times New Roman" w:eastAsia="Times New Roman"/>
-                <w:b w:val="0"/>
-                <w:i w:val="0"/>
-                <w:sz w:val="24"/>
-              </w:rPr>
-              <w:t>Высокий</w:t>
-            </w:r>
-          </w:p>
-        </w:tc>
-      </w:tr>
-      <w:tr>
-        <w:trPr>
-          <w:cantSplit/>
-        </w:trPr>
-        <w:tc>
-          <w:tcPr>
-            <w:tcW w:type="dxa" w:w="794"/>
-          </w:tcPr>
-          <w:p>
-            <w:pPr>
-              <w:widowControl w:val="0"/>
-              <w:spacing w:line="240" w:lineRule="auto" w:after="0"/>
-              <w:ind w:firstLine="0"/>
-              <w:jc w:val="left"/>
-            </w:pPr>
-            <w:r/>
-            <w:r>
-              <w:rPr>
-                <w:rFonts w:ascii="Times New Roman" w:hAnsi="Times New Roman" w:cs="Times New Roman" w:eastAsia="Times New Roman"/>
-                <w:b w:val="0"/>
-                <w:i w:val="0"/>
-                <w:sz w:val="24"/>
-              </w:rPr>
-              <w:t>П-6</w:t>
-            </w:r>
-          </w:p>
-        </w:tc>
-        <w:tc>
-          <w:tcPr>
-            <w:tcW w:type="dxa" w:w="5443"/>
-          </w:tcPr>
-          <w:p>
-            <w:pPr>
-              <w:widowControl w:val="0"/>
-              <w:spacing w:line="240" w:lineRule="auto" w:after="0"/>
-              <w:ind w:firstLine="0"/>
-              <w:jc w:val="left"/>
-            </w:pPr>
-            <w:r/>
-            <w:r>
-              <w:rPr>
-                <w:rFonts w:ascii="Times New Roman" w:hAnsi="Times New Roman" w:cs="Times New Roman" w:eastAsia="Times New Roman"/>
-                <w:b w:val="0"/>
-                <w:i w:val="0"/>
-                <w:sz w:val="24"/>
-              </w:rPr>
-              <w:t>Система должна формировать рекомендуемый заказ поставщику с учётом прогноза, остатков, сроков, кратности и бюджета</w:t>
-            </w:r>
-          </w:p>
-        </w:tc>
-        <w:tc>
-          <w:tcPr>
-            <w:tcW w:type="dxa" w:w="1928"/>
-          </w:tcPr>
-          <w:p>
-            <w:pPr>
-              <w:widowControl w:val="0"/>
-              <w:spacing w:line="240" w:lineRule="auto" w:after="0"/>
-              <w:ind w:firstLine="0"/>
-              <w:jc w:val="left"/>
-            </w:pPr>
-            <w:r/>
-            <w:r>
-              <w:rPr>
-                <w:rFonts w:ascii="Times New Roman" w:hAnsi="Times New Roman" w:cs="Times New Roman" w:eastAsia="Times New Roman"/>
-                <w:b w:val="0"/>
-                <w:i w:val="0"/>
-                <w:sz w:val="24"/>
-              </w:rPr>
-              <w:t>Менеджер по закупкам</w:t>
-            </w:r>
-          </w:p>
-        </w:tc>
-        <w:tc>
-          <w:tcPr>
-            <w:tcW w:type="dxa" w:w="1191"/>
-          </w:tcPr>
-          <w:p>
-            <w:pPr>
-              <w:widowControl w:val="0"/>
-              <w:spacing w:line="240" w:lineRule="auto" w:after="0"/>
-              <w:ind w:firstLine="0"/>
-              <w:jc w:val="left"/>
-            </w:pPr>
-            <w:r/>
-            <w:r>
-              <w:rPr>
-                <w:rFonts w:ascii="Times New Roman" w:hAnsi="Times New Roman" w:cs="Times New Roman" w:eastAsia="Times New Roman"/>
-                <w:b w:val="0"/>
-                <w:i w:val="0"/>
-                <w:sz w:val="24"/>
-              </w:rPr>
-              <w:t>Высокий</w:t>
-            </w:r>
-          </w:p>
-        </w:tc>
-      </w:tr>
-      <w:tr>
-        <w:trPr>
-          <w:cantSplit/>
-        </w:trPr>
-        <w:tc>
-          <w:tcPr>
-            <w:tcW w:type="dxa" w:w="794"/>
-          </w:tcPr>
-          <w:p>
-            <w:pPr>
-              <w:widowControl w:val="0"/>
-              <w:spacing w:line="240" w:lineRule="auto" w:after="0"/>
-              <w:ind w:firstLine="0"/>
-              <w:jc w:val="left"/>
-            </w:pPr>
-            <w:r/>
-            <w:r>
-              <w:rPr>
-                <w:rFonts w:ascii="Times New Roman" w:hAnsi="Times New Roman" w:cs="Times New Roman" w:eastAsia="Times New Roman"/>
-                <w:b w:val="0"/>
-                <w:i w:val="0"/>
-                <w:sz w:val="24"/>
-              </w:rPr>
-              <w:t>П-7</w:t>
-            </w:r>
-          </w:p>
-        </w:tc>
-        <w:tc>
-          <w:tcPr>
-            <w:tcW w:type="dxa" w:w="5443"/>
-          </w:tcPr>
-          <w:p>
-            <w:pPr>
-              <w:widowControl w:val="0"/>
-              <w:spacing w:line="240" w:lineRule="auto" w:after="0"/>
-              <w:ind w:firstLine="0"/>
-              <w:jc w:val="left"/>
-            </w:pPr>
-            <w:r/>
-            <w:r>
-              <w:rPr>
-                <w:rFonts w:ascii="Times New Roman" w:hAnsi="Times New Roman" w:cs="Times New Roman" w:eastAsia="Times New Roman"/>
-                <w:b w:val="0"/>
-                <w:i w:val="0"/>
-                <w:sz w:val="24"/>
-              </w:rPr>
-              <w:t>Менеджер должен иметь возможность скорректировать рекомендуемый заказ и отправить его поставщику</w:t>
-            </w:r>
-          </w:p>
-        </w:tc>
-        <w:tc>
-          <w:tcPr>
-            <w:tcW w:type="dxa" w:w="1928"/>
-          </w:tcPr>
-          <w:p>
-            <w:pPr>
-              <w:widowControl w:val="0"/>
-              <w:spacing w:line="240" w:lineRule="auto" w:after="0"/>
-              <w:ind w:firstLine="0"/>
-              <w:jc w:val="left"/>
-            </w:pPr>
-            <w:r/>
-            <w:r>
-              <w:rPr>
-                <w:rFonts w:ascii="Times New Roman" w:hAnsi="Times New Roman" w:cs="Times New Roman" w:eastAsia="Times New Roman"/>
-                <w:b w:val="0"/>
-                <w:i w:val="0"/>
-                <w:sz w:val="24"/>
-              </w:rPr>
-              <w:t>Менеджер по закупкам, Поставщик</w:t>
-            </w:r>
-          </w:p>
-        </w:tc>
-        <w:tc>
-          <w:tcPr>
-            <w:tcW w:type="dxa" w:w="1191"/>
-          </w:tcPr>
-          <w:p>
-            <w:pPr>
-              <w:widowControl w:val="0"/>
-              <w:spacing w:line="240" w:lineRule="auto" w:after="0"/>
-              <w:ind w:firstLine="0"/>
-              <w:jc w:val="left"/>
-            </w:pPr>
-            <w:r/>
-            <w:r>
-              <w:rPr>
-                <w:rFonts w:ascii="Times New Roman" w:hAnsi="Times New Roman" w:cs="Times New Roman" w:eastAsia="Times New Roman"/>
-                <w:b w:val="0"/>
-                <w:i w:val="0"/>
-                <w:sz w:val="24"/>
-              </w:rPr>
-              <w:t>Высокий</w:t>
-            </w:r>
-          </w:p>
-        </w:tc>
-      </w:tr>
-      <w:tr>
-        <w:trPr>
-          <w:cantSplit/>
-        </w:trPr>
-        <w:tc>
-          <w:tcPr>
-            <w:tcW w:type="dxa" w:w="794"/>
-          </w:tcPr>
-          <w:p>
-            <w:pPr>
-              <w:widowControl w:val="0"/>
-              <w:spacing w:line="240" w:lineRule="auto" w:after="0"/>
-              <w:ind w:firstLine="0"/>
-              <w:jc w:val="left"/>
-            </w:pPr>
-            <w:r/>
-            <w:r>
-              <w:rPr>
-                <w:rFonts w:ascii="Times New Roman" w:hAnsi="Times New Roman" w:cs="Times New Roman" w:eastAsia="Times New Roman"/>
-                <w:b w:val="0"/>
-                <w:i w:val="0"/>
-                <w:sz w:val="24"/>
-              </w:rPr>
-              <w:t>П-8</w:t>
-            </w:r>
-          </w:p>
-        </w:tc>
-        <w:tc>
-          <w:tcPr>
-            <w:tcW w:type="dxa" w:w="5443"/>
-          </w:tcPr>
-          <w:p>
-            <w:pPr>
-              <w:widowControl w:val="0"/>
-              <w:spacing w:line="240" w:lineRule="auto" w:after="0"/>
-              <w:ind w:firstLine="0"/>
-              <w:jc w:val="left"/>
-            </w:pPr>
-            <w:r/>
-            <w:r>
-              <w:rPr>
-                <w:rFonts w:ascii="Times New Roman" w:hAnsi="Times New Roman" w:cs="Times New Roman" w:eastAsia="Times New Roman"/>
-                <w:b w:val="0"/>
-                <w:i w:val="0"/>
-                <w:sz w:val="24"/>
-              </w:rPr>
-              <w:t>Заказы сверх утверждённого бюджета должны утверждаться директором</w:t>
-            </w:r>
-          </w:p>
-        </w:tc>
-        <w:tc>
-          <w:tcPr>
-            <w:tcW w:type="dxa" w:w="1928"/>
-          </w:tcPr>
-          <w:p>
-            <w:pPr>
-              <w:widowControl w:val="0"/>
-              <w:spacing w:line="240" w:lineRule="auto" w:after="0"/>
-              <w:ind w:firstLine="0"/>
-              <w:jc w:val="left"/>
-            </w:pPr>
-            <w:r/>
-            <w:r>
-              <w:rPr>
-                <w:rFonts w:ascii="Times New Roman" w:hAnsi="Times New Roman" w:cs="Times New Roman" w:eastAsia="Times New Roman"/>
-                <w:b w:val="0"/>
-                <w:i w:val="0"/>
-                <w:sz w:val="24"/>
-              </w:rPr>
-              <w:t>Директор</w:t>
-            </w:r>
-          </w:p>
-        </w:tc>
-        <w:tc>
-          <w:tcPr>
-            <w:tcW w:type="dxa" w:w="1191"/>
-          </w:tcPr>
-          <w:p>
-            <w:pPr>
-              <w:widowControl w:val="0"/>
-              <w:spacing w:line="240" w:lineRule="auto" w:after="0"/>
-              <w:ind w:firstLine="0"/>
-              <w:jc w:val="left"/>
-            </w:pPr>
-            <w:r/>
-            <w:r>
-              <w:rPr>
-                <w:rFonts w:ascii="Times New Roman" w:hAnsi="Times New Roman" w:cs="Times New Roman" w:eastAsia="Times New Roman"/>
-                <w:b w:val="0"/>
-                <w:i w:val="0"/>
-                <w:sz w:val="24"/>
-              </w:rPr>
-              <w:t>Средний</w:t>
-            </w:r>
-          </w:p>
-        </w:tc>
-      </w:tr>
-      <w:tr>
-        <w:trPr>
-          <w:cantSplit/>
-        </w:trPr>
-        <w:tc>
-          <w:tcPr>
-            <w:tcW w:type="dxa" w:w="794"/>
-          </w:tcPr>
-          <w:p>
-            <w:pPr>
-              <w:widowControl w:val="0"/>
-              <w:spacing w:line="240" w:lineRule="auto" w:after="0"/>
-              <w:ind w:firstLine="0"/>
-              <w:jc w:val="left"/>
-            </w:pPr>
-            <w:r/>
-            <w:r>
-              <w:rPr>
-                <w:rFonts w:ascii="Times New Roman" w:hAnsi="Times New Roman" w:cs="Times New Roman" w:eastAsia="Times New Roman"/>
-                <w:b w:val="0"/>
-                <w:i w:val="0"/>
-                <w:sz w:val="24"/>
-              </w:rPr>
-              <w:t>П-9</w:t>
-            </w:r>
-          </w:p>
-        </w:tc>
-        <w:tc>
-          <w:tcPr>
-            <w:tcW w:type="dxa" w:w="5443"/>
-          </w:tcPr>
-          <w:p>
-            <w:pPr>
-              <w:widowControl w:val="0"/>
-              <w:spacing w:line="240" w:lineRule="auto" w:after="0"/>
-              <w:ind w:firstLine="0"/>
-              <w:jc w:val="left"/>
-            </w:pPr>
-            <w:r/>
-            <w:r>
-              <w:rPr>
-                <w:rFonts w:ascii="Times New Roman" w:hAnsi="Times New Roman" w:cs="Times New Roman" w:eastAsia="Times New Roman"/>
-                <w:b w:val="0"/>
-                <w:i w:val="0"/>
-                <w:sz w:val="24"/>
-              </w:rPr>
-              <w:t>Система должна рекомендовать уценку партий с истекающим сроком реализации</w:t>
-            </w:r>
-          </w:p>
-        </w:tc>
-        <w:tc>
-          <w:tcPr>
-            <w:tcW w:type="dxa" w:w="1928"/>
-          </w:tcPr>
-          <w:p>
-            <w:pPr>
-              <w:widowControl w:val="0"/>
-              <w:spacing w:line="240" w:lineRule="auto" w:after="0"/>
-              <w:ind w:firstLine="0"/>
-              <w:jc w:val="left"/>
-            </w:pPr>
-            <w:r/>
-            <w:r>
-              <w:rPr>
-                <w:rFonts w:ascii="Times New Roman" w:hAnsi="Times New Roman" w:cs="Times New Roman" w:eastAsia="Times New Roman"/>
-                <w:b w:val="0"/>
-                <w:i w:val="0"/>
-                <w:sz w:val="24"/>
-              </w:rPr>
-              <w:t>Продавец-флорист</w:t>
-            </w:r>
-          </w:p>
-        </w:tc>
-        <w:tc>
-          <w:tcPr>
-            <w:tcW w:type="dxa" w:w="1191"/>
-          </w:tcPr>
-          <w:p>
-            <w:pPr>
-              <w:widowControl w:val="0"/>
-              <w:spacing w:line="240" w:lineRule="auto" w:after="0"/>
-              <w:ind w:firstLine="0"/>
-              <w:jc w:val="left"/>
-            </w:pPr>
-            <w:r/>
-            <w:r>
-              <w:rPr>
-                <w:rFonts w:ascii="Times New Roman" w:hAnsi="Times New Roman" w:cs="Times New Roman" w:eastAsia="Times New Roman"/>
-                <w:b w:val="0"/>
-                <w:i w:val="0"/>
-                <w:sz w:val="24"/>
-              </w:rPr>
-              <w:t>Средний</w:t>
-            </w:r>
-          </w:p>
-        </w:tc>
-      </w:tr>
-      <w:tr>
-        <w:trPr>
-          <w:cantSplit/>
-        </w:trPr>
-        <w:tc>
-          <w:tcPr>
-            <w:tcW w:type="dxa" w:w="794"/>
-          </w:tcPr>
-          <w:p>
-            <w:pPr>
-              <w:widowControl w:val="0"/>
-              <w:spacing w:line="240" w:lineRule="auto" w:after="0"/>
-              <w:ind w:firstLine="0"/>
-              <w:jc w:val="left"/>
-            </w:pPr>
-            <w:r/>
-            <w:r>
-              <w:rPr>
-                <w:rFonts w:ascii="Times New Roman" w:hAnsi="Times New Roman" w:cs="Times New Roman" w:eastAsia="Times New Roman"/>
-                <w:b w:val="0"/>
-                <w:i w:val="0"/>
-                <w:sz w:val="24"/>
-              </w:rPr>
-              <w:t>П-10</w:t>
-            </w:r>
-          </w:p>
-        </w:tc>
-        <w:tc>
-          <w:tcPr>
-            <w:tcW w:type="dxa" w:w="5443"/>
-          </w:tcPr>
-          <w:p>
-            <w:pPr>
-              <w:widowControl w:val="0"/>
-              <w:spacing w:line="240" w:lineRule="auto" w:after="0"/>
-              <w:ind w:firstLine="0"/>
-              <w:jc w:val="left"/>
-            </w:pPr>
-            <w:r/>
-            <w:r>
-              <w:rPr>
-                <w:rFonts w:ascii="Times New Roman" w:hAnsi="Times New Roman" w:cs="Times New Roman" w:eastAsia="Times New Roman"/>
-                <w:b w:val="0"/>
-                <w:i w:val="0"/>
-                <w:sz w:val="24"/>
-              </w:rPr>
-              <w:t>Система должна учитывать списания с указанием причин</w:t>
-            </w:r>
-          </w:p>
-        </w:tc>
-        <w:tc>
-          <w:tcPr>
-            <w:tcW w:type="dxa" w:w="1928"/>
-          </w:tcPr>
-          <w:p>
-            <w:pPr>
-              <w:widowControl w:val="0"/>
-              <w:spacing w:line="240" w:lineRule="auto" w:after="0"/>
-              <w:ind w:firstLine="0"/>
-              <w:jc w:val="left"/>
-            </w:pPr>
-            <w:r/>
-            <w:r>
-              <w:rPr>
-                <w:rFonts w:ascii="Times New Roman" w:hAnsi="Times New Roman" w:cs="Times New Roman" w:eastAsia="Times New Roman"/>
-                <w:b w:val="0"/>
-                <w:i w:val="0"/>
-                <w:sz w:val="24"/>
-              </w:rPr>
-              <w:t>Кладовщик</w:t>
-            </w:r>
-          </w:p>
-        </w:tc>
-        <w:tc>
-          <w:tcPr>
-            <w:tcW w:type="dxa" w:w="1191"/>
-          </w:tcPr>
-          <w:p>
-            <w:pPr>
-              <w:widowControl w:val="0"/>
-              <w:spacing w:line="240" w:lineRule="auto" w:after="0"/>
-              <w:ind w:firstLine="0"/>
-              <w:jc w:val="left"/>
-            </w:pPr>
-            <w:r/>
-            <w:r>
-              <w:rPr>
-                <w:rFonts w:ascii="Times New Roman" w:hAnsi="Times New Roman" w:cs="Times New Roman" w:eastAsia="Times New Roman"/>
-                <w:b w:val="0"/>
-                <w:i w:val="0"/>
-                <w:sz w:val="24"/>
-              </w:rPr>
-              <w:t>Высокий</w:t>
-            </w:r>
-          </w:p>
-        </w:tc>
-      </w:tr>
-      <w:tr>
-        <w:trPr>
-          <w:cantSplit/>
-        </w:trPr>
-        <w:tc>
-          <w:tcPr>
-            <w:tcW w:type="dxa" w:w="794"/>
-          </w:tcPr>
-          <w:p>
-            <w:pPr>
-              <w:widowControl w:val="0"/>
-              <w:spacing w:line="240" w:lineRule="auto" w:after="0"/>
-              <w:ind w:firstLine="0"/>
-              <w:jc w:val="left"/>
-            </w:pPr>
-            <w:r/>
-            <w:r>
-              <w:rPr>
-                <w:rFonts w:ascii="Times New Roman" w:hAnsi="Times New Roman" w:cs="Times New Roman" w:eastAsia="Times New Roman"/>
-                <w:b w:val="0"/>
-                <w:i w:val="0"/>
-                <w:sz w:val="24"/>
-              </w:rPr>
-              <w:t>П-11</w:t>
-            </w:r>
-          </w:p>
-        </w:tc>
-        <w:tc>
-          <w:tcPr>
-            <w:tcW w:type="dxa" w:w="5443"/>
-          </w:tcPr>
-          <w:p>
-            <w:pPr>
-              <w:widowControl w:val="0"/>
-              <w:spacing w:line="240" w:lineRule="auto" w:after="0"/>
-              <w:ind w:firstLine="0"/>
-              <w:jc w:val="left"/>
-            </w:pPr>
-            <w:r/>
-            <w:r>
-              <w:rPr>
-                <w:rFonts w:ascii="Times New Roman" w:hAnsi="Times New Roman" w:cs="Times New Roman" w:eastAsia="Times New Roman"/>
-                <w:b w:val="0"/>
-                <w:i w:val="0"/>
-                <w:sz w:val="24"/>
-              </w:rPr>
-              <w:t>Интернет-магазин должен получать актуальные остатки; заказы с сайта должны резервировать товар</w:t>
-            </w:r>
-          </w:p>
-        </w:tc>
-        <w:tc>
-          <w:tcPr>
-            <w:tcW w:type="dxa" w:w="1928"/>
-          </w:tcPr>
-          <w:p>
-            <w:pPr>
-              <w:widowControl w:val="0"/>
-              <w:spacing w:line="240" w:lineRule="auto" w:after="0"/>
-              <w:ind w:firstLine="0"/>
-              <w:jc w:val="left"/>
-            </w:pPr>
-            <w:r/>
-            <w:r>
-              <w:rPr>
-                <w:rFonts w:ascii="Times New Roman" w:hAnsi="Times New Roman" w:cs="Times New Roman" w:eastAsia="Times New Roman"/>
-                <w:b w:val="0"/>
-                <w:i w:val="0"/>
-                <w:sz w:val="24"/>
-              </w:rPr>
-              <w:t>Интернет-магазин</w:t>
+              <w:t>Владелец салона</w:t>
             </w:r>
           </w:p>
         </w:tc>
@@ -6179,7 +4009,7 @@
         <w:tblLayout w:type="fixed"/>
         <w:tblLook w:firstColumn="1" w:firstRow="1" w:lastColumn="0" w:lastRow="0" w:noHBand="0" w:noVBand="1" w:val="04A0"/>
         <w:tblLayout w:type="fixed"/>
-        <w:tblCaption w:val="4.5|11"/>
+        <w:tblCaption w:val="4.5|2"/>
       </w:tblPr>
       <w:tblGrid>
         <w:gridCol w:w="794"/>
@@ -6312,7 +4142,7 @@
                 <w:i w:val="0"/>
                 <w:sz w:val="24"/>
               </w:rPr>
-              <w:t>П-12</w:t>
+              <w:t>П-3</w:t>
             </w:r>
           </w:p>
         </w:tc>
@@ -6335,7 +4165,7 @@
                 <w:i w:val="0"/>
                 <w:sz w:val="24"/>
               </w:rPr>
-              <w:t>Система должна позволять планировать закупки к праздникам по сценариям</w:t>
+              <w:t>Флорист должен принять поставку, система — создать партию со сроком годности</w:t>
             </w:r>
           </w:p>
         </w:tc>
@@ -6358,7 +4188,395 @@
                 <w:i w:val="0"/>
                 <w:sz w:val="24"/>
               </w:rPr>
-              <w:t>Менеджер по закупкам, Директор</w:t>
+              <w:t>Флорист-кассир</w:t>
+            </w:r>
+          </w:p>
+        </w:tc>
+        <w:tc>
+          <w:tcPr>
+            <w:tcW w:type="dxa" w:w="1191"/>
+          </w:tcPr>
+          <w:p>
+            <w:pPr>
+              <w:widowControl w:val="0"/>
+              <w:spacing w:line="240" w:lineRule="auto" w:after="0"/>
+              <w:ind w:firstLine="0"/>
+              <w:jc w:val="left"/>
+            </w:pPr>
+            <w:r/>
+            <w:r>
+              <w:rPr>
+                <w:rFonts w:ascii="Times New Roman" w:hAnsi="Times New Roman" w:cs="Times New Roman" w:eastAsia="Times New Roman"/>
+                <w:b w:val="0"/>
+                <w:i w:val="0"/>
+                <w:sz w:val="24"/>
+              </w:rPr>
+              <w:t>Высокий</w:t>
+            </w:r>
+          </w:p>
+        </w:tc>
+      </w:tr>
+      <w:tr>
+        <w:trPr>
+          <w:cantSplit/>
+        </w:trPr>
+        <w:tc>
+          <w:tcPr>
+            <w:tcW w:type="dxa" w:w="794"/>
+          </w:tcPr>
+          <w:p>
+            <w:pPr>
+              <w:widowControl w:val="0"/>
+              <w:spacing w:line="240" w:lineRule="auto" w:after="0"/>
+              <w:ind w:firstLine="0"/>
+              <w:jc w:val="left"/>
+            </w:pPr>
+            <w:r/>
+            <w:r>
+              <w:rPr>
+                <w:rFonts w:ascii="Times New Roman" w:hAnsi="Times New Roman" w:cs="Times New Roman" w:eastAsia="Times New Roman"/>
+                <w:b w:val="0"/>
+                <w:i w:val="0"/>
+                <w:sz w:val="24"/>
+              </w:rPr>
+              <w:t>П-4</w:t>
+            </w:r>
+          </w:p>
+        </w:tc>
+        <w:tc>
+          <w:tcPr>
+            <w:tcW w:type="dxa" w:w="5443"/>
+          </w:tcPr>
+          <w:p>
+            <w:pPr>
+              <w:widowControl w:val="0"/>
+              <w:spacing w:line="240" w:lineRule="auto" w:after="0"/>
+              <w:ind w:firstLine="0"/>
+              <w:jc w:val="left"/>
+            </w:pPr>
+            <w:r/>
+            <w:r>
+              <w:rPr>
+                <w:rFonts w:ascii="Times New Roman" w:hAnsi="Times New Roman" w:cs="Times New Roman" w:eastAsia="Times New Roman"/>
+                <w:b w:val="0"/>
+                <w:i w:val="0"/>
+                <w:sz w:val="24"/>
+              </w:rPr>
+              <w:t>Флорист должен записать продажу; товар должен списываться из партии с ближайшим сроком, просроченный товар не продаётся</w:t>
+            </w:r>
+          </w:p>
+        </w:tc>
+        <w:tc>
+          <w:tcPr>
+            <w:tcW w:type="dxa" w:w="1928"/>
+          </w:tcPr>
+          <w:p>
+            <w:pPr>
+              <w:widowControl w:val="0"/>
+              <w:spacing w:line="240" w:lineRule="auto" w:after="0"/>
+              <w:ind w:firstLine="0"/>
+              <w:jc w:val="left"/>
+            </w:pPr>
+            <w:r/>
+            <w:r>
+              <w:rPr>
+                <w:rFonts w:ascii="Times New Roman" w:hAnsi="Times New Roman" w:cs="Times New Roman" w:eastAsia="Times New Roman"/>
+                <w:b w:val="0"/>
+                <w:i w:val="0"/>
+                <w:sz w:val="24"/>
+              </w:rPr>
+              <w:t>Флорист-кассир, Покупатель, Законодательство</w:t>
+            </w:r>
+          </w:p>
+        </w:tc>
+        <w:tc>
+          <w:tcPr>
+            <w:tcW w:type="dxa" w:w="1191"/>
+          </w:tcPr>
+          <w:p>
+            <w:pPr>
+              <w:widowControl w:val="0"/>
+              <w:spacing w:line="240" w:lineRule="auto" w:after="0"/>
+              <w:ind w:firstLine="0"/>
+              <w:jc w:val="left"/>
+            </w:pPr>
+            <w:r/>
+            <w:r>
+              <w:rPr>
+                <w:rFonts w:ascii="Times New Roman" w:hAnsi="Times New Roman" w:cs="Times New Roman" w:eastAsia="Times New Roman"/>
+                <w:b w:val="0"/>
+                <w:i w:val="0"/>
+                <w:sz w:val="24"/>
+              </w:rPr>
+              <w:t>Высокий</w:t>
+            </w:r>
+          </w:p>
+        </w:tc>
+      </w:tr>
+      <w:tr>
+        <w:trPr>
+          <w:cantSplit/>
+        </w:trPr>
+        <w:tc>
+          <w:tcPr>
+            <w:tcW w:type="dxa" w:w="794"/>
+          </w:tcPr>
+          <w:p>
+            <w:pPr>
+              <w:widowControl w:val="0"/>
+              <w:spacing w:line="240" w:lineRule="auto" w:after="0"/>
+              <w:ind w:firstLine="0"/>
+              <w:jc w:val="left"/>
+            </w:pPr>
+            <w:r/>
+            <w:r>
+              <w:rPr>
+                <w:rFonts w:ascii="Times New Roman" w:hAnsi="Times New Roman" w:cs="Times New Roman" w:eastAsia="Times New Roman"/>
+                <w:b w:val="0"/>
+                <w:i w:val="0"/>
+                <w:sz w:val="24"/>
+              </w:rPr>
+              <w:t>П-5</w:t>
+            </w:r>
+          </w:p>
+        </w:tc>
+        <w:tc>
+          <w:tcPr>
+            <w:tcW w:type="dxa" w:w="5443"/>
+          </w:tcPr>
+          <w:p>
+            <w:pPr>
+              <w:widowControl w:val="0"/>
+              <w:spacing w:line="240" w:lineRule="auto" w:after="0"/>
+              <w:ind w:firstLine="0"/>
+              <w:jc w:val="left"/>
+            </w:pPr>
+            <w:r/>
+            <w:r>
+              <w:rPr>
+                <w:rFonts w:ascii="Times New Roman" w:hAnsi="Times New Roman" w:cs="Times New Roman" w:eastAsia="Times New Roman"/>
+                <w:b w:val="0"/>
+                <w:i w:val="0"/>
+                <w:sz w:val="24"/>
+              </w:rPr>
+              <w:t>Система должна показывать остатки по партиям с выделением партий с истекающим и истёкшим сроком</w:t>
+            </w:r>
+          </w:p>
+        </w:tc>
+        <w:tc>
+          <w:tcPr>
+            <w:tcW w:type="dxa" w:w="1928"/>
+          </w:tcPr>
+          <w:p>
+            <w:pPr>
+              <w:widowControl w:val="0"/>
+              <w:spacing w:line="240" w:lineRule="auto" w:after="0"/>
+              <w:ind w:firstLine="0"/>
+              <w:jc w:val="left"/>
+            </w:pPr>
+            <w:r/>
+            <w:r>
+              <w:rPr>
+                <w:rFonts w:ascii="Times New Roman" w:hAnsi="Times New Roman" w:cs="Times New Roman" w:eastAsia="Times New Roman"/>
+                <w:b w:val="0"/>
+                <w:i w:val="0"/>
+                <w:sz w:val="24"/>
+              </w:rPr>
+              <w:t>Флорист-кассир</w:t>
+            </w:r>
+          </w:p>
+        </w:tc>
+        <w:tc>
+          <w:tcPr>
+            <w:tcW w:type="dxa" w:w="1191"/>
+          </w:tcPr>
+          <w:p>
+            <w:pPr>
+              <w:widowControl w:val="0"/>
+              <w:spacing w:line="240" w:lineRule="auto" w:after="0"/>
+              <w:ind w:firstLine="0"/>
+              <w:jc w:val="left"/>
+            </w:pPr>
+            <w:r/>
+            <w:r>
+              <w:rPr>
+                <w:rFonts w:ascii="Times New Roman" w:hAnsi="Times New Roman" w:cs="Times New Roman" w:eastAsia="Times New Roman"/>
+                <w:b w:val="0"/>
+                <w:i w:val="0"/>
+                <w:sz w:val="24"/>
+              </w:rPr>
+              <w:t>Высокий</w:t>
+            </w:r>
+          </w:p>
+        </w:tc>
+      </w:tr>
+      <w:tr>
+        <w:trPr>
+          <w:cantSplit/>
+        </w:trPr>
+        <w:tc>
+          <w:tcPr>
+            <w:tcW w:type="dxa" w:w="794"/>
+          </w:tcPr>
+          <w:p>
+            <w:pPr>
+              <w:widowControl w:val="0"/>
+              <w:spacing w:line="240" w:lineRule="auto" w:after="0"/>
+              <w:ind w:firstLine="0"/>
+              <w:jc w:val="left"/>
+            </w:pPr>
+            <w:r/>
+            <w:r>
+              <w:rPr>
+                <w:rFonts w:ascii="Times New Roman" w:hAnsi="Times New Roman" w:cs="Times New Roman" w:eastAsia="Times New Roman"/>
+                <w:b w:val="0"/>
+                <w:i w:val="0"/>
+                <w:sz w:val="24"/>
+              </w:rPr>
+              <w:t>П-6</w:t>
+            </w:r>
+          </w:p>
+        </w:tc>
+        <w:tc>
+          <w:tcPr>
+            <w:tcW w:type="dxa" w:w="5443"/>
+          </w:tcPr>
+          <w:p>
+            <w:pPr>
+              <w:widowControl w:val="0"/>
+              <w:spacing w:line="240" w:lineRule="auto" w:after="0"/>
+              <w:ind w:firstLine="0"/>
+              <w:jc w:val="left"/>
+            </w:pPr>
+            <w:r/>
+            <w:r>
+              <w:rPr>
+                <w:rFonts w:ascii="Times New Roman" w:hAnsi="Times New Roman" w:cs="Times New Roman" w:eastAsia="Times New Roman"/>
+                <w:b w:val="0"/>
+                <w:i w:val="0"/>
+                <w:sz w:val="24"/>
+              </w:rPr>
+              <w:t>Флорист должен списать остаток партии с указанием причины</w:t>
+            </w:r>
+          </w:p>
+        </w:tc>
+        <w:tc>
+          <w:tcPr>
+            <w:tcW w:type="dxa" w:w="1928"/>
+          </w:tcPr>
+          <w:p>
+            <w:pPr>
+              <w:widowControl w:val="0"/>
+              <w:spacing w:line="240" w:lineRule="auto" w:after="0"/>
+              <w:ind w:firstLine="0"/>
+              <w:jc w:val="left"/>
+            </w:pPr>
+            <w:r/>
+            <w:r>
+              <w:rPr>
+                <w:rFonts w:ascii="Times New Roman" w:hAnsi="Times New Roman" w:cs="Times New Roman" w:eastAsia="Times New Roman"/>
+                <w:b w:val="0"/>
+                <w:i w:val="0"/>
+                <w:sz w:val="24"/>
+              </w:rPr>
+              <w:t>Флорист-кассир</w:t>
+            </w:r>
+          </w:p>
+        </w:tc>
+        <w:tc>
+          <w:tcPr>
+            <w:tcW w:type="dxa" w:w="1191"/>
+          </w:tcPr>
+          <w:p>
+            <w:pPr>
+              <w:widowControl w:val="0"/>
+              <w:spacing w:line="240" w:lineRule="auto" w:after="0"/>
+              <w:ind w:firstLine="0"/>
+              <w:jc w:val="left"/>
+            </w:pPr>
+            <w:r/>
+            <w:r>
+              <w:rPr>
+                <w:rFonts w:ascii="Times New Roman" w:hAnsi="Times New Roman" w:cs="Times New Roman" w:eastAsia="Times New Roman"/>
+                <w:b w:val="0"/>
+                <w:i w:val="0"/>
+                <w:sz w:val="24"/>
+              </w:rPr>
+              <w:t>Высокий</w:t>
+            </w:r>
+          </w:p>
+        </w:tc>
+      </w:tr>
+      <w:tr>
+        <w:trPr>
+          <w:cantSplit/>
+        </w:trPr>
+        <w:tc>
+          <w:tcPr>
+            <w:tcW w:type="dxa" w:w="794"/>
+          </w:tcPr>
+          <w:p>
+            <w:pPr>
+              <w:widowControl w:val="0"/>
+              <w:spacing w:line="240" w:lineRule="auto" w:after="0"/>
+              <w:ind w:firstLine="0"/>
+              <w:jc w:val="left"/>
+            </w:pPr>
+            <w:r/>
+            <w:r>
+              <w:rPr>
+                <w:rFonts w:ascii="Times New Roman" w:hAnsi="Times New Roman" w:cs="Times New Roman" w:eastAsia="Times New Roman"/>
+                <w:b w:val="0"/>
+                <w:i w:val="0"/>
+                <w:sz w:val="24"/>
+              </w:rPr>
+              <w:t>П-7</w:t>
+            </w:r>
+          </w:p>
+        </w:tc>
+        <w:tc>
+          <w:tcPr>
+            <w:tcW w:type="dxa" w:w="5443"/>
+          </w:tcPr>
+          <w:p>
+            <w:pPr>
+              <w:widowControl w:val="0"/>
+              <w:spacing w:line="240" w:lineRule="auto" w:after="0"/>
+              <w:ind w:firstLine="0"/>
+              <w:jc w:val="left"/>
+            </w:pPr>
+            <w:r/>
+            <w:r>
+              <w:rPr>
+                <w:rFonts w:ascii="Times New Roman" w:hAnsi="Times New Roman" w:cs="Times New Roman" w:eastAsia="Times New Roman"/>
+                <w:b w:val="0"/>
+                <w:i w:val="0"/>
+                <w:sz w:val="24"/>
+              </w:rPr>
+              <w:t>Система должна показывать прогноз спроса по товарам</w:t>
+            </w:r>
+          </w:p>
+        </w:tc>
+        <w:tc>
+          <w:tcPr>
+            <w:tcW w:type="dxa" w:w="1928"/>
+          </w:tcPr>
+          <w:p>
+            <w:pPr>
+              <w:widowControl w:val="0"/>
+              <w:spacing w:line="240" w:lineRule="auto" w:after="0"/>
+              <w:ind w:firstLine="0"/>
+              <w:jc w:val="left"/>
+            </w:pPr>
+            <w:r/>
+            <w:r>
+              <w:rPr>
+                <w:rFonts w:ascii="Times New Roman" w:hAnsi="Times New Roman" w:cs="Times New Roman" w:eastAsia="Times New Roman"/>
+                <w:b w:val="0"/>
+                <w:i w:val="0"/>
+                <w:sz w:val="24"/>
+              </w:rPr>
+              <w:t>Владелец салона</w:t>
             </w:r>
           </w:p>
         </w:tc>
@@ -6409,7 +4627,7 @@
                 <w:i w:val="0"/>
                 <w:sz w:val="24"/>
               </w:rPr>
-              <w:t>П-13</w:t>
+              <w:t>П-8</w:t>
             </w:r>
           </w:p>
         </w:tc>
@@ -6432,7 +4650,7 @@
                 <w:i w:val="0"/>
                 <w:sz w:val="24"/>
               </w:rPr>
-              <w:t>Система должна формировать отчёты по продажам, списаниям, оборачиваемости и точности прогноза</w:t>
+              <w:t>Система должна рассчитывать рекомендуемый заказ поставщику с учётом остатков и упаковки</w:t>
             </w:r>
           </w:p>
         </w:tc>
@@ -6455,7 +4673,104 @@
                 <w:i w:val="0"/>
                 <w:sz w:val="24"/>
               </w:rPr>
-              <w:t>Директор, Аналитик</w:t>
+              <w:t>Владелец салона, Поставщик</w:t>
+            </w:r>
+          </w:p>
+        </w:tc>
+        <w:tc>
+          <w:tcPr>
+            <w:tcW w:type="dxa" w:w="1191"/>
+          </w:tcPr>
+          <w:p>
+            <w:pPr>
+              <w:widowControl w:val="0"/>
+              <w:spacing w:line="240" w:lineRule="auto" w:after="0"/>
+              <w:ind w:firstLine="0"/>
+              <w:jc w:val="left"/>
+            </w:pPr>
+            <w:r/>
+            <w:r>
+              <w:rPr>
+                <w:rFonts w:ascii="Times New Roman" w:hAnsi="Times New Roman" w:cs="Times New Roman" w:eastAsia="Times New Roman"/>
+                <w:b w:val="0"/>
+                <w:i w:val="0"/>
+                <w:sz w:val="24"/>
+              </w:rPr>
+              <w:t>Высокий</w:t>
+            </w:r>
+          </w:p>
+        </w:tc>
+      </w:tr>
+      <w:tr>
+        <w:trPr>
+          <w:cantSplit/>
+        </w:trPr>
+        <w:tc>
+          <w:tcPr>
+            <w:tcW w:type="dxa" w:w="794"/>
+          </w:tcPr>
+          <w:p>
+            <w:pPr>
+              <w:widowControl w:val="0"/>
+              <w:spacing w:line="240" w:lineRule="auto" w:after="0"/>
+              <w:ind w:firstLine="0"/>
+              <w:jc w:val="left"/>
+            </w:pPr>
+            <w:r/>
+            <w:r>
+              <w:rPr>
+                <w:rFonts w:ascii="Times New Roman" w:hAnsi="Times New Roman" w:cs="Times New Roman" w:eastAsia="Times New Roman"/>
+                <w:b w:val="0"/>
+                <w:i w:val="0"/>
+                <w:sz w:val="24"/>
+              </w:rPr>
+              <w:t>П-9</w:t>
+            </w:r>
+          </w:p>
+        </w:tc>
+        <w:tc>
+          <w:tcPr>
+            <w:tcW w:type="dxa" w:w="5443"/>
+          </w:tcPr>
+          <w:p>
+            <w:pPr>
+              <w:widowControl w:val="0"/>
+              <w:spacing w:line="240" w:lineRule="auto" w:after="0"/>
+              <w:ind w:firstLine="0"/>
+              <w:jc w:val="left"/>
+            </w:pPr>
+            <w:r/>
+            <w:r>
+              <w:rPr>
+                <w:rFonts w:ascii="Times New Roman" w:hAnsi="Times New Roman" w:cs="Times New Roman" w:eastAsia="Times New Roman"/>
+                <w:b w:val="0"/>
+                <w:i w:val="0"/>
+                <w:sz w:val="24"/>
+              </w:rPr>
+              <w:t>Система должна показывать выручку и потери от списаний за 30 дней</w:t>
+            </w:r>
+          </w:p>
+        </w:tc>
+        <w:tc>
+          <w:tcPr>
+            <w:tcW w:type="dxa" w:w="1928"/>
+          </w:tcPr>
+          <w:p>
+            <w:pPr>
+              <w:widowControl w:val="0"/>
+              <w:spacing w:line="240" w:lineRule="auto" w:after="0"/>
+              <w:ind w:firstLine="0"/>
+              <w:jc w:val="left"/>
+            </w:pPr>
+            <w:r/>
+            <w:r>
+              <w:rPr>
+                <w:rFonts w:ascii="Times New Roman" w:hAnsi="Times New Roman" w:cs="Times New Roman" w:eastAsia="Times New Roman"/>
+                <w:b w:val="0"/>
+                <w:i w:val="0"/>
+                <w:sz w:val="24"/>
+              </w:rPr>
+              <w:t>Владелец салона</w:t>
             </w:r>
           </w:p>
         </w:tc>
@@ -6506,7 +4821,7 @@
                 <w:i w:val="0"/>
                 <w:sz w:val="24"/>
               </w:rPr>
-              <w:t>П-14</w:t>
+              <w:t>П-10</w:t>
             </w:r>
           </w:p>
         </w:tc>
@@ -6529,7 +4844,7 @@
                 <w:i w:val="0"/>
                 <w:sz w:val="24"/>
               </w:rPr>
-              <w:t>Аналитик должен иметь возможность пересчитать параметры модели прогноза и сравнить её точность с действующей</w:t>
+              <w:t>Система должна устанавливаться и работать на одном компьютере Windows без интернета и без ИТ-специалиста</w:t>
             </w:r>
           </w:p>
         </w:tc>
@@ -6552,7 +4867,7 @@
                 <w:i w:val="0"/>
                 <w:sz w:val="24"/>
               </w:rPr>
-              <w:t>Аналитик</w:t>
+              <w:t>Эксплуатация без ИТ-специалиста</w:t>
             </w:r>
           </w:p>
         </w:tc>
@@ -6575,7 +4890,7 @@
                 <w:i w:val="0"/>
                 <w:sz w:val="24"/>
               </w:rPr>
-              <w:t>Средний</w:t>
+              <w:t>Высокий</w:t>
             </w:r>
           </w:p>
         </w:tc>
@@ -6766,7 +5081,7 @@
                 <w:i w:val="0"/>
                 <w:sz w:val="24"/>
               </w:rPr>
-              <w:t>Карточка товара содержит: наименование, вид, сорт, длину стебля, цвет, единицу измерения, срок реализации (дней), кратность упаковки, товарную группу</w:t>
+              <w:t>Вход по логину и паролю; пароль хранится в виде хэша; страницы, кроме страницы входа, недоступны без входа</w:t>
             </w:r>
           </w:p>
         </w:tc>
@@ -6840,7 +5155,7 @@
                 <w:i w:val="0"/>
                 <w:sz w:val="24"/>
               </w:rPr>
-              <w:t>При приёмке на ТСД сканируется штрихкод упаковки; при расхождении количества с заказом более чем на 2 % формируется акт расхождений</w:t>
+              <w:t>Карточка товара: наименование, категория, цена продажи, цена закупки, срок реализации (дней), кратность упаковки, поставщик; поставщик: наименование, телефон, срок поставки (дней)</w:t>
             </w:r>
           </w:p>
         </w:tc>
@@ -6914,7 +5229,7 @@
                 <w:i w:val="0"/>
                 <w:sz w:val="24"/>
               </w:rPr>
-              <w:t>Партия создаётся при оприходовании; дата «годен до» рассчитывается как дата поступления плюс срок реализации товара и может быть уменьшена кладовщиком по результатам контроля качества</w:t>
+              <w:t>При приёмке создаётся партия: дата приёмки — сегодня, срок годности = дата приёмки + срок реализации товара, остаток = принятому количеству; количество должно быть больше нуля</w:t>
             </w:r>
           </w:p>
         </w:tc>
@@ -6937,377 +5252,7 @@
                 <w:i w:val="0"/>
                 <w:sz w:val="24"/>
               </w:rPr>
-              <w:t>П-2</w:t>
-            </w:r>
-          </w:p>
-        </w:tc>
-      </w:tr>
-      <w:tr>
-        <w:trPr>
-          <w:cantSplit/>
-        </w:trPr>
-        <w:tc>
-          <w:tcPr>
-            <w:tcW w:type="dxa" w:w="907"/>
-          </w:tcPr>
-          <w:p>
-            <w:pPr>
-              <w:widowControl w:val="0"/>
-              <w:spacing w:line="240" w:lineRule="auto" w:after="0"/>
-              <w:ind w:firstLine="0"/>
-              <w:jc w:val="left"/>
-            </w:pPr>
-            <w:r/>
-            <w:r>
-              <w:rPr>
-                <w:rFonts w:ascii="Times New Roman" w:hAnsi="Times New Roman" w:cs="Times New Roman" w:eastAsia="Times New Roman"/>
-                <w:b w:val="0"/>
-                <w:i w:val="0"/>
-                <w:sz w:val="24"/>
-              </w:rPr>
-              <w:t>С-4</w:t>
-            </w:r>
-          </w:p>
-        </w:tc>
-        <w:tc>
-          <w:tcPr>
-            <w:tcW w:type="dxa" w:w="7030"/>
-          </w:tcPr>
-          <w:p>
-            <w:pPr>
-              <w:widowControl w:val="0"/>
-              <w:spacing w:line="240" w:lineRule="auto" w:after="0"/>
-              <w:ind w:firstLine="0"/>
-              <w:jc w:val="left"/>
-            </w:pPr>
-            <w:r/>
-            <w:r>
-              <w:rPr>
-                <w:rFonts w:ascii="Times New Roman" w:hAnsi="Times New Roman" w:cs="Times New Roman" w:eastAsia="Times New Roman"/>
-                <w:b w:val="0"/>
-                <w:i w:val="0"/>
-                <w:sz w:val="24"/>
-              </w:rPr>
-              <w:t>Списание остатков при продаже выполняется по принципу FEFO (партия с наименьшей датой «годен до» продаётся первой)</w:t>
-            </w:r>
-          </w:p>
-        </w:tc>
-        <w:tc>
-          <w:tcPr>
-            <w:tcW w:type="dxa" w:w="1417"/>
-          </w:tcPr>
-          <w:p>
-            <w:pPr>
-              <w:widowControl w:val="0"/>
-              <w:spacing w:line="240" w:lineRule="auto" w:after="0"/>
-              <w:ind w:firstLine="0"/>
-              <w:jc w:val="left"/>
-            </w:pPr>
-            <w:r/>
-            <w:r>
-              <w:rPr>
-                <w:rFonts w:ascii="Times New Roman" w:hAnsi="Times New Roman" w:cs="Times New Roman" w:eastAsia="Times New Roman"/>
-                <w:b w:val="0"/>
-                <w:i w:val="0"/>
-                <w:sz w:val="24"/>
-              </w:rPr>
-              <w:t>П-3, П-4</w:t>
-            </w:r>
-          </w:p>
-        </w:tc>
-      </w:tr>
-      <w:tr>
-        <w:trPr>
-          <w:cantSplit/>
-        </w:trPr>
-        <w:tc>
-          <w:tcPr>
-            <w:tcW w:type="dxa" w:w="907"/>
-          </w:tcPr>
-          <w:p>
-            <w:pPr>
-              <w:widowControl w:val="0"/>
-              <w:spacing w:line="240" w:lineRule="auto" w:after="0"/>
-              <w:ind w:firstLine="0"/>
-              <w:jc w:val="left"/>
-            </w:pPr>
-            <w:r/>
-            <w:r>
-              <w:rPr>
-                <w:rFonts w:ascii="Times New Roman" w:hAnsi="Times New Roman" w:cs="Times New Roman" w:eastAsia="Times New Roman"/>
-                <w:b w:val="0"/>
-                <w:i w:val="0"/>
-                <w:sz w:val="24"/>
-              </w:rPr>
-              <w:t>С-5</w:t>
-            </w:r>
-          </w:p>
-        </w:tc>
-        <w:tc>
-          <w:tcPr>
-            <w:tcW w:type="dxa" w:w="7030"/>
-          </w:tcPr>
-          <w:p>
-            <w:pPr>
-              <w:widowControl w:val="0"/>
-              <w:spacing w:line="240" w:lineRule="auto" w:after="0"/>
-              <w:ind w:firstLine="0"/>
-              <w:jc w:val="left"/>
-            </w:pPr>
-            <w:r/>
-            <w:r>
-              <w:rPr>
-                <w:rFonts w:ascii="Times New Roman" w:hAnsi="Times New Roman" w:cs="Times New Roman" w:eastAsia="Times New Roman"/>
-                <w:b w:val="0"/>
-                <w:i w:val="0"/>
-                <w:sz w:val="24"/>
-              </w:rPr>
-              <w:t>Загрузка чеков из «1С:Розница» выполняется не реже одного раза в час; повторная загрузка не создаёт дубликатов</w:t>
-            </w:r>
-          </w:p>
-        </w:tc>
-        <w:tc>
-          <w:tcPr>
-            <w:tcW w:type="dxa" w:w="1417"/>
-          </w:tcPr>
-          <w:p>
-            <w:pPr>
-              <w:widowControl w:val="0"/>
-              <w:spacing w:line="240" w:lineRule="auto" w:after="0"/>
-              <w:ind w:firstLine="0"/>
-              <w:jc w:val="left"/>
-            </w:pPr>
-            <w:r/>
-            <w:r>
-              <w:rPr>
-                <w:rFonts w:ascii="Times New Roman" w:hAnsi="Times New Roman" w:cs="Times New Roman" w:eastAsia="Times New Roman"/>
-                <w:b w:val="0"/>
-                <w:i w:val="0"/>
-                <w:sz w:val="24"/>
-              </w:rPr>
-              <w:t>П-4</w:t>
-            </w:r>
-          </w:p>
-        </w:tc>
-      </w:tr>
-      <w:tr>
-        <w:trPr>
-          <w:cantSplit/>
-        </w:trPr>
-        <w:tc>
-          <w:tcPr>
-            <w:tcW w:type="dxa" w:w="907"/>
-          </w:tcPr>
-          <w:p>
-            <w:pPr>
-              <w:widowControl w:val="0"/>
-              <w:spacing w:line="240" w:lineRule="auto" w:after="0"/>
-              <w:ind w:firstLine="0"/>
-              <w:jc w:val="left"/>
-            </w:pPr>
-            <w:r/>
-            <w:r>
-              <w:rPr>
-                <w:rFonts w:ascii="Times New Roman" w:hAnsi="Times New Roman" w:cs="Times New Roman" w:eastAsia="Times New Roman"/>
-                <w:b w:val="0"/>
-                <w:i w:val="0"/>
-                <w:sz w:val="24"/>
-              </w:rPr>
-              <w:t>С-6</w:t>
-            </w:r>
-          </w:p>
-        </w:tc>
-        <w:tc>
-          <w:tcPr>
-            <w:tcW w:type="dxa" w:w="7030"/>
-          </w:tcPr>
-          <w:p>
-            <w:pPr>
-              <w:widowControl w:val="0"/>
-              <w:spacing w:line="240" w:lineRule="auto" w:after="0"/>
-              <w:ind w:firstLine="0"/>
-              <w:jc w:val="left"/>
-            </w:pPr>
-            <w:r/>
-            <w:r>
-              <w:rPr>
-                <w:rFonts w:ascii="Times New Roman" w:hAnsi="Times New Roman" w:cs="Times New Roman" w:eastAsia="Times New Roman"/>
-                <w:b w:val="0"/>
-                <w:i w:val="0"/>
-                <w:sz w:val="24"/>
-              </w:rPr>
-              <w:t>Прогноз рассчитывается ежедневно в 03:00 для каждой пары «товар — место» на 14 дней вперёд с квантилями P50, P80, P95</w:t>
-            </w:r>
-          </w:p>
-        </w:tc>
-        <w:tc>
-          <w:tcPr>
-            <w:tcW w:type="dxa" w:w="1417"/>
-          </w:tcPr>
-          <w:p>
-            <w:pPr>
-              <w:widowControl w:val="0"/>
-              <w:spacing w:line="240" w:lineRule="auto" w:after="0"/>
-              <w:ind w:firstLine="0"/>
-              <w:jc w:val="left"/>
-            </w:pPr>
-            <w:r/>
-            <w:r>
-              <w:rPr>
-                <w:rFonts w:ascii="Times New Roman" w:hAnsi="Times New Roman" w:cs="Times New Roman" w:eastAsia="Times New Roman"/>
-                <w:b w:val="0"/>
-                <w:i w:val="0"/>
-                <w:sz w:val="24"/>
-              </w:rPr>
-              <w:t>П-5</w:t>
-            </w:r>
-          </w:p>
-        </w:tc>
-      </w:tr>
-      <w:tr>
-        <w:trPr>
-          <w:cantSplit/>
-        </w:trPr>
-        <w:tc>
-          <w:tcPr>
-            <w:tcW w:type="dxa" w:w="907"/>
-          </w:tcPr>
-          <w:p>
-            <w:pPr>
-              <w:widowControl w:val="0"/>
-              <w:spacing w:line="240" w:lineRule="auto" w:after="0"/>
-              <w:ind w:firstLine="0"/>
-              <w:jc w:val="left"/>
-            </w:pPr>
-            <w:r/>
-            <w:r>
-              <w:rPr>
-                <w:rFonts w:ascii="Times New Roman" w:hAnsi="Times New Roman" w:cs="Times New Roman" w:eastAsia="Times New Roman"/>
-                <w:b w:val="0"/>
-                <w:i w:val="0"/>
-                <w:sz w:val="24"/>
-              </w:rPr>
-              <w:t>С-7</w:t>
-            </w:r>
-          </w:p>
-        </w:tc>
-        <w:tc>
-          <w:tcPr>
-            <w:tcW w:type="dxa" w:w="7030"/>
-          </w:tcPr>
-          <w:p>
-            <w:pPr>
-              <w:widowControl w:val="0"/>
-              <w:spacing w:line="240" w:lineRule="auto" w:after="0"/>
-              <w:ind w:firstLine="0"/>
-              <w:jc w:val="left"/>
-            </w:pPr>
-            <w:r/>
-            <w:r>
-              <w:rPr>
-                <w:rFonts w:ascii="Times New Roman" w:hAnsi="Times New Roman" w:cs="Times New Roman" w:eastAsia="Times New Roman"/>
-                <w:b w:val="0"/>
-                <w:i w:val="0"/>
-                <w:sz w:val="24"/>
-              </w:rPr>
-              <w:t>Рекомендуемое количество заказа: Q = max(0, D(L+T) − S − Z), где D(L+T) — квантиль прогноза спроса на период до поставки и до следующей поставки, S — доступный остаток с учётом сроков, Z — заказы в пути; результат округляется вверх до кратности упаковки</w:t>
-            </w:r>
-          </w:p>
-        </w:tc>
-        <w:tc>
-          <w:tcPr>
-            <w:tcW w:type="dxa" w:w="1417"/>
-          </w:tcPr>
-          <w:p>
-            <w:pPr>
-              <w:widowControl w:val="0"/>
-              <w:spacing w:line="240" w:lineRule="auto" w:after="0"/>
-              <w:ind w:firstLine="0"/>
-              <w:jc w:val="left"/>
-            </w:pPr>
-            <w:r/>
-            <w:r>
-              <w:rPr>
-                <w:rFonts w:ascii="Times New Roman" w:hAnsi="Times New Roman" w:cs="Times New Roman" w:eastAsia="Times New Roman"/>
-                <w:b w:val="0"/>
-                <w:i w:val="0"/>
-                <w:sz w:val="24"/>
-              </w:rPr>
-              <w:t>П-6</w:t>
-            </w:r>
-          </w:p>
-        </w:tc>
-      </w:tr>
-      <w:tr>
-        <w:trPr>
-          <w:cantSplit/>
-        </w:trPr>
-        <w:tc>
-          <w:tcPr>
-            <w:tcW w:type="dxa" w:w="907"/>
-          </w:tcPr>
-          <w:p>
-            <w:pPr>
-              <w:widowControl w:val="0"/>
-              <w:spacing w:line="240" w:lineRule="auto" w:after="0"/>
-              <w:ind w:firstLine="0"/>
-              <w:jc w:val="left"/>
-            </w:pPr>
-            <w:r/>
-            <w:r>
-              <w:rPr>
-                <w:rFonts w:ascii="Times New Roman" w:hAnsi="Times New Roman" w:cs="Times New Roman" w:eastAsia="Times New Roman"/>
-                <w:b w:val="0"/>
-                <w:i w:val="0"/>
-                <w:sz w:val="24"/>
-              </w:rPr>
-              <w:t>С-8</w:t>
-            </w:r>
-          </w:p>
-        </w:tc>
-        <w:tc>
-          <w:tcPr>
-            <w:tcW w:type="dxa" w:w="7030"/>
-          </w:tcPr>
-          <w:p>
-            <w:pPr>
-              <w:widowControl w:val="0"/>
-              <w:spacing w:line="240" w:lineRule="auto" w:after="0"/>
-              <w:ind w:firstLine="0"/>
-              <w:jc w:val="left"/>
-            </w:pPr>
-            <w:r/>
-            <w:r>
-              <w:rPr>
-                <w:rFonts w:ascii="Times New Roman" w:hAnsi="Times New Roman" w:cs="Times New Roman" w:eastAsia="Times New Roman"/>
-                <w:b w:val="0"/>
-                <w:i w:val="0"/>
-                <w:sz w:val="24"/>
-              </w:rPr>
-              <w:t>Целевой квантиль прогноза для товара определяется по его маржинальности и сроку реализации (модель «продавца газет»)</w:t>
-            </w:r>
-          </w:p>
-        </w:tc>
-        <w:tc>
-          <w:tcPr>
-            <w:tcW w:type="dxa" w:w="1417"/>
-          </w:tcPr>
-          <w:p>
-            <w:pPr>
-              <w:widowControl w:val="0"/>
-              <w:spacing w:line="240" w:lineRule="auto" w:after="0"/>
-              <w:ind w:firstLine="0"/>
-              <w:jc w:val="left"/>
-            </w:pPr>
-            <w:r/>
-            <w:r>
-              <w:rPr>
-                <w:rFonts w:ascii="Times New Roman" w:hAnsi="Times New Roman" w:cs="Times New Roman" w:eastAsia="Times New Roman"/>
-                <w:b w:val="0"/>
-                <w:i w:val="0"/>
-                <w:sz w:val="24"/>
-              </w:rPr>
-              <w:t>П-6</w:t>
+              <w:t>П-3</w:t>
             </w:r>
           </w:p>
         </w:tc>
@@ -7337,7 +5282,7 @@
         <w:tblLayout w:type="fixed"/>
         <w:tblLook w:firstColumn="1" w:firstRow="1" w:lastColumn="0" w:lastRow="0" w:noHBand="0" w:noVBand="1" w:val="04A0"/>
         <w:tblLayout w:type="fixed"/>
-        <w:tblCaption w:val="4.6|8"/>
+        <w:tblCaption w:val="4.6|3"/>
       </w:tblPr>
       <w:tblGrid>
         <w:gridCol w:w="907"/>
@@ -7445,7 +5390,7 @@
                 <w:i w:val="0"/>
                 <w:sz w:val="24"/>
               </w:rPr>
-              <w:t>С-9</w:t>
+              <w:t>С-4</w:t>
             </w:r>
           </w:p>
         </w:tc>
@@ -7468,7 +5413,155 @@
                 <w:i w:val="0"/>
                 <w:sz w:val="24"/>
               </w:rPr>
-              <w:t>Если сумма заказа меньше минимальной суммы поставщика, система предлагает дозаказ позиций группы A с наибольшим прогнозом</w:t>
+              <w:t>Продажа: если количество больше суммы остатков непросроченных партий, продажа не записывается и показывается доступное количество; иначе товар списывается из партий по возрастанию срока годности (FEFO) с записью продажи по каждой партии по текущей цене товара</w:t>
+            </w:r>
+          </w:p>
+        </w:tc>
+        <w:tc>
+          <w:tcPr>
+            <w:tcW w:type="dxa" w:w="1417"/>
+          </w:tcPr>
+          <w:p>
+            <w:pPr>
+              <w:widowControl w:val="0"/>
+              <w:spacing w:line="240" w:lineRule="auto" w:after="0"/>
+              <w:ind w:firstLine="0"/>
+              <w:jc w:val="left"/>
+            </w:pPr>
+            <w:r/>
+            <w:r>
+              <w:rPr>
+                <w:rFonts w:ascii="Times New Roman" w:hAnsi="Times New Roman" w:cs="Times New Roman" w:eastAsia="Times New Roman"/>
+                <w:b w:val="0"/>
+                <w:i w:val="0"/>
+                <w:sz w:val="24"/>
+              </w:rPr>
+              <w:t>П-4</w:t>
+            </w:r>
+          </w:p>
+        </w:tc>
+      </w:tr>
+      <w:tr>
+        <w:trPr>
+          <w:cantSplit/>
+        </w:trPr>
+        <w:tc>
+          <w:tcPr>
+            <w:tcW w:type="dxa" w:w="907"/>
+          </w:tcPr>
+          <w:p>
+            <w:pPr>
+              <w:widowControl w:val="0"/>
+              <w:spacing w:line="240" w:lineRule="auto" w:after="0"/>
+              <w:ind w:firstLine="0"/>
+              <w:jc w:val="left"/>
+            </w:pPr>
+            <w:r/>
+            <w:r>
+              <w:rPr>
+                <w:rFonts w:ascii="Times New Roman" w:hAnsi="Times New Roman" w:cs="Times New Roman" w:eastAsia="Times New Roman"/>
+                <w:b w:val="0"/>
+                <w:i w:val="0"/>
+                <w:sz w:val="24"/>
+              </w:rPr>
+              <w:t>С-5</w:t>
+            </w:r>
+          </w:p>
+        </w:tc>
+        <w:tc>
+          <w:tcPr>
+            <w:tcW w:type="dxa" w:w="7030"/>
+          </w:tcPr>
+          <w:p>
+            <w:pPr>
+              <w:widowControl w:val="0"/>
+              <w:spacing w:line="240" w:lineRule="auto" w:after="0"/>
+              <w:ind w:firstLine="0"/>
+              <w:jc w:val="left"/>
+            </w:pPr>
+            <w:r/>
+            <w:r>
+              <w:rPr>
+                <w:rFonts w:ascii="Times New Roman" w:hAnsi="Times New Roman" w:cs="Times New Roman" w:eastAsia="Times New Roman"/>
+                <w:b w:val="0"/>
+                <w:i w:val="0"/>
+                <w:sz w:val="24"/>
+              </w:rPr>
+              <w:t>Состояние партии: «просрочена» — срок годности прошёл; «истекает» — осталось 2 дня и меньше; иначе «свежая»; в таблице остатков состояния выделяются цветом, партии упорядочены по сроку годности</w:t>
+            </w:r>
+          </w:p>
+        </w:tc>
+        <w:tc>
+          <w:tcPr>
+            <w:tcW w:type="dxa" w:w="1417"/>
+          </w:tcPr>
+          <w:p>
+            <w:pPr>
+              <w:widowControl w:val="0"/>
+              <w:spacing w:line="240" w:lineRule="auto" w:after="0"/>
+              <w:ind w:firstLine="0"/>
+              <w:jc w:val="left"/>
+            </w:pPr>
+            <w:r/>
+            <w:r>
+              <w:rPr>
+                <w:rFonts w:ascii="Times New Roman" w:hAnsi="Times New Roman" w:cs="Times New Roman" w:eastAsia="Times New Roman"/>
+                <w:b w:val="0"/>
+                <w:i w:val="0"/>
+                <w:sz w:val="24"/>
+              </w:rPr>
+              <w:t>П-5</w:t>
+            </w:r>
+          </w:p>
+        </w:tc>
+      </w:tr>
+      <w:tr>
+        <w:trPr>
+          <w:cantSplit/>
+        </w:trPr>
+        <w:tc>
+          <w:tcPr>
+            <w:tcW w:type="dxa" w:w="907"/>
+          </w:tcPr>
+          <w:p>
+            <w:pPr>
+              <w:widowControl w:val="0"/>
+              <w:spacing w:line="240" w:lineRule="auto" w:after="0"/>
+              <w:ind w:firstLine="0"/>
+              <w:jc w:val="left"/>
+            </w:pPr>
+            <w:r/>
+            <w:r>
+              <w:rPr>
+                <w:rFonts w:ascii="Times New Roman" w:hAnsi="Times New Roman" w:cs="Times New Roman" w:eastAsia="Times New Roman"/>
+                <w:b w:val="0"/>
+                <w:i w:val="0"/>
+                <w:sz w:val="24"/>
+              </w:rPr>
+              <w:t>С-6</w:t>
+            </w:r>
+          </w:p>
+        </w:tc>
+        <w:tc>
+          <w:tcPr>
+            <w:tcW w:type="dxa" w:w="7030"/>
+          </w:tcPr>
+          <w:p>
+            <w:pPr>
+              <w:widowControl w:val="0"/>
+              <w:spacing w:line="240" w:lineRule="auto" w:after="0"/>
+              <w:ind w:firstLine="0"/>
+              <w:jc w:val="left"/>
+            </w:pPr>
+            <w:r/>
+            <w:r>
+              <w:rPr>
+                <w:rFonts w:ascii="Times New Roman" w:hAnsi="Times New Roman" w:cs="Times New Roman" w:eastAsia="Times New Roman"/>
+                <w:b w:val="0"/>
+                <w:i w:val="0"/>
+                <w:sz w:val="24"/>
+              </w:rPr>
+              <w:t>Списание партии переносит весь её остаток в таблицу списаний с указанной причиной и обнуляет остаток</w:t>
             </w:r>
           </w:p>
         </w:tc>
@@ -7519,7 +5612,7 @@
                 <w:i w:val="0"/>
                 <w:sz w:val="24"/>
               </w:rPr>
-              <w:t>С-10</w:t>
+              <w:t>С-7</w:t>
             </w:r>
           </w:p>
         </w:tc>
@@ -7542,8 +5635,167 @@
                 <w:i w:val="0"/>
                 <w:sz w:val="24"/>
               </w:rPr>
-              <w:t>Изменение рекомендуемого количества более чем на 30 % требует указания причины</w:t>
+              <w:t>Прогноз — средние продажи в день</w:t>
             </w:r>
+          </w:p>
+          <w:p>
+            <w:pPr>
+              <w:spacing w:after="0"/>
+              <w:ind w:firstLine="0"/>
+            </w:pPr>
+            <m:oMathPara>
+              <m:oMath>
+                <m:bar>
+                  <m:barPr>
+                    <m:pos m:val="top"/>
+                  </m:barPr>
+                  <m:e>
+                    <m:r>
+                      <w:rPr>
+                        <w:rFonts w:ascii="Cambria Math" w:hAnsi="Cambria Math" w:cs="Cambria Math"/>
+                        <w:sz w:val="24"/>
+                        <w:szCs w:val="24"/>
+                      </w:rPr>
+                      <m:t>y</m:t>
+                    </m:r>
+                  </m:e>
+                </m:bar>
+                <m:r>
+                  <w:rPr>
+                    <w:rFonts w:ascii="Cambria Math" w:hAnsi="Cambria Math" w:cs="Cambria Math"/>
+                    <w:sz w:val="24"/>
+                    <w:szCs w:val="24"/>
+                  </w:rPr>
+                  <m:t>=</m:t>
+                </m:r>
+                <m:f>
+                  <m:fPr>
+                    <m:type m:val="bar"/>
+                  </m:fPr>
+                  <m:num>
+                    <m:argPr>
+                      <m:scrLvl m:val="0"/>
+                    </m:argPr>
+                    <m:r>
+                      <w:rPr>
+                        <w:rFonts w:ascii="Cambria Math" w:hAnsi="Cambria Math" w:cs="Cambria Math"/>
+                        <w:sz w:val="24"/>
+                        <w:szCs w:val="24"/>
+                      </w:rPr>
+                      <m:t>1</m:t>
+                    </m:r>
+                  </m:num>
+                  <m:den>
+                    <m:argPr>
+                      <m:scrLvl m:val="0"/>
+                    </m:argPr>
+                    <m:r>
+                      <w:rPr>
+                        <w:rFonts w:ascii="Cambria Math" w:hAnsi="Cambria Math" w:cs="Cambria Math"/>
+                        <w:sz w:val="24"/>
+                        <w:szCs w:val="24"/>
+                      </w:rPr>
+                      <m:t>14</m:t>
+                    </m:r>
+                  </m:den>
+                </m:f>
+                <m:nary>
+                  <m:naryPr>
+                    <m:chr m:val="∑"/>
+                    <m:limLoc m:val="undOvr"/>
+                    <m:grow m:val="1"/>
+                    <m:subHide m:val="off"/>
+                    <m:supHide m:val="off"/>
+                  </m:naryPr>
+                  <m:sub>
+                    <m:r>
+                      <w:rPr>
+                        <w:rFonts w:ascii="Cambria Math" w:hAnsi="Cambria Math" w:cs="Cambria Math"/>
+                        <w:sz w:val="24"/>
+                        <w:szCs w:val="24"/>
+                      </w:rPr>
+                      <m:t>i=1</m:t>
+                    </m:r>
+                  </m:sub>
+                  <m:sup>
+                    <m:r>
+                      <w:rPr>
+                        <w:rFonts w:ascii="Cambria Math" w:hAnsi="Cambria Math" w:cs="Cambria Math"/>
+                        <w:sz w:val="24"/>
+                        <w:szCs w:val="24"/>
+                      </w:rPr>
+                      <m:t>14</m:t>
+                    </m:r>
+                  </m:sup>
+                  <m:e>
+                    <m:sSub>
+                      <m:e>
+                        <m:r>
+                          <w:rPr>
+                            <w:rFonts w:ascii="Cambria Math" w:hAnsi="Cambria Math" w:cs="Cambria Math"/>
+                            <w:sz w:val="24"/>
+                            <w:szCs w:val="24"/>
+                          </w:rPr>
+                          <m:t>y</m:t>
+                        </m:r>
+                      </m:e>
+                      <m:sub>
+                        <m:r>
+                          <w:rPr>
+                            <w:rFonts w:ascii="Cambria Math" w:hAnsi="Cambria Math" w:cs="Cambria Math"/>
+                            <w:sz w:val="24"/>
+                            <w:szCs w:val="24"/>
+                          </w:rPr>
+                          <m:t>i</m:t>
+                        </m:r>
+                      </m:sub>
+                    </m:sSub>
+                  </m:e>
+                </m:nary>
+              </m:oMath>
+            </m:oMathPara>
+          </w:p>
+          <w:p>
+            <w:pPr>
+              <w:widowControl w:val="0"/>
+              <w:spacing w:line="240" w:lineRule="auto" w:after="0"/>
+              <w:ind w:firstLine="0"/>
+              <w:jc w:val="left"/>
+            </w:pPr>
+            <w:r>
+              <w:rPr>
+                <w:rFonts w:ascii="Times New Roman" w:hAnsi="Times New Roman" w:cs="Times New Roman" w:eastAsia="Times New Roman"/>
+                <w:b w:val="0"/>
+                <w:i w:val="0"/>
+                <w:sz w:val="24"/>
+              </w:rPr>
+              <w:t xml:space="preserve">за 14 дней до сегодняшнего (сегодняшний день не учитывается, дни без продаж считаются нулями); прогноз на неделю — </w:t>
+            </w:r>
+            <m:oMath>
+              <m:r>
+                <w:rPr>
+                  <w:rFonts w:ascii="Cambria Math" w:hAnsi="Cambria Math" w:cs="Cambria Math"/>
+                  <w:sz w:val="24"/>
+                  <w:szCs w:val="24"/>
+                </w:rPr>
+                <m:t>7</m:t>
+              </m:r>
+              <m:bar>
+                <m:barPr>
+                  <m:pos m:val="top"/>
+                </m:barPr>
+                <m:e>
+                  <m:r>
+                    <w:rPr>
+                      <w:rFonts w:ascii="Cambria Math" w:hAnsi="Cambria Math" w:cs="Cambria Math"/>
+                      <w:sz w:val="24"/>
+                      <w:szCs w:val="24"/>
+                    </w:rPr>
+                    <m:t>y</m:t>
+                  </m:r>
+                </m:e>
+              </m:bar>
+            </m:oMath>
           </w:p>
         </w:tc>
         <w:tc>
@@ -7593,7 +5845,7 @@
                 <w:i w:val="0"/>
                 <w:sz w:val="24"/>
               </w:rPr>
-              <w:t>С-11</w:t>
+              <w:t>С-8</w:t>
             </w:r>
           </w:p>
         </w:tc>
@@ -7616,7 +5868,262 @@
                 <w:i w:val="0"/>
                 <w:sz w:val="24"/>
               </w:rPr>
-              <w:t>Заказ отправляется поставщику по e-mail в формате XLSX или через API поставщика (JSON) — способ задаётся в карточке поставщика; при ошибке отправки заказ остаётся утверждённым и отправку можно повторить; статусы заказа: черновик, на согласовании, утверждён, отправлен, подтверждён, в пути, принят, закрыт, отменён</w:t>
+              <w:t xml:space="preserve">Заказ по каждому товару поставщика: период покрытия </w:t>
+            </w:r>
+            <m:oMath>
+              <m:r>
+                <w:rPr>
+                  <w:rFonts w:ascii="Cambria Math" w:hAnsi="Cambria Math" w:cs="Cambria Math"/>
+                  <w:sz w:val="24"/>
+                  <w:szCs w:val="24"/>
+                </w:rPr>
+                <m:t>L=</m:t>
+              </m:r>
+              <m:r>
+                <m:rPr>
+                  <m:nor/>
+                </m:rPr>
+                <w:rPr>
+                  <w:rFonts w:ascii="Cambria Math" w:hAnsi="Cambria Math" w:cs="Cambria Math"/>
+                  <w:sz w:val="24"/>
+                  <w:szCs w:val="24"/>
+                </w:rPr>
+                <m:t>срок поставки</m:t>
+              </m:r>
+              <m:r>
+                <w:rPr>
+                  <w:rFonts w:ascii="Cambria Math" w:hAnsi="Cambria Math" w:cs="Cambria Math"/>
+                  <w:sz w:val="24"/>
+                  <w:szCs w:val="24"/>
+                </w:rPr>
+                <m:t>+3</m:t>
+              </m:r>
+            </m:oMath>
+            <w:r>
+              <w:rPr>
+                <w:rFonts w:ascii="Times New Roman" w:hAnsi="Times New Roman" w:cs="Times New Roman" w:eastAsia="Times New Roman"/>
+                <w:b w:val="0"/>
+                <w:i w:val="0"/>
+                <w:sz w:val="24"/>
+              </w:rPr>
+              <w:t xml:space="preserve"> дня; потребность </w:t>
+            </w:r>
+            <m:oMath>
+              <m:r>
+                <w:rPr>
+                  <w:rFonts w:ascii="Cambria Math" w:hAnsi="Cambria Math" w:cs="Cambria Math"/>
+                  <w:sz w:val="24"/>
+                  <w:szCs w:val="24"/>
+                </w:rPr>
+                <m:t>D=</m:t>
+              </m:r>
+              <m:bar>
+                <m:barPr>
+                  <m:pos m:val="top"/>
+                </m:barPr>
+                <m:e>
+                  <m:r>
+                    <w:rPr>
+                      <w:rFonts w:ascii="Cambria Math" w:hAnsi="Cambria Math" w:cs="Cambria Math"/>
+                      <w:sz w:val="24"/>
+                      <w:szCs w:val="24"/>
+                    </w:rPr>
+                    <m:t>y</m:t>
+                  </m:r>
+                </m:e>
+              </m:bar>
+              <m:r>
+                <w:rPr>
+                  <w:rFonts w:ascii="Cambria Math" w:hAnsi="Cambria Math" w:cs="Cambria Math"/>
+                  <w:sz w:val="24"/>
+                  <w:szCs w:val="24"/>
+                </w:rPr>
+                <m:t>·L·1</m:t>
+              </m:r>
+              <m:r>
+                <w:rPr>
+                  <w:rFonts w:ascii="Cambria Math" w:hAnsi="Cambria Math" w:cs="Cambria Math"/>
+                  <w:sz w:val="24"/>
+                  <w:szCs w:val="24"/>
+                </w:rPr>
+                <m:t>,</m:t>
+              </m:r>
+              <m:r>
+                <w:rPr>
+                  <w:rFonts w:ascii="Cambria Math" w:hAnsi="Cambria Math" w:cs="Cambria Math"/>
+                  <w:sz w:val="24"/>
+                  <w:szCs w:val="24"/>
+                </w:rPr>
+                <m:t>2</m:t>
+              </m:r>
+            </m:oMath>
+            <w:r>
+              <w:rPr>
+                <w:rFonts w:ascii="Times New Roman" w:hAnsi="Times New Roman" w:cs="Times New Roman" w:eastAsia="Times New Roman"/>
+                <w:b w:val="0"/>
+                <w:i w:val="0"/>
+                <w:sz w:val="24"/>
+              </w:rPr>
+              <w:t>; заказ</w:t>
+            </w:r>
+          </w:p>
+          <w:p>
+            <w:pPr>
+              <w:spacing w:after="0"/>
+              <w:ind w:firstLine="0"/>
+            </w:pPr>
+            <m:oMathPara>
+              <m:oMath>
+                <m:r>
+                  <w:rPr>
+                    <w:rFonts w:ascii="Cambria Math" w:hAnsi="Cambria Math" w:cs="Cambria Math"/>
+                    <w:sz w:val="24"/>
+                    <w:szCs w:val="24"/>
+                  </w:rPr>
+                  <m:t>Q=</m:t>
+                </m:r>
+                <m:d>
+                  <m:dPr>
+                    <m:begChr m:val="⌈"/>
+                    <m:sepChr m:val=""/>
+                    <m:endChr m:val="⌉"/>
+                  </m:dPr>
+                  <m:e>
+                    <m:f>
+                      <m:fPr>
+                        <m:type m:val="bar"/>
+                      </m:fPr>
+                      <m:num>
+                        <m:argPr>
+                          <m:scrLvl m:val="0"/>
+                        </m:argPr>
+                        <m:r>
+                          <w:rPr>
+                            <w:rFonts w:ascii="Cambria Math" w:hAnsi="Cambria Math" w:cs="Cambria Math"/>
+                            <w:sz w:val="24"/>
+                            <w:szCs w:val="24"/>
+                          </w:rPr>
+                          <m:t>D−S</m:t>
+                        </m:r>
+                      </m:num>
+                      <m:den>
+                        <m:argPr>
+                          <m:scrLvl m:val="0"/>
+                        </m:argPr>
+                        <m:r>
+                          <w:rPr>
+                            <w:rFonts w:ascii="Cambria Math" w:hAnsi="Cambria Math" w:cs="Cambria Math"/>
+                            <w:sz w:val="24"/>
+                            <w:szCs w:val="24"/>
+                          </w:rPr>
+                          <m:t>m</m:t>
+                        </m:r>
+                      </m:den>
+                    </m:f>
+                  </m:e>
+                </m:d>
+                <m:r>
+                  <w:rPr>
+                    <w:rFonts w:ascii="Cambria Math" w:hAnsi="Cambria Math" w:cs="Cambria Math"/>
+                    <w:sz w:val="24"/>
+                    <w:szCs w:val="24"/>
+                  </w:rPr>
+                  <m:t>·m</m:t>
+                </m:r>
+              </m:oMath>
+            </m:oMathPara>
+          </w:p>
+          <w:p>
+            <w:pPr>
+              <w:widowControl w:val="0"/>
+              <w:spacing w:line="240" w:lineRule="auto" w:after="0"/>
+              <w:ind w:firstLine="0"/>
+              <w:jc w:val="left"/>
+            </w:pPr>
+            <w:r>
+              <w:rPr>
+                <w:rFonts w:ascii="Times New Roman" w:hAnsi="Times New Roman" w:cs="Times New Roman" w:eastAsia="Times New Roman"/>
+                <w:b w:val="0"/>
+                <w:i w:val="0"/>
+                <w:sz w:val="24"/>
+              </w:rPr>
+              <w:t xml:space="preserve">где </w:t>
+            </w:r>
+            <m:oMath>
+              <m:r>
+                <w:rPr>
+                  <w:rFonts w:ascii="Cambria Math" w:hAnsi="Cambria Math" w:cs="Cambria Math"/>
+                  <w:sz w:val="24"/>
+                  <w:szCs w:val="24"/>
+                </w:rPr>
+                <m:t>S</m:t>
+              </m:r>
+            </m:oMath>
+            <w:r>
+              <w:rPr>
+                <w:rFonts w:ascii="Times New Roman" w:hAnsi="Times New Roman" w:cs="Times New Roman" w:eastAsia="Times New Roman"/>
+                <w:b w:val="0"/>
+                <w:i w:val="0"/>
+                <w:sz w:val="24"/>
+              </w:rPr>
+              <w:t xml:space="preserve"> — остаток годных партий, </w:t>
+            </w:r>
+            <m:oMath>
+              <m:r>
+                <w:rPr>
+                  <w:rFonts w:ascii="Cambria Math" w:hAnsi="Cambria Math" w:cs="Cambria Math"/>
+                  <w:sz w:val="24"/>
+                  <w:szCs w:val="24"/>
+                </w:rPr>
+                <m:t>m</m:t>
+              </m:r>
+            </m:oMath>
+            <w:r>
+              <w:rPr>
+                <w:rFonts w:ascii="Times New Roman" w:hAnsi="Times New Roman" w:cs="Times New Roman" w:eastAsia="Times New Roman"/>
+                <w:b w:val="0"/>
+                <w:i w:val="0"/>
+                <w:sz w:val="24"/>
+              </w:rPr>
+              <w:t xml:space="preserve"> — кратность упаковки; при </w:t>
+            </w:r>
+            <m:oMath>
+              <m:r>
+                <w:rPr>
+                  <w:rFonts w:ascii="Cambria Math" w:hAnsi="Cambria Math" w:cs="Cambria Math"/>
+                  <w:sz w:val="24"/>
+                  <w:szCs w:val="24"/>
+                </w:rPr>
+                <m:t>D≤S</m:t>
+              </m:r>
+            </m:oMath>
+            <w:r>
+              <w:rPr>
+                <w:rFonts w:ascii="Times New Roman" w:hAnsi="Times New Roman" w:cs="Times New Roman" w:eastAsia="Times New Roman"/>
+                <w:b w:val="0"/>
+                <w:i w:val="0"/>
+                <w:sz w:val="24"/>
+              </w:rPr>
+              <w:t xml:space="preserve"> заказ равен 0; сумма — </w:t>
+            </w:r>
+            <m:oMath>
+              <m:r>
+                <w:rPr>
+                  <w:rFonts w:ascii="Cambria Math" w:hAnsi="Cambria Math" w:cs="Cambria Math"/>
+                  <w:sz w:val="24"/>
+                  <w:szCs w:val="24"/>
+                </w:rPr>
+                <m:t>Q</m:t>
+              </m:r>
+            </m:oMath>
+            <w:r>
+              <w:rPr>
+                <w:rFonts w:ascii="Times New Roman" w:hAnsi="Times New Roman" w:cs="Times New Roman" w:eastAsia="Times New Roman"/>
+                <w:b w:val="0"/>
+                <w:i w:val="0"/>
+                <w:sz w:val="24"/>
+              </w:rPr>
+              <w:t xml:space="preserve"> × цена закупки</w:t>
             </w:r>
           </w:p>
         </w:tc>
@@ -7639,7 +6146,7 @@
                 <w:i w:val="0"/>
                 <w:sz w:val="24"/>
               </w:rPr>
-              <w:t>П-7, П-8</w:t>
+              <w:t>П-8</w:t>
             </w:r>
           </w:p>
         </w:tc>
@@ -7667,7 +6174,7 @@
                 <w:i w:val="0"/>
                 <w:sz w:val="24"/>
               </w:rPr>
-              <w:t>С-12</w:t>
+              <w:t>С-9</w:t>
             </w:r>
           </w:p>
         </w:tc>
@@ -7690,7 +6197,7 @@
                 <w:i w:val="0"/>
                 <w:sz w:val="24"/>
               </w:rPr>
-              <w:t>Для партий, у которых до даты «годен до» осталось не более 2 дней, система формирует список рекомендаций по уценке (10–50 %) с учётом прогноза продаж</w:t>
+              <w:t>Отчёт за 30 дней: количество и выручка по товарам; количество и потери по списаниям (по цене закупки); итоги</w:t>
             </w:r>
           </w:p>
         </w:tc>
@@ -7741,7 +6248,7 @@
                 <w:i w:val="0"/>
                 <w:sz w:val="24"/>
               </w:rPr>
-              <w:t>С-13</w:t>
+              <w:t>С-10</w:t>
             </w:r>
           </w:p>
         </w:tc>
@@ -7764,7 +6271,7 @@
                 <w:i w:val="0"/>
                 <w:sz w:val="24"/>
               </w:rPr>
-              <w:t>Списание выполняется по партии с выбором причины из справочника; формируется акт списания</w:t>
+              <w:t>Запуск файлом run.bat: создание окружения, установка пакетов из папки дистрибутива без интернета, создание базы с демонстрационными данными при первом запуске, открытие браузера</w:t>
             </w:r>
           </w:p>
         </w:tc>
@@ -7788,302 +6295,6 @@
                 <w:sz w:val="24"/>
               </w:rPr>
               <w:t>П-10</w:t>
-            </w:r>
-          </w:p>
-        </w:tc>
-      </w:tr>
-      <w:tr>
-        <w:trPr>
-          <w:cantSplit/>
-        </w:trPr>
-        <w:tc>
-          <w:tcPr>
-            <w:tcW w:type="dxa" w:w="907"/>
-          </w:tcPr>
-          <w:p>
-            <w:pPr>
-              <w:widowControl w:val="0"/>
-              <w:spacing w:line="240" w:lineRule="auto" w:after="0"/>
-              <w:ind w:firstLine="0"/>
-              <w:jc w:val="left"/>
-            </w:pPr>
-            <w:r/>
-            <w:r>
-              <w:rPr>
-                <w:rFonts w:ascii="Times New Roman" w:hAnsi="Times New Roman" w:cs="Times New Roman" w:eastAsia="Times New Roman"/>
-                <w:b w:val="0"/>
-                <w:i w:val="0"/>
-                <w:sz w:val="24"/>
-              </w:rPr>
-              <w:t>С-14</w:t>
-            </w:r>
-          </w:p>
-        </w:tc>
-        <w:tc>
-          <w:tcPr>
-            <w:tcW w:type="dxa" w:w="7030"/>
-          </w:tcPr>
-          <w:p>
-            <w:pPr>
-              <w:widowControl w:val="0"/>
-              <w:spacing w:line="240" w:lineRule="auto" w:after="0"/>
-              <w:ind w:firstLine="0"/>
-              <w:jc w:val="left"/>
-            </w:pPr>
-            <w:r/>
-            <w:r>
-              <w:rPr>
-                <w:rFonts w:ascii="Times New Roman" w:hAnsi="Times New Roman" w:cs="Times New Roman" w:eastAsia="Times New Roman"/>
-                <w:b w:val="0"/>
-                <w:i w:val="0"/>
-                <w:sz w:val="24"/>
-              </w:rPr>
-              <w:t>Остатки и цены выгружаются в интернет-магазин не реже одного раза в 15 минут; оформленный онлайн-заказ резервирует товар</w:t>
-            </w:r>
-          </w:p>
-        </w:tc>
-        <w:tc>
-          <w:tcPr>
-            <w:tcW w:type="dxa" w:w="1417"/>
-          </w:tcPr>
-          <w:p>
-            <w:pPr>
-              <w:widowControl w:val="0"/>
-              <w:spacing w:line="240" w:lineRule="auto" w:after="0"/>
-              <w:ind w:firstLine="0"/>
-              <w:jc w:val="left"/>
-            </w:pPr>
-            <w:r/>
-            <w:r>
-              <w:rPr>
-                <w:rFonts w:ascii="Times New Roman" w:hAnsi="Times New Roman" w:cs="Times New Roman" w:eastAsia="Times New Roman"/>
-                <w:b w:val="0"/>
-                <w:i w:val="0"/>
-                <w:sz w:val="24"/>
-              </w:rPr>
-              <w:t>П-11</w:t>
-            </w:r>
-          </w:p>
-        </w:tc>
-      </w:tr>
-      <w:tr>
-        <w:trPr>
-          <w:cantSplit/>
-        </w:trPr>
-        <w:tc>
-          <w:tcPr>
-            <w:tcW w:type="dxa" w:w="907"/>
-          </w:tcPr>
-          <w:p>
-            <w:pPr>
-              <w:widowControl w:val="0"/>
-              <w:spacing w:line="240" w:lineRule="auto" w:after="0"/>
-              <w:ind w:firstLine="0"/>
-              <w:jc w:val="left"/>
-            </w:pPr>
-            <w:r/>
-            <w:r>
-              <w:rPr>
-                <w:rFonts w:ascii="Times New Roman" w:hAnsi="Times New Roman" w:cs="Times New Roman" w:eastAsia="Times New Roman"/>
-                <w:b w:val="0"/>
-                <w:i w:val="0"/>
-                <w:sz w:val="24"/>
-              </w:rPr>
-              <w:t>С-15</w:t>
-            </w:r>
-          </w:p>
-        </w:tc>
-        <w:tc>
-          <w:tcPr>
-            <w:tcW w:type="dxa" w:w="7030"/>
-          </w:tcPr>
-          <w:p>
-            <w:pPr>
-              <w:widowControl w:val="0"/>
-              <w:spacing w:line="240" w:lineRule="auto" w:after="0"/>
-              <w:ind w:firstLine="0"/>
-              <w:jc w:val="left"/>
-            </w:pPr>
-            <w:r/>
-            <w:r>
-              <w:rPr>
-                <w:rFonts w:ascii="Times New Roman" w:hAnsi="Times New Roman" w:cs="Times New Roman" w:eastAsia="Times New Roman"/>
-                <w:b w:val="0"/>
-                <w:i w:val="0"/>
-                <w:sz w:val="24"/>
-              </w:rPr>
-              <w:t>Сценарий праздника задаёт дату события, коэффициенты спроса по товарным группам и дату последней поставки; система рассчитывает графики заказов по поставщикам</w:t>
-            </w:r>
-          </w:p>
-        </w:tc>
-        <w:tc>
-          <w:tcPr>
-            <w:tcW w:type="dxa" w:w="1417"/>
-          </w:tcPr>
-          <w:p>
-            <w:pPr>
-              <w:widowControl w:val="0"/>
-              <w:spacing w:line="240" w:lineRule="auto" w:after="0"/>
-              <w:ind w:firstLine="0"/>
-              <w:jc w:val="left"/>
-            </w:pPr>
-            <w:r/>
-            <w:r>
-              <w:rPr>
-                <w:rFonts w:ascii="Times New Roman" w:hAnsi="Times New Roman" w:cs="Times New Roman" w:eastAsia="Times New Roman"/>
-                <w:b w:val="0"/>
-                <w:i w:val="0"/>
-                <w:sz w:val="24"/>
-              </w:rPr>
-              <w:t>П-12</w:t>
-            </w:r>
-          </w:p>
-        </w:tc>
-      </w:tr>
-      <w:tr>
-        <w:trPr>
-          <w:cantSplit/>
-        </w:trPr>
-        <w:tc>
-          <w:tcPr>
-            <w:tcW w:type="dxa" w:w="907"/>
-          </w:tcPr>
-          <w:p>
-            <w:pPr>
-              <w:widowControl w:val="0"/>
-              <w:spacing w:line="240" w:lineRule="auto" w:after="0"/>
-              <w:ind w:firstLine="0"/>
-              <w:jc w:val="left"/>
-            </w:pPr>
-            <w:r/>
-            <w:r>
-              <w:rPr>
-                <w:rFonts w:ascii="Times New Roman" w:hAnsi="Times New Roman" w:cs="Times New Roman" w:eastAsia="Times New Roman"/>
-                <w:b w:val="0"/>
-                <w:i w:val="0"/>
-                <w:sz w:val="24"/>
-              </w:rPr>
-              <w:t>С-16</w:t>
-            </w:r>
-          </w:p>
-        </w:tc>
-        <w:tc>
-          <w:tcPr>
-            <w:tcW w:type="dxa" w:w="7030"/>
-          </w:tcPr>
-          <w:p>
-            <w:pPr>
-              <w:widowControl w:val="0"/>
-              <w:spacing w:line="240" w:lineRule="auto" w:after="0"/>
-              <w:ind w:firstLine="0"/>
-              <w:jc w:val="left"/>
-            </w:pPr>
-            <w:r/>
-            <w:r>
-              <w:rPr>
-                <w:rFonts w:ascii="Times New Roman" w:hAnsi="Times New Roman" w:cs="Times New Roman" w:eastAsia="Times New Roman"/>
-                <w:b w:val="0"/>
-                <w:i w:val="0"/>
-                <w:sz w:val="24"/>
-              </w:rPr>
-              <w:t>Отчёты формируются за произвольный период с группировкой по товарам, группам и местам; выгрузка в XLSX</w:t>
-            </w:r>
-          </w:p>
-        </w:tc>
-        <w:tc>
-          <w:tcPr>
-            <w:tcW w:type="dxa" w:w="1417"/>
-          </w:tcPr>
-          <w:p>
-            <w:pPr>
-              <w:widowControl w:val="0"/>
-              <w:spacing w:line="240" w:lineRule="auto" w:after="0"/>
-              <w:ind w:firstLine="0"/>
-              <w:jc w:val="left"/>
-            </w:pPr>
-            <w:r/>
-            <w:r>
-              <w:rPr>
-                <w:rFonts w:ascii="Times New Roman" w:hAnsi="Times New Roman" w:cs="Times New Roman" w:eastAsia="Times New Roman"/>
-                <w:b w:val="0"/>
-                <w:i w:val="0"/>
-                <w:sz w:val="24"/>
-              </w:rPr>
-              <w:t>П-13</w:t>
-            </w:r>
-          </w:p>
-        </w:tc>
-      </w:tr>
-      <w:tr>
-        <w:trPr>
-          <w:cantSplit/>
-        </w:trPr>
-        <w:tc>
-          <w:tcPr>
-            <w:tcW w:type="dxa" w:w="907"/>
-          </w:tcPr>
-          <w:p>
-            <w:pPr>
-              <w:widowControl w:val="0"/>
-              <w:spacing w:line="240" w:lineRule="auto" w:after="0"/>
-              <w:ind w:firstLine="0"/>
-              <w:jc w:val="left"/>
-            </w:pPr>
-            <w:r/>
-            <w:r>
-              <w:rPr>
-                <w:rFonts w:ascii="Times New Roman" w:hAnsi="Times New Roman" w:cs="Times New Roman" w:eastAsia="Times New Roman"/>
-                <w:b w:val="0"/>
-                <w:i w:val="0"/>
-                <w:sz w:val="24"/>
-              </w:rPr>
-              <w:t>С-17</w:t>
-            </w:r>
-          </w:p>
-        </w:tc>
-        <w:tc>
-          <w:tcPr>
-            <w:tcW w:type="dxa" w:w="7030"/>
-          </w:tcPr>
-          <w:p>
-            <w:pPr>
-              <w:widowControl w:val="0"/>
-              <w:spacing w:line="240" w:lineRule="auto" w:after="0"/>
-              <w:ind w:firstLine="0"/>
-              <w:jc w:val="left"/>
-            </w:pPr>
-            <w:r/>
-            <w:r>
-              <w:rPr>
-                <w:rFonts w:ascii="Times New Roman" w:hAnsi="Times New Roman" w:cs="Times New Roman" w:eastAsia="Times New Roman"/>
-                <w:b w:val="0"/>
-                <w:i w:val="0"/>
-                <w:sz w:val="24"/>
-              </w:rPr>
-              <w:t>Точность прогноза оценивается еженедельно по метрикам WAPE и bias; новая версия модели публикуется, только если её WAPE на отложенном периоде не хуже действующей</w:t>
-            </w:r>
-          </w:p>
-        </w:tc>
-        <w:tc>
-          <w:tcPr>
-            <w:tcW w:type="dxa" w:w="1417"/>
-          </w:tcPr>
-          <w:p>
-            <w:pPr>
-              <w:widowControl w:val="0"/>
-              <w:spacing w:line="240" w:lineRule="auto" w:after="0"/>
-              <w:ind w:firstLine="0"/>
-              <w:jc w:val="left"/>
-            </w:pPr>
-            <w:r/>
-            <w:r>
-              <w:rPr>
-                <w:rFonts w:ascii="Times New Roman" w:hAnsi="Times New Roman" w:cs="Times New Roman" w:eastAsia="Times New Roman"/>
-                <w:b w:val="0"/>
-                <w:i w:val="0"/>
-                <w:sz w:val="24"/>
-              </w:rPr>
-              <w:t>П-14</w:t>
             </w:r>
           </w:p>
         </w:tc>
@@ -8254,7 +6465,7 @@
                 <w:i w:val="0"/>
                 <w:sz w:val="24"/>
               </w:rPr>
-              <w:t>Трёхуровневая клиент-серверная архитектура: веб-клиент (ПК и ТСД), серверные сервисы (REST API), СУБД; модуль прогнозирования — отдельный сервис, запускаемый планировщиком задач</w:t>
+              <w:t>Веб-приложение на одном компьютере: серверная часть Python (Flask), интерфейс в браузере, СУБД SQLite (один файл)</w:t>
             </w:r>
           </w:p>
         </w:tc>
@@ -8305,7 +6516,7 @@
                 <w:i w:val="0"/>
                 <w:sz w:val="24"/>
               </w:rPr>
-              <w:t>Сервер системы размещается в офисе Компании (или у хостинг-провайдера в РФ); салоны подключаются через интернет по защищённому каналу. Дополнительно поставляется версия для одного компьютера под Windows без установки (встроенная СУБД SQLite)</w:t>
+              <w:t>Сервер принимает подключения только с этого компьютера (127.0.0.1)</w:t>
             </w:r>
           </w:p>
         </w:tc>
@@ -8386,58 +6597,7 @@
                 <w:i w:val="0"/>
                 <w:sz w:val="24"/>
               </w:rPr>
-              <w:t>Сервер: 16 ядер, 64 ГБ ОЗУ, 1 ТБ SSD; ТСД — на базе Android 11 и выше со сканером штрихкодов</w:t>
-            </w:r>
-          </w:p>
-        </w:tc>
-      </w:tr>
-      <w:tr>
-        <w:trPr>
-          <w:cantSplit/>
-        </w:trPr>
-        <w:tc>
-          <w:tcPr>
-            <w:tcW w:type="dxa" w:w="1020"/>
-          </w:tcPr>
-          <w:p>
-            <w:pPr>
-              <w:widowControl w:val="0"/>
-              <w:spacing w:line="240" w:lineRule="auto" w:after="0"/>
-              <w:ind w:firstLine="0"/>
-              <w:jc w:val="left"/>
-            </w:pPr>
-            <w:r/>
-            <w:r>
-              <w:rPr>
-                <w:rFonts w:ascii="Times New Roman" w:hAnsi="Times New Roman" w:cs="Times New Roman" w:eastAsia="Times New Roman"/>
-                <w:b w:val="0"/>
-                <w:i w:val="0"/>
-                <w:sz w:val="24"/>
-              </w:rPr>
-              <w:t>О-2</w:t>
-            </w:r>
-          </w:p>
-        </w:tc>
-        <w:tc>
-          <w:tcPr>
-            <w:tcW w:type="dxa" w:w="8334"/>
-          </w:tcPr>
-          <w:p>
-            <w:pPr>
-              <w:widowControl w:val="0"/>
-              <w:spacing w:line="240" w:lineRule="auto" w:after="0"/>
-              <w:ind w:firstLine="0"/>
-              <w:jc w:val="left"/>
-            </w:pPr>
-            <w:r/>
-            <w:r>
-              <w:rPr>
-                <w:rFonts w:ascii="Times New Roman" w:hAnsi="Times New Roman" w:cs="Times New Roman" w:eastAsia="Times New Roman"/>
-                <w:b w:val="0"/>
-                <w:i w:val="0"/>
-                <w:sz w:val="24"/>
-              </w:rPr>
-              <w:t>Рабочие места: ПК с современным браузером, разрешение экрана не менее 1366×768; канал связи салонов не менее 10 Мбит/с</w:t>
+              <w:t>Компьютер под Windows 10/11 x64, 2 ГБ свободной оперативной памяти, 200 МБ на диске; браузер последней версии</w:t>
             </w:r>
           </w:p>
         </w:tc>
@@ -8518,7 +6678,7 @@
                 <w:i w:val="0"/>
                 <w:sz w:val="24"/>
               </w:rPr>
-              <w:t>Время отклика интерфейса — не более 2 с; формирование плана закупок по всей номенклатуре — не более 5 минут; ночной расчёт прогноза — не более 1 часа</w:t>
+              <w:t>Запись продажи и расчёт заказа — не более 1 с; открытие страницы — не более 1 с при истории за 3 года</w:t>
             </w:r>
           </w:p>
         </w:tc>
@@ -8569,7 +6729,88 @@
                 <w:i w:val="0"/>
                 <w:sz w:val="24"/>
               </w:rPr>
-              <w:t>Одновременная работа до 30 пользователей; обработка до 10 000 чеков в сутки (пиковый день)</w:t>
+              <w:t>Установка на новый компьютер без интернета — не более 10 минут</w:t>
+            </w:r>
+          </w:p>
+        </w:tc>
+      </w:tr>
+      <w:tr>
+        <w:trPr>
+          <w:cantSplit/>
+        </w:trPr>
+        <w:tc>
+          <w:tcPr>
+            <w:tcW w:type="dxa" w:w="9354"/>
+            <w:gridSpan w:val="2"/>
+          </w:tcPr>
+          <w:p>
+            <w:pPr>
+              <w:keepNext/>
+              <w:widowControl w:val="0"/>
+              <w:spacing w:line="240" w:lineRule="auto" w:after="0"/>
+              <w:ind w:firstLine="0"/>
+              <w:jc w:val="center"/>
+            </w:pPr>
+            <w:r/>
+            <w:r>
+              <w:rPr>
+                <w:rFonts w:ascii="Times New Roman" w:hAnsi="Times New Roman" w:cs="Times New Roman" w:eastAsia="Times New Roman"/>
+                <w:b w:val="0"/>
+                <w:i w:val="0"/>
+                <w:sz w:val="24"/>
+              </w:rPr>
+              <w:t>Требования к программному интерфейсу</w:t>
+            </w:r>
+          </w:p>
+        </w:tc>
+      </w:tr>
+      <w:tr>
+        <w:trPr>
+          <w:cantSplit/>
+        </w:trPr>
+        <w:tc>
+          <w:tcPr>
+            <w:tcW w:type="dxa" w:w="1020"/>
+          </w:tcPr>
+          <w:p>
+            <w:pPr>
+              <w:widowControl w:val="0"/>
+              <w:spacing w:line="240" w:lineRule="auto" w:after="0"/>
+              <w:ind w:firstLine="0"/>
+              <w:jc w:val="left"/>
+            </w:pPr>
+            <w:r/>
+            <w:r>
+              <w:rPr>
+                <w:rFonts w:ascii="Times New Roman" w:hAnsi="Times New Roman" w:cs="Times New Roman" w:eastAsia="Times New Roman"/>
+                <w:b w:val="0"/>
+                <w:i w:val="0"/>
+                <w:sz w:val="24"/>
+              </w:rPr>
+              <w:t>И-1</w:t>
+            </w:r>
+          </w:p>
+        </w:tc>
+        <w:tc>
+          <w:tcPr>
+            <w:tcW w:type="dxa" w:w="8334"/>
+          </w:tcPr>
+          <w:p>
+            <w:pPr>
+              <w:widowControl w:val="0"/>
+              <w:spacing w:line="240" w:lineRule="auto" w:after="0"/>
+              <w:ind w:firstLine="0"/>
+              <w:jc w:val="left"/>
+            </w:pPr>
+            <w:r/>
+            <w:r>
+              <w:rPr>
+                <w:rFonts w:ascii="Times New Roman" w:hAnsi="Times New Roman" w:cs="Times New Roman" w:eastAsia="Times New Roman"/>
+                <w:b w:val="0"/>
+                <w:i w:val="0"/>
+                <w:sz w:val="24"/>
+              </w:rPr>
+              <w:t>Программный интерфейс для внешних систем не предусматривается; данные доступны в файле SQLite</w:t>
             </w:r>
           </w:p>
         </w:tc>
@@ -8599,7 +6840,7 @@
         <w:tblLayout w:type="fixed"/>
         <w:tblLook w:firstColumn="1" w:firstRow="1" w:lastColumn="0" w:lastRow="0" w:noHBand="0" w:noVBand="1" w:val="04A0"/>
         <w:tblLayout w:type="fixed"/>
-        <w:tblCaption w:val="4.7|9"/>
+        <w:tblCaption w:val="4.7|10"/>
       </w:tblPr>
       <w:tblGrid>
         <w:gridCol w:w="1020"/>
@@ -8684,87 +6925,6 @@
                 <w:i w:val="0"/>
                 <w:sz w:val="24"/>
               </w:rPr>
-              <w:t>Требования к программному интерфейсу</w:t>
-            </w:r>
-          </w:p>
-        </w:tc>
-      </w:tr>
-      <w:tr>
-        <w:trPr>
-          <w:cantSplit/>
-        </w:trPr>
-        <w:tc>
-          <w:tcPr>
-            <w:tcW w:type="dxa" w:w="1020"/>
-          </w:tcPr>
-          <w:p>
-            <w:pPr>
-              <w:widowControl w:val="0"/>
-              <w:spacing w:line="240" w:lineRule="auto" w:after="0"/>
-              <w:ind w:firstLine="0"/>
-              <w:jc w:val="left"/>
-            </w:pPr>
-            <w:r/>
-            <w:r>
-              <w:rPr>
-                <w:rFonts w:ascii="Times New Roman" w:hAnsi="Times New Roman" w:cs="Times New Roman" w:eastAsia="Times New Roman"/>
-                <w:b w:val="0"/>
-                <w:i w:val="0"/>
-                <w:sz w:val="24"/>
-              </w:rPr>
-              <w:t>И-1</w:t>
-            </w:r>
-          </w:p>
-        </w:tc>
-        <w:tc>
-          <w:tcPr>
-            <w:tcW w:type="dxa" w:w="8334"/>
-          </w:tcPr>
-          <w:p>
-            <w:pPr>
-              <w:widowControl w:val="0"/>
-              <w:spacing w:line="240" w:lineRule="auto" w:after="0"/>
-              <w:ind w:firstLine="0"/>
-              <w:jc w:val="left"/>
-            </w:pPr>
-            <w:r/>
-            <w:r>
-              <w:rPr>
-                <w:rFonts w:ascii="Times New Roman" w:hAnsi="Times New Roman" w:cs="Times New Roman" w:eastAsia="Times New Roman"/>
-                <w:b w:val="0"/>
-                <w:i w:val="0"/>
-                <w:sz w:val="24"/>
-              </w:rPr>
-              <w:t>REST API в формате JSON с описанием в спецификации OpenAPI 3; методы для интернет-магазина: GET /api/shop/stock, GET /api/shop/prices, POST /api/shop/orders, GET /api/shop/orders/{номер}; для «1С:Розница»: POST /api/onec/receipts, GET /api/onec/prices; доступ внешних систем — по ключу в заголовке X-API-Key</w:t>
-            </w:r>
-          </w:p>
-        </w:tc>
-      </w:tr>
-      <w:tr>
-        <w:trPr>
-          <w:cantSplit/>
-        </w:trPr>
-        <w:tc>
-          <w:tcPr>
-            <w:tcW w:type="dxa" w:w="9354"/>
-            <w:gridSpan w:val="2"/>
-          </w:tcPr>
-          <w:p>
-            <w:pPr>
-              <w:keepNext/>
-              <w:widowControl w:val="0"/>
-              <w:spacing w:line="240" w:lineRule="auto" w:after="0"/>
-              <w:ind w:firstLine="0"/>
-              <w:jc w:val="center"/>
-            </w:pPr>
-            <w:r/>
-            <w:r>
-              <w:rPr>
-                <w:rFonts w:ascii="Times New Roman" w:hAnsi="Times New Roman" w:cs="Times New Roman" w:eastAsia="Times New Roman"/>
-                <w:b w:val="0"/>
-                <w:i w:val="0"/>
-                <w:sz w:val="24"/>
-              </w:rPr>
               <w:t>Требования к структуре системы</w:t>
             </w:r>
           </w:p>
@@ -8816,7 +6976,7 @@
                 <w:i w:val="0"/>
                 <w:sz w:val="24"/>
               </w:rPr>
-              <w:t>Масштабируемость: добавление новых торговых точек и товаров без изменения программного кода; расчёт прогноза распараллеливается по товарным группам</w:t>
+              <w:t>Модульность: правила FEFO, прогноза и заказа (logic.py) отделены от обработчиков страниц (app.py) и работы с БД (db.py)</w:t>
             </w:r>
           </w:p>
         </w:tc>
@@ -8867,190 +7027,7 @@
                 <w:i w:val="0"/>
                 <w:sz w:val="24"/>
               </w:rPr>
-              <w:t>Распределённость: данные хранятся в центральной БД; салоны работают через веб-интерфейс, при потере связи продажи фиксируются кассами и догружаются</w:t>
-            </w:r>
-          </w:p>
-        </w:tc>
-      </w:tr>
-      <w:tr>
-        <w:trPr>
-          <w:cantSplit/>
-        </w:trPr>
-        <w:tc>
-          <w:tcPr>
-            <w:tcW w:type="dxa" w:w="1020"/>
-          </w:tcPr>
-          <w:p>
-            <w:pPr>
-              <w:widowControl w:val="0"/>
-              <w:spacing w:line="240" w:lineRule="auto" w:after="0"/>
-              <w:ind w:firstLine="0"/>
-              <w:jc w:val="left"/>
-            </w:pPr>
-            <w:r/>
-            <w:r>
-              <w:rPr>
-                <w:rFonts w:ascii="Times New Roman" w:hAnsi="Times New Roman" w:cs="Times New Roman" w:eastAsia="Times New Roman"/>
-                <w:b w:val="0"/>
-                <w:i w:val="0"/>
-                <w:sz w:val="24"/>
-              </w:rPr>
-              <w:t>Р-3</w:t>
-            </w:r>
-          </w:p>
-        </w:tc>
-        <w:tc>
-          <w:tcPr>
-            <w:tcW w:type="dxa" w:w="8334"/>
-          </w:tcPr>
-          <w:p>
-            <w:pPr>
-              <w:widowControl w:val="0"/>
-              <w:spacing w:line="240" w:lineRule="auto" w:after="0"/>
-              <w:ind w:firstLine="0"/>
-              <w:jc w:val="left"/>
-            </w:pPr>
-            <w:r/>
-            <w:r>
-              <w:rPr>
-                <w:rFonts w:ascii="Times New Roman" w:hAnsi="Times New Roman" w:cs="Times New Roman" w:eastAsia="Times New Roman"/>
-                <w:b w:val="0"/>
-                <w:i w:val="0"/>
-                <w:sz w:val="24"/>
-              </w:rPr>
-              <w:t>Модульность: подсистемы реализуются как отдельные модули с определёнными интерфейсами; алгоритм прогноза заменяется без изменения остальных модулей</w:t>
-            </w:r>
-          </w:p>
-        </w:tc>
-      </w:tr>
-      <w:tr>
-        <w:trPr>
-          <w:cantSplit/>
-        </w:trPr>
-        <w:tc>
-          <w:tcPr>
-            <w:tcW w:type="dxa" w:w="1020"/>
-          </w:tcPr>
-          <w:p>
-            <w:pPr>
-              <w:widowControl w:val="0"/>
-              <w:spacing w:line="240" w:lineRule="auto" w:after="0"/>
-              <w:ind w:firstLine="0"/>
-              <w:jc w:val="left"/>
-            </w:pPr>
-            <w:r/>
-            <w:r>
-              <w:rPr>
-                <w:rFonts w:ascii="Times New Roman" w:hAnsi="Times New Roman" w:cs="Times New Roman" w:eastAsia="Times New Roman"/>
-                <w:b w:val="0"/>
-                <w:i w:val="0"/>
-                <w:sz w:val="24"/>
-              </w:rPr>
-              <w:t>Р-4</w:t>
-            </w:r>
-          </w:p>
-        </w:tc>
-        <w:tc>
-          <w:tcPr>
-            <w:tcW w:type="dxa" w:w="8334"/>
-          </w:tcPr>
-          <w:p>
-            <w:pPr>
-              <w:widowControl w:val="0"/>
-              <w:spacing w:line="240" w:lineRule="auto" w:after="0"/>
-              <w:ind w:firstLine="0"/>
-              <w:jc w:val="left"/>
-            </w:pPr>
-            <w:r/>
-            <w:r>
-              <w:rPr>
-                <w:rFonts w:ascii="Times New Roman" w:hAnsi="Times New Roman" w:cs="Times New Roman" w:eastAsia="Times New Roman"/>
-                <w:b w:val="0"/>
-                <w:i w:val="0"/>
-                <w:sz w:val="24"/>
-              </w:rPr>
-              <w:t>Открытость: подключение новых каналов продаж (маркетплейсов) и поставщиков через адаптеры</w:t>
-            </w:r>
-          </w:p>
-        </w:tc>
-      </w:tr>
-      <w:tr>
-        <w:trPr>
-          <w:cantSplit/>
-        </w:trPr>
-        <w:tc>
-          <w:tcPr>
-            <w:tcW w:type="dxa" w:w="9354"/>
-            <w:gridSpan w:val="2"/>
-          </w:tcPr>
-          <w:p>
-            <w:pPr>
-              <w:keepNext/>
-              <w:widowControl w:val="0"/>
-              <w:spacing w:line="240" w:lineRule="auto" w:after="0"/>
-              <w:ind w:firstLine="0"/>
-              <w:jc w:val="center"/>
-            </w:pPr>
-            <w:r/>
-            <w:r>
-              <w:rPr>
-                <w:rFonts w:ascii="Times New Roman" w:hAnsi="Times New Roman" w:cs="Times New Roman" w:eastAsia="Times New Roman"/>
-                <w:b w:val="0"/>
-                <w:i w:val="0"/>
-                <w:sz w:val="24"/>
-              </w:rPr>
-              <w:t>Требования по взаимодействию и интеграции с другими системами</w:t>
-            </w:r>
-          </w:p>
-        </w:tc>
-      </w:tr>
-      <w:tr>
-        <w:trPr>
-          <w:cantSplit/>
-        </w:trPr>
-        <w:tc>
-          <w:tcPr>
-            <w:tcW w:type="dxa" w:w="1020"/>
-          </w:tcPr>
-          <w:p>
-            <w:pPr>
-              <w:widowControl w:val="0"/>
-              <w:spacing w:line="240" w:lineRule="auto" w:after="0"/>
-              <w:ind w:firstLine="0"/>
-              <w:jc w:val="left"/>
-            </w:pPr>
-            <w:r/>
-            <w:r>
-              <w:rPr>
-                <w:rFonts w:ascii="Times New Roman" w:hAnsi="Times New Roman" w:cs="Times New Roman" w:eastAsia="Times New Roman"/>
-                <w:b w:val="0"/>
-                <w:i w:val="0"/>
-                <w:sz w:val="24"/>
-              </w:rPr>
-              <w:t>В-1</w:t>
-            </w:r>
-          </w:p>
-        </w:tc>
-        <w:tc>
-          <w:tcPr>
-            <w:tcW w:type="dxa" w:w="8334"/>
-          </w:tcPr>
-          <w:p>
-            <w:pPr>
-              <w:widowControl w:val="0"/>
-              <w:spacing w:line="240" w:lineRule="auto" w:after="0"/>
-              <w:ind w:firstLine="0"/>
-              <w:jc w:val="left"/>
-            </w:pPr>
-            <w:r/>
-            <w:r>
-              <w:rPr>
-                <w:rFonts w:ascii="Times New Roman" w:hAnsi="Times New Roman" w:cs="Times New Roman" w:eastAsia="Times New Roman"/>
-                <w:b w:val="0"/>
-                <w:i w:val="0"/>
-                <w:sz w:val="24"/>
-              </w:rPr>
-              <w:t>Обмен с «1С:Розница» — через HTTP-сервис (JSON) или папку обмена файлами (JSON, CSV); с интернет-магазином и маркетплейсами — через REST API; с поставщиками — по e-mail (SMTP) или через API поставщика; с погодным сервисом Open-Meteo — через открытый API</w:t>
+              <w:t>Открытость: при росте Салона данные переносятся в полную редакцию</w:t>
             </w:r>
           </w:p>
         </w:tc>
@@ -9131,7 +7108,7 @@
                 <w:i w:val="0"/>
                 <w:sz w:val="24"/>
               </w:rPr>
-              <w:t>Ежедневное резервное копирование БД; восстановление — не более 4 часов; доступность в рабочее время — не ниже 99 %</w:t>
+              <w:t>Резервная копия — копия файла floraplan.db; данные не теряются при закрытии окна программы</w:t>
             </w:r>
           </w:p>
         </w:tc>
@@ -9182,7 +7159,7 @@
                 <w:i w:val="0"/>
                 <w:sz w:val="24"/>
               </w:rPr>
-              <w:t>Разграничение доступа по ролям; защита персональных данных покупателей интернет-магазина в соответствии с 152-ФЗ; HTTPS</w:t>
+              <w:t>Хранение паролей в виде хэша; ключ сессии создаётся случайным при первом запуске; данные не покидают компьютер Салона</w:t>
             </w:r>
           </w:p>
         </w:tc>
@@ -9233,7 +7210,7 @@
                 <w:i w:val="0"/>
                 <w:sz w:val="24"/>
               </w:rPr>
-              <w:t>Интерфейс на русском языке; приёмка поставки на ТСД — не более 3 действий на позицию; обучение пользователя — не более 2 часов</w:t>
+              <w:t>Интерфейс на русском языке; запись продажи — не более 3 действий; таблицы и формы выровнены по центру страницы; обучение — не более 1 часа</w:t>
             </w:r>
           </w:p>
         </w:tc>
@@ -9490,7 +7467,7 @@
                 <w:i w:val="0"/>
                 <w:sz w:val="24"/>
               </w:rPr>
-              <w:t>Обзор требований с менеджером по закупкам и заведующим складом</w:t>
+              <w:t>Обзор требований с владельцем Салона</w:t>
             </w:r>
           </w:p>
         </w:tc>
@@ -9513,7 +7490,7 @@
                 <w:i w:val="0"/>
                 <w:sz w:val="24"/>
               </w:rPr>
-              <w:t>Уточнено требование С-3: срок реализации партии может сокращаться по результатам контроля качества при приёмке</w:t>
+              <w:t>Уточнено С-7: сегодняшний день не учитывается в прогнозе, так как продажи за него ещё не закончены</w:t>
             </w:r>
           </w:p>
         </w:tc>
@@ -9587,7 +7564,7 @@
                 <w:i w:val="0"/>
                 <w:sz w:val="24"/>
               </w:rPr>
-              <w:t>Требование продавать партии по FEFO противоречило возможности продавца выбирать товар для букета; принято решение фиксировать FEFO как рекомендацию с возможностью выбора партии</w:t>
+              <w:t>Требование продавать по FEFO (С-4) противоречило продаже просроченного товара — просроченные партии исключены из продажи и остатка для заказа</w:t>
             </w:r>
           </w:p>
         </w:tc>
@@ -9661,7 +7638,7 @@
                 <w:i w:val="0"/>
                 <w:sz w:val="24"/>
               </w:rPr>
-              <w:t>Для сервиса «Фитосанитарные документы» не было требования — добавлена проверка наличия документов при приёмке импортной продукции</w:t>
+              <w:t>Для сервиса «Получение заказа кратно упаковке» точки зрения «Поставщик» добавлено округление в С-8</w:t>
             </w:r>
           </w:p>
         </w:tc>
@@ -9712,7 +7689,7 @@
                 <w:i w:val="0"/>
                 <w:sz w:val="24"/>
               </w:rPr>
-              <w:t>Прототипирование модели прогноза на исторических данных</w:t>
+              <w:t>Прототипирование</w:t>
             </w:r>
           </w:p>
         </w:tc>
@@ -9735,7 +7712,7 @@
                 <w:i w:val="0"/>
                 <w:sz w:val="24"/>
               </w:rPr>
-              <w:t>На данных за 3 года получен WAPE недельного прогноза 21 % по основным группам — требование ≤ 25 % выполнимо</w:t>
+              <w:t>Расчёт заказа по поставщику с 15 товарами на истории за 60 дней занял менее 0,05 с</w:t>
             </w:r>
           </w:p>
         </w:tc>
@@ -9809,7 +7786,7 @@
                 <w:i w:val="0"/>
                 <w:sz w:val="24"/>
               </w:rPr>
-              <w:t>Для формулы расчёта заказа (С-7) подготовлены эталонные примеры; формулировка «быстрое формирование плана» заменена числовым значением (5 минут)</w:t>
+              <w:t>Для С-4 и С-8 подготовлены эталонные примеры: продажа из двух партий, округление до упаковки, нулевой заказ при большом остатке</w:t>
             </w:r>
           </w:p>
         </w:tc>
@@ -9867,7 +7844,7 @@
           <w:i w:val="0"/>
           <w:sz w:val="28"/>
         </w:rPr>
-        <w:t>Полное наименование системы: информационная система планирования процессов закупки и продажи цветочной продукции. Краткое наименование: ИС «ФлораПлан».</w:t>
+        <w:t>Полное наименование системы: информационная система планирования процессов закупки и продажи цветочной продукции, базовая редакция. Краткое наименование: «ФлораПлан Базовая».</w:t>
       </w:r>
     </w:p>
     <w:p>
@@ -9878,7 +7855,7 @@
           <w:i w:val="0"/>
           <w:sz w:val="28"/>
         </w:rPr>
-        <w:t>Заказчик: оптово-розничная цветочная компания. Разработчик: группа разработки (3 человека).</w:t>
+        <w:t>Заказчик: цветочный салон. Разработчик: группа разработки (3 человека).</w:t>
       </w:r>
     </w:p>
     <w:p>
@@ -9900,7 +7877,7 @@
           <w:i w:val="0"/>
           <w:sz w:val="28"/>
         </w:rPr>
-        <w:t>Основания для разработки: решение руководства Компании об автоматизации планирования закупок; учебный план дисциплины «Программная инженерия».</w:t>
+        <w:t>Основания для разработки: решение владельца Салона об автоматизации учёта и закупок; учебный план дисциплины «Программная инженерия».</w:t>
       </w:r>
     </w:p>
     <w:p>
@@ -9911,7 +7888,7 @@
           <w:i w:val="0"/>
           <w:sz w:val="28"/>
         </w:rPr>
-        <w:t>Источники финансирования: собственные средства заказчика; объём — не более 1,5 млн руб.</w:t>
+        <w:t>Источники финансирования: собственные средства заказчика; объём — не более 0,7 млн руб.</w:t>
       </w:r>
     </w:p>
     <w:p>
@@ -9922,7 +7899,7 @@
           <w:i w:val="0"/>
           <w:sz w:val="28"/>
         </w:rPr>
-        <w:t>Порядок оформления и предъявления результатов: поэтапная демонстрация результатов, предъявление системы на приёмочные испытания после опытной эксплуатации.</w:t>
+        <w:t>Порядок оформления и предъявления результатов: поэтапная демонстрация, установка на компьютер Салона и приёмочные испытания.</w:t>
       </w:r>
     </w:p>
     <w:p>
@@ -9947,7 +7924,7 @@
           <w:i w:val="0"/>
           <w:sz w:val="28"/>
         </w:rPr>
-        <w:t>Назначение: планирование процессов закупки и продажи цветочной продукции на основе партионного учёта и статистического прогнозирования спроса.</w:t>
+        <w:t>Назначение: учёт поступлений, продаж, остатков и списаний по партиям со сроками годности, прогноз спроса и расчёт заказа поставщику в одном салоне.</w:t>
       </w:r>
     </w:p>
     <w:p>
@@ -9958,7 +7935,7 @@
           <w:i w:val="0"/>
           <w:sz w:val="28"/>
         </w:rPr>
-        <w:t>Цели: снижение доли списаний до 8–10 % закупочной стоимости; сокращение дефицита в пиковые периоды не менее чем в два раза; сокращение трудозатрат на формирование заказов до 2–3 часов в неделю.</w:t>
+        <w:t>Цели: снижение списаний до 8–10 % закупочной стоимости; продажа по FEFO; заказ поставщику за 30 минут в неделю; работа без сервера и интернета.</w:t>
       </w:r>
     </w:p>
     <w:p>
@@ -9983,7 +7960,7 @@
           <w:i w:val="0"/>
           <w:sz w:val="28"/>
         </w:rPr>
-        <w:t>Объект автоматизации — процессы закупки, хранения и продажи цветочной продукции оптово-розничной компании (склад с холодильной камерой, 4 салона, интернет-магазин; около 750 товарных позиций; около 1 200 чеков в день, до 9 000 в пиковые дни). Продукция скоропортящаяся, спрос имеет выраженную сезонность.</w:t>
+        <w:t>Объект автоматизации — закупка, хранение и продажа срезанных цветов в одном салоне (20–40 позиций, 60–120 продаж в день, 2–3 поставщика, один компьютер под Windows). Продукция скоропортящаяся.</w:t>
       </w:r>
     </w:p>
     <w:p>
@@ -10008,7 +7985,7 @@
           <w:i w:val="0"/>
           <w:sz w:val="28"/>
         </w:rPr>
-        <w:t>Требования к системе в целом: состав подсистем — в соответствии с таблицей 3.4 практической работы № 3; требования к архитектуре, параметрам, структуре и интеграции — в соответствии с таблицей 4.7.</w:t>
+        <w:t>Требования к системе в целом: состав подсистем — по таблице 3.4 практической работы № 3; требования к архитектуре, параметрам и надёжности — по таблице 4.7.</w:t>
       </w:r>
     </w:p>
     <w:p>
@@ -10019,7 +7996,7 @@
           <w:i w:val="0"/>
           <w:sz w:val="28"/>
         </w:rPr>
-        <w:t>Требования к функциям (задачам): в соответствии с таблицей 4.6.</w:t>
+        <w:t>Требования к функциям (задачам): по таблице 4.6.</w:t>
       </w:r>
     </w:p>
     <w:p>
@@ -10041,7 +8018,7 @@
           <w:i w:val="0"/>
           <w:sz w:val="28"/>
         </w:rPr>
-        <w:t>– математическое обеспечение — модели прогнозирования временных рядов (сезонная наивная модель, Хольт–Уинтерс, метод Кростона), оценка квантилей по распределению ошибок прогноза, модель «продавца газет» для расчёта заказа, метрики WAPE и bias;</w:t>
+        <w:t>– математическое обеспечение — правило FEFO, скользящее среднее за 14 дней, расчёт заказа с периодом покрытия, страховым запасом 20 % и округлением до упаковки;</w:t>
       </w:r>
     </w:p>
     <w:p>
@@ -10052,7 +8029,7 @@
           <w:i w:val="0"/>
           <w:sz w:val="28"/>
         </w:rPr>
-        <w:t>– информационное обеспечение — БД PostgreSQL в соответствии с информационной моделью (рисунок 4.3); хранение истории продаж не менее 5 лет;</w:t>
+        <w:t>– информационное обеспечение — СУБД SQLite, схема по рисунку 4.3, один файл базы данных;</w:t>
       </w:r>
     </w:p>
     <w:p>
@@ -10063,7 +8040,7 @@
           <w:i w:val="0"/>
           <w:sz w:val="28"/>
         </w:rPr>
-        <w:t>– лингвистическое обеспечение — интерфейс на русском языке; языки разработки Python, TypeScript, SQL;</w:t>
+        <w:t>– лингвистическое обеспечение — интерфейс на русском языке; языки разработки Python, SQL, HTML;</w:t>
       </w:r>
     </w:p>
     <w:p>
@@ -10074,7 +8051,7 @@
           <w:i w:val="0"/>
           <w:sz w:val="28"/>
         </w:rPr>
-        <w:t>– программное обеспечение — в соответствии с таблицей 3.11 практической работы № 3;</w:t>
+        <w:t>– программное обеспечение — по таблице 3.11 практической работы № 3;</w:t>
       </w:r>
     </w:p>
     <w:p>
@@ -10085,7 +8062,7 @@
           <w:i w:val="0"/>
           <w:sz w:val="28"/>
         </w:rPr>
-        <w:t>– техническое обеспечение — в соответствии с требованиями О-1, О-2;</w:t>
+        <w:t>– техническое обеспечение — по требованию О-1;</w:t>
       </w:r>
     </w:p>
     <w:p>
@@ -10096,7 +8073,7 @@
           <w:i w:val="0"/>
           <w:sz w:val="28"/>
         </w:rPr>
-        <w:t>– организационное обеспечение — регламенты приёмки, хранения, уценки и списания продукции, регламент планирования закупок с использованием системы.</w:t>
+        <w:t>– организационное обеспечение — порядок записи поставок и продаж, порядок резервного копирования файла базы данных.</w:t>
       </w:r>
     </w:p>
     <w:p>
@@ -10121,7 +8098,7 @@
           <w:i w:val="0"/>
           <w:sz w:val="28"/>
         </w:rPr>
-        <w:t>Работы выполняются по стадиям ГОСТ 34.601-90: формирование требований, техническое задание, технический проект, рабочая документация, ввод в действие. Детальный календарный план приведён в практической работе № 9-10.</w:t>
+        <w:t>Работы выполняются по стадиям ГОСТ 34.601-90: формирование требований, техническое задание, технический проект (совмещён с эскизным), рабочая документация, ввод в действие. Календарный план приведён в практической работе № 9-10.</w:t>
       </w:r>
     </w:p>
     <w:p>
@@ -10146,7 +8123,7 @@
           <w:i w:val="0"/>
           <w:sz w:val="28"/>
         </w:rPr>
-        <w:t>Виды испытаний: предварительные испытания, опытная эксплуатация (2 недели в период предновогоднего спроса), приёмочные испытания. Критерии приёмки: выполнение всех требований высокого приоритета, WAPE недельного прогноза по основным группам не более 25 % на отложенном периоде, отсутствие критических дефектов.</w:t>
+        <w:t>Виды испытаний: предварительные испытания, опытная эксплуатация (1 неделя), приёмочные испытания. Критерии приёмки: выполнение требований высокого приоритета, совпадение расчётов с эталонными примерами, установка на компьютер Салона без интернета.</w:t>
       </w:r>
     </w:p>
     <w:p>
@@ -10171,7 +8148,7 @@
           <w:i w:val="0"/>
           <w:sz w:val="28"/>
         </w:rPr>
-        <w:t>Заказчик обеспечивает: выгрузку истории продаж из «1С:Розница» за 3 года, доступ к обмену с «1С» и API интернет-магазина, маркировку мест хранения, закупку ТСД, обучение персонала, утверждение регламентов приёмки, уценки и списания.</w:t>
+        <w:t>Заказчик обеспечивает: компьютер под Windows 10/11 с Python 3.11 или новее, заполнение справочников товаров и поставщиков, инструктаж флористов (до 1 часа), порядок копирования файла базы данных.</w:t>
       </w:r>
     </w:p>
     <w:p>
@@ -10196,7 +8173,7 @@
           <w:i w:val="0"/>
           <w:sz w:val="28"/>
         </w:rPr>
-        <w:t>Разрабатываются: пояснительная записка к техническому проекту, описание информационного обеспечения, описание программного обеспечения, руководство пользователя (для менеджера, кладовщика, продавца), руководство администратора, отчёт о разработке модели прогнозирования, программа и методика испытаний. Документы оформляются в соответствии с ГОСТ 34.201-89 и РД 50-34.698-90.</w:t>
+        <w:t>Разрабатываются: руководство пользователя, руководство по эксплуатации (установка, резервное копирование, восстановление), описание правил расчёта. Документы оформляются в соответствии с ГОСТ 34.201-89 и РД 50-34.698-90.</w:t>
       </w:r>
     </w:p>
     <w:p>
@@ -10221,7 +8198,7 @@
           <w:i w:val="0"/>
           <w:sz w:val="28"/>
         </w:rPr>
-        <w:t>Отчёт об обследовании; описание системы и анализ осуществимости (практическая работа № 3); регламенты Компании; условия поставщиков; Федеральные законы № 54-ФЗ, 381-ФЗ; ГОСТ 34.601-90, ГОСТ 34.602-89.</w:t>
+        <w:t>Отчёт об обследовании Салона; описание системы и анализ осуществимости (практическая работа № 3); условия поставщиков; Федеральные законы № 381-ФЗ, 54-ФЗ; ГОСТ 34.601-90, ГОСТ 34.602-89.</w:t>
       </w:r>
     </w:p>
     <w:p>
@@ -10246,7 +8223,7 @@
           <w:i w:val="0"/>
           <w:sz w:val="28"/>
         </w:rPr>
-        <w:t>В ходе работы методом VORD идентифицированы двенадцать точек зрения на систему и соответствующие им сервисы, построены диаграмма идентификации и диаграмма иерархии точек зрения, выполнено документирование ключевых точек зрения.</w:t>
+        <w:t>В ходе работы методом VORD идентифицированы шесть точек зрения на базовую редакцию системы и соответствующие им сервисы, построены диаграммы идентификации и иерархии точек зрения, выполнено документирование ключевых точек зрения, в том числе точки зрения «Эксплуатация без ИТ-специалиста», которая отличает базовую редакцию от полной.</w:t>
       </w:r>
     </w:p>
     <w:p>
@@ -10257,7 +8234,7 @@
           <w:i w:val="0"/>
           <w:sz w:val="28"/>
         </w:rPr>
-        <w:t>Разработана информационная модель системы, на её основе сформулированы 14 пользовательских и 17 функциональных системных требований, а также требования к архитектуре, оборудованию, параметрам, программному интерфейсу, структуре (масштабируемость, распределённость, модульность, открытость) и интеграции. Проведена аттестация требований, по её результатам требования скорректированы. Составлено техническое задание на создание системы в соответствии с ГОСТ 34.602-89.</w:t>
+        <w:t>Разработана информационная модель, совпадающая со схемой базы данных SQLite; на её основе сформулированы 10 пользовательских и 10 функциональных системных требований, а также требования к архитектуре, оборудованию, параметрам, структуре, надёжности и безопасности. Проведена аттестация требований. Составлено техническое задание на создание системы в соответствии с ГОСТ 34.602-89.</w:t>
       </w:r>
     </w:p>
     <w:sectPr>
